--- a/SEM 6/WEBX/Documentation/WEBXEXP7.docx
+++ b/SEM 6/WEBX/Documentation/WEBXEXP7.docx
@@ -2,14 +2,1849 @@
 <file path=word/document.xml><?xml version="1.0" encoding="utf-8"?>
 <w:document xmlns:wpc="http://schemas.microsoft.com/office/word/2010/wordprocessingCanvas" xmlns:cx="http://schemas.microsoft.com/office/drawing/2014/chartex" xmlns:cx1="http://schemas.microsoft.com/office/drawing/2015/9/8/chartex" xmlns:cx2="http://schemas.microsoft.com/office/drawing/2015/10/21/chartex" xmlns:cx3="http://schemas.microsoft.com/office/drawing/2016/5/9/chartex" xmlns:cx4="http://schemas.microsoft.com/office/drawing/2016/5/10/chartex" xmlns:cx5="http://schemas.microsoft.com/office/drawing/2016/5/11/chartex" xmlns:cx6="http://schemas.microsoft.com/office/drawing/2016/5/12/chartex" xmlns:cx7="http://schemas.microsoft.com/office/drawing/2016/5/13/chartex" xmlns:cx8="http://schemas.microsoft.com/office/drawing/2016/5/14/chartex" xmlns:mc="http://schemas.openxmlformats.org/markup-compatibility/2006" xmlns:aink="http://schemas.microsoft.com/office/drawing/2016/ink" xmlns:am3d="http://schemas.microsoft.com/office/drawing/2017/model3d" xmlns:o="urn:schemas-microsoft-com:office:office" xmlns:r="http://schemas.openxmlformats.org/officeDocument/2006/relationships" xmlns:m="http://schemas.openxmlformats.org/officeDocument/2006/math" xmlns:v="urn:schemas-microsoft-com:vml" xmlns:wp14="http://schemas.microsoft.com/office/word/2010/wordprocessingDrawing" xmlns:wp="http://schemas.openxmlformats.org/drawingml/2006/wordprocessingDrawing" xmlns:w10="urn:schemas-microsoft-com:office:word" xmlns:w="http://schemas.openxmlformats.org/wordprocessingml/2006/main" xmlns:w14="http://schemas.microsoft.com/office/word/2010/wordml" xmlns:w15="http://schemas.microsoft.com/office/word/2012/wordml" xmlns:w16cex="http://schemas.microsoft.com/office/word/2018/wordml/cex" xmlns:w16cid="http://schemas.microsoft.com/office/word/2016/wordml/cid" xmlns:w16="http://schemas.microsoft.com/office/word/2018/wordml" xmlns:w16sdtdh="http://schemas.microsoft.com/office/word/2020/wordml/sdtdatahash" xmlns:w16se="http://schemas.microsoft.com/office/word/2015/wordml/symex" xmlns:wpg="http://schemas.microsoft.com/office/word/2010/wordprocessingGroup" xmlns:wpi="http://schemas.microsoft.com/office/word/2010/wordprocessingInk" xmlns:wne="http://schemas.microsoft.com/office/word/2006/wordml" xmlns:wps="http://schemas.microsoft.com/office/word/2010/wordprocessingShape" mc:Ignorable="w14 w15 w16se w16cid w16 w16cex w16sdtdh wp14">
   <w:body>
-    <w:p/>
+    <w:p>
+      <w:pPr>
+        <w:pStyle w:val="H"/>
+        <w:rPr>
+          <w:lang w:val="en-IN"/>
+        </w:rPr>
+      </w:pPr>
+      <w:r>
+        <w:t xml:space="preserve">Aim: </w:t>
+      </w:r>
+      <w:r>
+        <w:t xml:space="preserve">To </w:t>
+      </w:r>
+      <w:r>
+        <w:t xml:space="preserve">develop a </w:t>
+      </w:r>
+      <w:r>
+        <w:rPr>
+          <w:lang w:val="en-IN"/>
+        </w:rPr>
+        <w:t>Flask Currency Converter Application</w:t>
+      </w:r>
+    </w:p>
+    <w:p>
+      <w:pPr>
+        <w:pStyle w:val="S"/>
+      </w:pPr>
+    </w:p>
+    <w:p>
+      <w:pPr>
+        <w:pStyle w:val="H"/>
+        <w:rPr>
+          <w:lang w:val="en-IN"/>
+        </w:rPr>
+      </w:pPr>
+      <w:r>
+        <w:rPr>
+          <w:lang w:val="en-IN"/>
+        </w:rPr>
+        <w:t xml:space="preserve">Q1. </w:t>
+      </w:r>
+      <w:r>
+        <w:rPr>
+          <w:lang w:val="en-IN"/>
+        </w:rPr>
+        <w:t>What is Flask and what are its key features?</w:t>
+      </w:r>
+    </w:p>
+    <w:p>
+      <w:pPr>
+        <w:pStyle w:val="T"/>
+      </w:pPr>
+      <w:r>
+        <w:t xml:space="preserve">Flask is a lightweight Python web framework for building web applications. </w:t>
+      </w:r>
+    </w:p>
+    <w:p>
+      <w:pPr>
+        <w:pStyle w:val="T"/>
+      </w:pPr>
+      <w:r>
+        <w:t xml:space="preserve">Key features include: </w:t>
+      </w:r>
+    </w:p>
+    <w:p>
+      <w:pPr>
+        <w:pStyle w:val="L"/>
+      </w:pPr>
+      <w:r>
+        <w:t>B</w:t>
+      </w:r>
+      <w:r>
+        <w:t>uilt-in development server</w:t>
+      </w:r>
+    </w:p>
+    <w:p>
+      <w:pPr>
+        <w:pStyle w:val="L"/>
+      </w:pPr>
+      <w:r>
+        <w:t>URL routing</w:t>
+      </w:r>
+    </w:p>
+    <w:p>
+      <w:pPr>
+        <w:pStyle w:val="L"/>
+      </w:pPr>
+      <w:r>
+        <w:t>T</w:t>
+      </w:r>
+      <w:r>
+        <w:t>emplate engine (Jinja2)</w:t>
+      </w:r>
+    </w:p>
+    <w:p>
+      <w:pPr>
+        <w:pStyle w:val="L"/>
+      </w:pPr>
+      <w:r>
+        <w:t>R</w:t>
+      </w:r>
+      <w:r>
+        <w:t>equest handlin</w:t>
+      </w:r>
+      <w:r>
+        <w:t>g</w:t>
+      </w:r>
+    </w:p>
+    <w:p>
+      <w:pPr>
+        <w:pStyle w:val="L"/>
+      </w:pPr>
+      <w:r>
+        <w:t xml:space="preserve"> </w:t>
+      </w:r>
+      <w:r>
+        <w:t>M</w:t>
+      </w:r>
+      <w:r>
+        <w:t xml:space="preserve">odular design </w:t>
+      </w:r>
+    </w:p>
+    <w:p>
+      <w:pPr>
+        <w:pStyle w:val="S"/>
+      </w:pPr>
+    </w:p>
+    <w:p>
+      <w:pPr>
+        <w:pStyle w:val="T"/>
+      </w:pPr>
+      <w:r>
+        <w:t>It's classified as a micro-framework because it keeps core simple but extensible.</w:t>
+      </w:r>
+    </w:p>
+    <w:p>
+      <w:pPr>
+        <w:pStyle w:val="S"/>
+      </w:pPr>
+    </w:p>
+    <w:p>
+      <w:pPr>
+        <w:pStyle w:val="H"/>
+        <w:rPr>
+          <w:lang w:val="en-IN"/>
+        </w:rPr>
+      </w:pPr>
+      <w:r>
+        <w:rPr>
+          <w:lang w:val="en-IN"/>
+        </w:rPr>
+        <w:t xml:space="preserve">Q2. </w:t>
+      </w:r>
+      <w:r>
+        <w:rPr>
+          <w:lang w:val="en-IN"/>
+        </w:rPr>
+        <w:t xml:space="preserve">Explain </w:t>
+      </w:r>
+      <w:r>
+        <w:rPr>
+          <w:lang w:val="en-IN"/>
+        </w:rPr>
+        <w:t xml:space="preserve">how </w:t>
+      </w:r>
+      <w:r>
+        <w:rPr>
+          <w:lang w:val="en-IN"/>
+        </w:rPr>
+        <w:t>routing in Flask.</w:t>
+      </w:r>
+    </w:p>
+    <w:p>
+      <w:pPr>
+        <w:pStyle w:val="T"/>
+      </w:pPr>
+      <w:r>
+        <w:t xml:space="preserve">Routing maps URLs to functions using the </w:t>
+      </w:r>
+      <w:r>
+        <w:rPr>
+          <w:rStyle w:val="CodeChar"/>
+        </w:rPr>
+        <w:t>@app.route()</w:t>
+      </w:r>
+      <w:r>
+        <w:t xml:space="preserve"> decorator. When a user visits a URL, Flask executes the decorated function and returns the response. Routes can include dynamic variables like </w:t>
+      </w:r>
+      <w:r>
+        <w:rPr>
+          <w:rStyle w:val="CodeChar"/>
+        </w:rPr>
+        <w:t>&lt;username&gt;.</w:t>
+      </w:r>
+    </w:p>
+    <w:p>
+      <w:pPr>
+        <w:pStyle w:val="S"/>
+      </w:pPr>
+    </w:p>
+    <w:p>
+      <w:pPr>
+        <w:pStyle w:val="H"/>
+        <w:rPr>
+          <w:lang w:val="en-IN"/>
+        </w:rPr>
+      </w:pPr>
+      <w:r>
+        <w:rPr>
+          <w:lang w:val="en-IN"/>
+        </w:rPr>
+        <w:t xml:space="preserve">Q3. </w:t>
+      </w:r>
+      <w:r>
+        <w:rPr>
+          <w:lang w:val="en-IN"/>
+        </w:rPr>
+        <w:t>What are Flask templates and how does Jinja2 work?</w:t>
+      </w:r>
+    </w:p>
+    <w:p>
+      <w:pPr>
+        <w:pStyle w:val="T"/>
+      </w:pPr>
+      <w:r>
+        <w:t xml:space="preserve">Templates are HTML files with placeholders for dynamic content. Jinja2 enables template inheritance using </w:t>
+      </w:r>
+      <w:r>
+        <w:rPr>
+          <w:rStyle w:val="CodeChar"/>
+        </w:rPr>
+        <w:t>{% extends %}</w:t>
+      </w:r>
+      <w:r>
+        <w:t xml:space="preserve"> and </w:t>
+      </w:r>
+      <w:r>
+        <w:rPr>
+          <w:rStyle w:val="CodeChar"/>
+        </w:rPr>
+        <w:t>{% block %},</w:t>
+      </w:r>
+      <w:r>
+        <w:t xml:space="preserve"> and allows inserting variables with </w:t>
+      </w:r>
+      <w:r>
+        <w:rPr>
+          <w:rStyle w:val="CodeChar"/>
+        </w:rPr>
+        <w:t>{{ }}</w:t>
+      </w:r>
+      <w:r>
+        <w:t xml:space="preserve"> and logic with </w:t>
+      </w:r>
+      <w:r>
+        <w:rPr>
+          <w:rStyle w:val="CodeChar"/>
+        </w:rPr>
+        <w:t>{% %}</w:t>
+      </w:r>
+      <w:r>
+        <w:t xml:space="preserve"> tags.</w:t>
+      </w:r>
+    </w:p>
+    <w:p>
+      <w:pPr>
+        <w:pStyle w:val="S"/>
+      </w:pPr>
+    </w:p>
+    <w:p>
+      <w:pPr>
+        <w:pStyle w:val="H"/>
+        <w:rPr>
+          <w:lang w:val="en-IN"/>
+        </w:rPr>
+      </w:pPr>
+      <w:r>
+        <w:rPr>
+          <w:lang w:val="en-IN"/>
+        </w:rPr>
+        <w:t xml:space="preserve">Q4. </w:t>
+      </w:r>
+      <w:r>
+        <w:rPr>
+          <w:lang w:val="en-IN"/>
+        </w:rPr>
+        <w:t>How does Flask handle form data from GET/POST requests?</w:t>
+      </w:r>
+    </w:p>
+    <w:p>
+      <w:pPr>
+        <w:pStyle w:val="T"/>
+      </w:pPr>
+      <w:r>
+        <w:t xml:space="preserve">Flask uses the request object to access form </w:t>
+      </w:r>
+      <w:r>
+        <w:rPr>
+          <w:rStyle w:val="CodeChar"/>
+        </w:rPr>
+        <w:t>data.request.method</w:t>
+      </w:r>
+      <w:r>
+        <w:t xml:space="preserve"> checks the </w:t>
+      </w:r>
+      <w:r>
+        <w:rPr>
+          <w:rStyle w:val="CodeChar"/>
+        </w:rPr>
+        <w:t>HTTP</w:t>
+      </w:r>
+      <w:r>
+        <w:t xml:space="preserve"> method, while </w:t>
+      </w:r>
+      <w:r>
+        <w:rPr>
+          <w:rStyle w:val="CodeChar"/>
+        </w:rPr>
+        <w:t>request.form['field']</w:t>
+      </w:r>
+      <w:r>
+        <w:t xml:space="preserve"> retrieves </w:t>
+      </w:r>
+      <w:r>
+        <w:rPr>
+          <w:rStyle w:val="CodeChar"/>
+        </w:rPr>
+        <w:t>POST</w:t>
+      </w:r>
+      <w:r>
+        <w:t xml:space="preserve"> data. </w:t>
+      </w:r>
+      <w:r>
+        <w:rPr>
+          <w:rStyle w:val="CodeChar"/>
+        </w:rPr>
+        <w:t>GET</w:t>
+      </w:r>
+      <w:r>
+        <w:t xml:space="preserve"> parameters are accessed via </w:t>
+      </w:r>
+      <w:r>
+        <w:rPr>
+          <w:rStyle w:val="CodeChar"/>
+        </w:rPr>
+        <w:t>request.args.get().</w:t>
+      </w:r>
+    </w:p>
+    <w:p>
+      <w:pPr>
+        <w:pStyle w:val="S"/>
+      </w:pPr>
+    </w:p>
+    <w:p>
+      <w:pPr>
+        <w:pStyle w:val="H"/>
+        <w:rPr>
+          <w:lang w:val="en-IN"/>
+        </w:rPr>
+      </w:pPr>
+      <w:r>
+        <w:rPr>
+          <w:lang w:val="en-IN"/>
+        </w:rPr>
+        <w:t xml:space="preserve">Q5. </w:t>
+      </w:r>
+      <w:r>
+        <w:rPr>
+          <w:lang w:val="en-IN"/>
+        </w:rPr>
+        <w:t>How are static files (CSS, JS) managed in Flask?</w:t>
+      </w:r>
+    </w:p>
+    <w:p>
+      <w:pPr>
+        <w:pStyle w:val="T"/>
+      </w:pPr>
+      <w:r>
+        <w:t xml:space="preserve">Static files are stored in the static folder and linked using </w:t>
+      </w:r>
+      <w:r>
+        <w:rPr>
+          <w:rStyle w:val="CodeChar"/>
+        </w:rPr>
+        <w:t>url_for('static', filename='style.css').</w:t>
+      </w:r>
+      <w:r>
+        <w:t xml:space="preserve"> This generates the correct </w:t>
+      </w:r>
+      <w:r>
+        <w:rPr>
+          <w:rStyle w:val="CodeChar"/>
+        </w:rPr>
+        <w:t>URL</w:t>
+      </w:r>
+      <w:r>
+        <w:t xml:space="preserve"> path regardless of application location.</w:t>
+      </w:r>
+    </w:p>
+    <w:p>
+      <w:pPr>
+        <w:pStyle w:val="S"/>
+      </w:pPr>
+    </w:p>
+    <w:p>
+      <w:pPr>
+        <w:pStyle w:val="H"/>
+      </w:pPr>
+      <w:r>
+        <w:t>Code (app.py):</w:t>
+      </w:r>
+    </w:p>
+    <w:p>
+      <w:pPr>
+        <w:pStyle w:val="Code"/>
+      </w:pPr>
+      <w:r>
+        <w:t>from flask import Flask, render_template, request</w:t>
+      </w:r>
+    </w:p>
+    <w:p>
+      <w:pPr>
+        <w:pStyle w:val="Code"/>
+      </w:pPr>
+    </w:p>
+    <w:p>
+      <w:pPr>
+        <w:pStyle w:val="Code"/>
+      </w:pPr>
+      <w:r>
+        <w:t>app = Flask(__name__)</w:t>
+      </w:r>
+    </w:p>
+    <w:p>
+      <w:pPr>
+        <w:pStyle w:val="Code"/>
+      </w:pPr>
+    </w:p>
+    <w:p>
+      <w:pPr>
+        <w:pStyle w:val="Code"/>
+      </w:pPr>
+      <w:r>
+        <w:t>exchange_rates = {</w:t>
+      </w:r>
+    </w:p>
+    <w:p>
+      <w:pPr>
+        <w:pStyle w:val="Code"/>
+      </w:pPr>
+      <w:r>
+        <w:t>    'USD': 1.0,      </w:t>
+      </w:r>
+    </w:p>
+    <w:p>
+      <w:pPr>
+        <w:pStyle w:val="Code"/>
+      </w:pPr>
+      <w:r>
+        <w:t>    'INR': 92.45,    </w:t>
+      </w:r>
+    </w:p>
+    <w:p>
+      <w:pPr>
+        <w:pStyle w:val="Code"/>
+      </w:pPr>
+      <w:r>
+        <w:t xml:space="preserve">    'GBP': 0.75,     </w:t>
+      </w:r>
+    </w:p>
+    <w:p>
+      <w:pPr>
+        <w:pStyle w:val="Code"/>
+      </w:pPr>
+      <w:r>
+        <w:t xml:space="preserve">    'SAR': 3.75,     </w:t>
+      </w:r>
+    </w:p>
+    <w:p>
+      <w:pPr>
+        <w:pStyle w:val="Code"/>
+      </w:pPr>
+      <w:r>
+        <w:t>    'CNY': 6.87      </w:t>
+      </w:r>
+    </w:p>
+    <w:p>
+      <w:pPr>
+        <w:pStyle w:val="Code"/>
+      </w:pPr>
+      <w:r>
+        <w:t>}</w:t>
+      </w:r>
+    </w:p>
+    <w:p>
+      <w:pPr>
+        <w:pStyle w:val="Code"/>
+      </w:pPr>
+    </w:p>
+    <w:p>
+      <w:pPr>
+        <w:pStyle w:val="Code"/>
+      </w:pPr>
+      <w:r>
+        <w:lastRenderedPageBreak/>
+        <w:t>def convert_currency(amount, from_currency, to_currency):</w:t>
+      </w:r>
+    </w:p>
+    <w:p>
+      <w:pPr>
+        <w:pStyle w:val="Code"/>
+      </w:pPr>
+      <w:r>
+        <w:t>    if from_currency == to_currency:</w:t>
+      </w:r>
+    </w:p>
+    <w:p>
+      <w:pPr>
+        <w:pStyle w:val="Code"/>
+      </w:pPr>
+      <w:r>
+        <w:t>        return amount</w:t>
+      </w:r>
+    </w:p>
+    <w:p>
+      <w:pPr>
+        <w:pStyle w:val="Code"/>
+      </w:pPr>
+      <w:r>
+        <w:t xml:space="preserve">    </w:t>
+      </w:r>
+    </w:p>
+    <w:p>
+      <w:pPr>
+        <w:pStyle w:val="Code"/>
+      </w:pPr>
+      <w:r>
+        <w:t>    amount_in_usd = amount / exchange_rates[from_currency]</w:t>
+      </w:r>
+    </w:p>
+    <w:p>
+      <w:pPr>
+        <w:pStyle w:val="Code"/>
+      </w:pPr>
+      <w:r>
+        <w:t>    converted_amount = amount_in_usd * exchange_rates[to_currency]</w:t>
+      </w:r>
+    </w:p>
+    <w:p>
+      <w:pPr>
+        <w:pStyle w:val="Code"/>
+      </w:pPr>
+      <w:r>
+        <w:t xml:space="preserve">    </w:t>
+      </w:r>
+    </w:p>
+    <w:p>
+      <w:pPr>
+        <w:pStyle w:val="Code"/>
+      </w:pPr>
+      <w:r>
+        <w:t>    return round(converted_amount, 2)</w:t>
+      </w:r>
+    </w:p>
+    <w:p>
+      <w:pPr>
+        <w:pStyle w:val="Code"/>
+      </w:pPr>
+    </w:p>
+    <w:p>
+      <w:pPr>
+        <w:pStyle w:val="Code"/>
+      </w:pPr>
+      <w:r>
+        <w:t>@app.route('/')</w:t>
+      </w:r>
+    </w:p>
+    <w:p>
+      <w:pPr>
+        <w:pStyle w:val="Code"/>
+      </w:pPr>
+      <w:r>
+        <w:t>def hello():</w:t>
+      </w:r>
+    </w:p>
+    <w:p>
+      <w:pPr>
+        <w:pStyle w:val="Code"/>
+      </w:pPr>
+      <w:r>
+        <w:t>    return render_template('index.html')</w:t>
+      </w:r>
+    </w:p>
+    <w:p>
+      <w:pPr>
+        <w:pStyle w:val="Code"/>
+      </w:pPr>
+    </w:p>
+    <w:p>
+      <w:pPr>
+        <w:pStyle w:val="Code"/>
+      </w:pPr>
+      <w:r>
+        <w:t>@app.route('/convert', methods=['POST'])</w:t>
+      </w:r>
+    </w:p>
+    <w:p>
+      <w:pPr>
+        <w:pStyle w:val="Code"/>
+      </w:pPr>
+      <w:r>
+        <w:t>def convert():</w:t>
+      </w:r>
+    </w:p>
+    <w:p>
+      <w:pPr>
+        <w:pStyle w:val="Code"/>
+      </w:pPr>
+      <w:r>
+        <w:t>    try:</w:t>
+      </w:r>
+    </w:p>
+    <w:p>
+      <w:pPr>
+        <w:pStyle w:val="Code"/>
+      </w:pPr>
+      <w:r>
+        <w:t>        amount = float(request.form['amount'])</w:t>
+      </w:r>
+    </w:p>
+    <w:p>
+      <w:pPr>
+        <w:pStyle w:val="Code"/>
+      </w:pPr>
+      <w:r>
+        <w:t>        from_currency = request.form['from_currency']</w:t>
+      </w:r>
+    </w:p>
+    <w:p>
+      <w:pPr>
+        <w:pStyle w:val="Code"/>
+      </w:pPr>
+      <w:r>
+        <w:t>        to_currency = request.form['to_currency']</w:t>
+      </w:r>
+    </w:p>
+    <w:p>
+      <w:pPr>
+        <w:pStyle w:val="Code"/>
+      </w:pPr>
+      <w:r>
+        <w:t xml:space="preserve">        </w:t>
+      </w:r>
+    </w:p>
+    <w:p>
+      <w:pPr>
+        <w:pStyle w:val="Code"/>
+      </w:pPr>
+      <w:r>
+        <w:t>        if from_currency not in exchange_rates or to_currency not in exchange_rates:</w:t>
+      </w:r>
+    </w:p>
+    <w:p>
+      <w:pPr>
+        <w:pStyle w:val="Code"/>
+      </w:pPr>
+      <w:r>
+        <w:t>            return render_template('index.html', error="Invalid currency selected")</w:t>
+      </w:r>
+    </w:p>
+    <w:p>
+      <w:pPr>
+        <w:pStyle w:val="Code"/>
+      </w:pPr>
+      <w:r>
+        <w:t xml:space="preserve">        </w:t>
+      </w:r>
+    </w:p>
+    <w:p>
+      <w:pPr>
+        <w:pStyle w:val="Code"/>
+      </w:pPr>
+      <w:r>
+        <w:t>        result = convert_currency(amount, from_currency, to_currency)</w:t>
+      </w:r>
+    </w:p>
+    <w:p>
+      <w:pPr>
+        <w:pStyle w:val="Code"/>
+      </w:pPr>
+      <w:r>
+        <w:t xml:space="preserve">        </w:t>
+      </w:r>
+    </w:p>
+    <w:p>
+      <w:pPr>
+        <w:pStyle w:val="Code"/>
+      </w:pPr>
+      <w:r>
+        <w:t>        currency_symbols = {</w:t>
+      </w:r>
+    </w:p>
+    <w:p>
+      <w:pPr>
+        <w:pStyle w:val="Code"/>
+      </w:pPr>
+      <w:r>
+        <w:t>            'USD': '$',</w:t>
+      </w:r>
+    </w:p>
+    <w:p>
+      <w:pPr>
+        <w:pStyle w:val="Code"/>
+      </w:pPr>
+      <w:r>
+        <w:t>            'INR': '</w:t>
+      </w:r>
+      <w:r>
+        <w:rPr>
+          <w:rFonts w:ascii="Courier New" w:hAnsi="Courier New" w:cs="Courier New"/>
+        </w:rPr>
+        <w:t>₹</w:t>
+      </w:r>
+      <w:r>
+        <w:t>',</w:t>
+      </w:r>
+    </w:p>
+    <w:p>
+      <w:pPr>
+        <w:pStyle w:val="Code"/>
+      </w:pPr>
+      <w:r>
+        <w:t>            'GBP': '£',</w:t>
+      </w:r>
+    </w:p>
+    <w:p>
+      <w:pPr>
+        <w:pStyle w:val="Code"/>
+      </w:pPr>
+      <w:r>
+        <w:t>            'SAR': '</w:t>
+      </w:r>
+      <w:r>
+        <w:rPr>
+          <w:rFonts w:ascii="Courier New" w:hAnsi="Courier New" w:cs="Courier New"/>
+        </w:rPr>
+        <w:t>﷼</w:t>
+      </w:r>
+      <w:r>
+        <w:t>',</w:t>
+      </w:r>
+    </w:p>
+    <w:p>
+      <w:pPr>
+        <w:pStyle w:val="Code"/>
+      </w:pPr>
+      <w:r>
+        <w:t>            'CNY': '¥'</w:t>
+      </w:r>
+    </w:p>
+    <w:p>
+      <w:pPr>
+        <w:pStyle w:val="Code"/>
+      </w:pPr>
+      <w:r>
+        <w:t>        }</w:t>
+      </w:r>
+    </w:p>
+    <w:p>
+      <w:pPr>
+        <w:pStyle w:val="Code"/>
+      </w:pPr>
+      <w:r>
+        <w:t xml:space="preserve">        </w:t>
+      </w:r>
+    </w:p>
+    <w:p>
+      <w:pPr>
+        <w:pStyle w:val="Code"/>
+      </w:pPr>
+      <w:r>
+        <w:t xml:space="preserve">        return render_template('index.html', </w:t>
+      </w:r>
+    </w:p>
+    <w:p>
+      <w:pPr>
+        <w:pStyle w:val="Code"/>
+      </w:pPr>
+      <w:r>
+        <w:t>                             result=result,</w:t>
+      </w:r>
+    </w:p>
+    <w:p>
+      <w:pPr>
+        <w:pStyle w:val="Code"/>
+      </w:pPr>
+      <w:r>
+        <w:t>                             amount=amount,</w:t>
+      </w:r>
+    </w:p>
+    <w:p>
+      <w:pPr>
+        <w:pStyle w:val="Code"/>
+      </w:pPr>
+      <w:r>
+        <w:t>                             from_curr=f"{currency_symbols[from_currency]} {from_currency}",</w:t>
+      </w:r>
+    </w:p>
+    <w:p>
+      <w:pPr>
+        <w:pStyle w:val="Code"/>
+      </w:pPr>
+      <w:r>
+        <w:t>                             to_curr=f"{currency_symbols[to_currency]} {to_currency}")</w:t>
+      </w:r>
+    </w:p>
+    <w:p>
+      <w:pPr>
+        <w:pStyle w:val="Code"/>
+      </w:pPr>
+      <w:r>
+        <w:t xml:space="preserve">    </w:t>
+      </w:r>
+    </w:p>
+    <w:p>
+      <w:pPr>
+        <w:pStyle w:val="Code"/>
+      </w:pPr>
+      <w:r>
+        <w:t>    except ValueError:</w:t>
+      </w:r>
+    </w:p>
+    <w:p>
+      <w:pPr>
+        <w:pStyle w:val="Code"/>
+      </w:pPr>
+      <w:r>
+        <w:t>        return render_template('index.html', error="Please enter a valid amount")</w:t>
+      </w:r>
+    </w:p>
+    <w:p>
+      <w:pPr>
+        <w:pStyle w:val="Code"/>
+      </w:pPr>
+      <w:r>
+        <w:t>    except Exception as e:</w:t>
+      </w:r>
+    </w:p>
+    <w:p>
+      <w:pPr>
+        <w:pStyle w:val="Code"/>
+      </w:pPr>
+      <w:r>
+        <w:t>        return render_template('index.html', error=f"An error occurred: {str(e)}")</w:t>
+      </w:r>
+    </w:p>
+    <w:p>
+      <w:pPr>
+        <w:pStyle w:val="Code"/>
+      </w:pPr>
+    </w:p>
+    <w:p>
+      <w:pPr>
+        <w:pStyle w:val="Code"/>
+      </w:pPr>
+      <w:r>
+        <w:t>if __name__ == '__main__':</w:t>
+      </w:r>
+    </w:p>
+    <w:p>
+      <w:pPr>
+        <w:pStyle w:val="Code"/>
+      </w:pPr>
+      <w:r>
+        <w:t>    app.run(debug=True)</w:t>
+      </w:r>
+    </w:p>
+    <w:p>
+      <w:pPr>
+        <w:pStyle w:val="S"/>
+      </w:pPr>
+    </w:p>
+    <w:p>
+      <w:pPr>
+        <w:pStyle w:val="H"/>
+      </w:pPr>
+      <w:r>
+        <w:t>Code (root_layout.html):</w:t>
+      </w:r>
+    </w:p>
+    <w:p>
+      <w:pPr>
+        <w:pStyle w:val="Code"/>
+      </w:pPr>
+      <w:r>
+        <w:t>&lt;!doctype html&gt;</w:t>
+      </w:r>
+    </w:p>
+    <w:p>
+      <w:pPr>
+        <w:pStyle w:val="Code"/>
+      </w:pPr>
+      <w:r>
+        <w:t>&lt;html lang="en"&gt;</w:t>
+      </w:r>
+    </w:p>
+    <w:p>
+      <w:pPr>
+        <w:pStyle w:val="Code"/>
+      </w:pPr>
+      <w:r>
+        <w:t>    &lt;head&gt;</w:t>
+      </w:r>
+    </w:p>
+    <w:p>
+      <w:pPr>
+        <w:pStyle w:val="Code"/>
+      </w:pPr>
+      <w:r>
+        <w:t>        &lt;meta charset="UTF-8" /&gt;</w:t>
+      </w:r>
+    </w:p>
+    <w:p>
+      <w:pPr>
+        <w:pStyle w:val="Code"/>
+      </w:pPr>
+      <w:r>
+        <w:t>        &lt;meta name="viewport" content="width=device-width, initial-scale=1.0" /&gt;</w:t>
+      </w:r>
+    </w:p>
+    <w:p>
+      <w:pPr>
+        <w:pStyle w:val="Code"/>
+      </w:pPr>
+      <w:r>
+        <w:t>        &lt;title&gt;{% block title %}WEBX EXP 7 | Flask{% endblock %}&lt;/title&gt;</w:t>
+      </w:r>
+    </w:p>
+    <w:p>
+      <w:pPr>
+        <w:pStyle w:val="Code"/>
+      </w:pPr>
+    </w:p>
+    <w:p>
+      <w:pPr>
+        <w:pStyle w:val="Code"/>
+      </w:pPr>
+      <w:r>
+        <w:t>        &lt;script src="https://cdn.tailwindcss.com"&gt;&lt;/script&gt;</w:t>
+      </w:r>
+    </w:p>
+    <w:p>
+      <w:pPr>
+        <w:pStyle w:val="Code"/>
+      </w:pPr>
+    </w:p>
+    <w:p>
+      <w:pPr>
+        <w:pStyle w:val="Code"/>
+      </w:pPr>
+      <w:r>
+        <w:t>        &lt;link</w:t>
+      </w:r>
+    </w:p>
+    <w:p>
+      <w:pPr>
+        <w:pStyle w:val="Code"/>
+      </w:pPr>
+      <w:r>
+        <w:t>            rel="stylesheet"</w:t>
+      </w:r>
+    </w:p>
+    <w:p>
+      <w:pPr>
+        <w:pStyle w:val="Code"/>
+      </w:pPr>
+      <w:r>
+        <w:t>            href="https://cdnjs.cloudflare.com/ajax/libs/font-awesome/6.5.1/css/all.min.css"</w:t>
+      </w:r>
+    </w:p>
+    <w:p>
+      <w:pPr>
+        <w:pStyle w:val="Code"/>
+      </w:pPr>
+      <w:r>
+        <w:t>        /&gt;</w:t>
+      </w:r>
+    </w:p>
+    <w:p>
+      <w:pPr>
+        <w:pStyle w:val="Code"/>
+      </w:pPr>
+      <w:r>
+        <w:t>    &lt;/head&gt;</w:t>
+      </w:r>
+    </w:p>
+    <w:p>
+      <w:pPr>
+        <w:pStyle w:val="Code"/>
+      </w:pPr>
+      <w:r>
+        <w:t>    &lt;body</w:t>
+      </w:r>
+    </w:p>
+    <w:p>
+      <w:pPr>
+        <w:pStyle w:val="Code"/>
+      </w:pPr>
+      <w:r>
+        <w:t>        class="h-screen w-screen bg-gray-100 flex justify-center items-center font-['Segoe_UI','Calibri','Arial',sans-serif] m-0 p-0"</w:t>
+      </w:r>
+    </w:p>
+    <w:p>
+      <w:pPr>
+        <w:pStyle w:val="Code"/>
+      </w:pPr>
+      <w:r>
+        <w:t>    &gt;</w:t>
+      </w:r>
+    </w:p>
+    <w:p>
+      <w:pPr>
+        <w:pStyle w:val="Code"/>
+      </w:pPr>
+      <w:r>
+        <w:t>        &lt;div class="w-[90%] max-w-[600px]"&gt;</w:t>
+      </w:r>
+    </w:p>
+    <w:p>
+      <w:pPr>
+        <w:pStyle w:val="Code"/>
+      </w:pPr>
+      <w:r>
+        <w:t>            {% block content %}{% endblock %}</w:t>
+      </w:r>
+    </w:p>
+    <w:p>
+      <w:pPr>
+        <w:pStyle w:val="Code"/>
+      </w:pPr>
+      <w:r>
+        <w:t>        &lt;/div&gt;</w:t>
+      </w:r>
+    </w:p>
+    <w:p>
+      <w:pPr>
+        <w:pStyle w:val="Code"/>
+      </w:pPr>
+      <w:r>
+        <w:t>    &lt;/body&gt;</w:t>
+      </w:r>
+    </w:p>
+    <w:p>
+      <w:pPr>
+        <w:pStyle w:val="Code"/>
+      </w:pPr>
+      <w:r>
+        <w:t>&lt;/html&gt;</w:t>
+      </w:r>
+    </w:p>
+    <w:p>
+      <w:pPr>
+        <w:pStyle w:val="S"/>
+      </w:pPr>
+    </w:p>
+    <w:p>
+      <w:pPr>
+        <w:pStyle w:val="H"/>
+      </w:pPr>
+      <w:r>
+        <w:t>Code (index.html):</w:t>
+      </w:r>
+    </w:p>
+    <w:p>
+      <w:pPr>
+        <w:pStyle w:val="Code"/>
+      </w:pPr>
+      <w:r>
+        <w:t>{% extends 'layouts/root_layout.html' %}</w:t>
+      </w:r>
+    </w:p>
+    <w:p>
+      <w:pPr>
+        <w:pStyle w:val="Code"/>
+      </w:pPr>
+    </w:p>
+    <w:p>
+      <w:pPr>
+        <w:pStyle w:val="Code"/>
+      </w:pPr>
+      <w:r>
+        <w:t>{% block content %}</w:t>
+      </w:r>
+    </w:p>
+    <w:p>
+      <w:pPr>
+        <w:pStyle w:val="Code"/>
+      </w:pPr>
+      <w:r>
+        <w:t>&lt;div class="bg-white shadow-lg border border-gray-300 overflow-hidden"&gt;</w:t>
+      </w:r>
+    </w:p>
+    <w:p>
+      <w:pPr>
+        <w:pStyle w:val="Code"/>
+      </w:pPr>
+    </w:p>
+    <w:p>
+      <w:pPr>
+        <w:pStyle w:val="Code"/>
+      </w:pPr>
+      <w:r>
+        <w:t>    &lt;h1 class="bg-[#217346] text-white text-lg font-medium py-3 px-5 border-b-2 border-[#1e6b3c] flex items-center"&gt;</w:t>
+      </w:r>
+    </w:p>
+    <w:p>
+      <w:pPr>
+        <w:pStyle w:val="Code"/>
+      </w:pPr>
+      <w:r>
+        <w:t>        &lt;span class="mr-2 text-xl"&gt;</w:t>
+      </w:r>
+      <w:r>
+        <w:rPr>
+          <w:rFonts w:ascii="Segoe UI Emoji" w:hAnsi="Segoe UI Emoji" w:cs="Segoe UI Emoji"/>
+        </w:rPr>
+        <w:t>📊</w:t>
+      </w:r>
+      <w:r>
+        <w:t>&lt;/span&gt;</w:t>
+      </w:r>
+    </w:p>
+    <w:p>
+      <w:pPr>
+        <w:pStyle w:val="Code"/>
+      </w:pPr>
+      <w:r>
+        <w:t>        Currency Converter</w:t>
+      </w:r>
+    </w:p>
+    <w:p>
+      <w:pPr>
+        <w:pStyle w:val="Code"/>
+      </w:pPr>
+      <w:r>
+        <w:t>    &lt;/h1&gt;</w:t>
+      </w:r>
+    </w:p>
+    <w:p>
+      <w:pPr>
+        <w:pStyle w:val="Code"/>
+      </w:pPr>
+    </w:p>
+    <w:p>
+      <w:pPr>
+        <w:pStyle w:val="Code"/>
+      </w:pPr>
+      <w:r>
+        <w:t>    &lt;form method="POST" action="{{ url_for('convert') }}" class="p-6 bg-white"&gt;</w:t>
+      </w:r>
+    </w:p>
+    <w:p>
+      <w:pPr>
+        <w:pStyle w:val="Code"/>
+      </w:pPr>
+      <w:r>
+        <w:t>        &lt;div class="mb-4"&gt;</w:t>
+      </w:r>
+    </w:p>
+    <w:p>
+      <w:pPr>
+        <w:pStyle w:val="Code"/>
+      </w:pPr>
+      <w:r>
+        <w:t>            &lt;label class="block text-[#1e3b2c] text-xl uppercase tracking-wide mb-1"&gt;Amount:&lt;/label&gt;</w:t>
+      </w:r>
+    </w:p>
+    <w:p>
+      <w:pPr>
+        <w:pStyle w:val="Code"/>
+      </w:pPr>
+      <w:r>
+        <w:t xml:space="preserve">            &lt;input type="number" name="amount" step="0.01" min="0" required </w:t>
+      </w:r>
+    </w:p>
+    <w:p>
+      <w:pPr>
+        <w:pStyle w:val="Code"/>
+      </w:pPr>
+      <w:r>
+        <w:t>                   value="{{ request.form.get('amount', '') }}"</w:t>
+      </w:r>
+    </w:p>
+    <w:p>
+      <w:pPr>
+        <w:pStyle w:val="Code"/>
+      </w:pPr>
+      <w:r>
+        <w:t>                   class="w-full px-3 py-2 border border-gray-300 rounded-none text-xl font-[Calibri] bg-white hover:border-[#217346] focus:outline-none focus:border-2 focus:border-[#217346] focus:shadow-inner"&gt;</w:t>
+      </w:r>
+    </w:p>
+    <w:p>
+      <w:pPr>
+        <w:pStyle w:val="Code"/>
+      </w:pPr>
+      <w:r>
+        <w:t>        &lt;/div&gt;</w:t>
+      </w:r>
+    </w:p>
+    <w:p>
+      <w:pPr>
+        <w:pStyle w:val="Code"/>
+      </w:pPr>
+      <w:r>
+        <w:t xml:space="preserve">        </w:t>
+      </w:r>
+    </w:p>
+    <w:p>
+      <w:pPr>
+        <w:pStyle w:val="Code"/>
+      </w:pPr>
+      <w:r>
+        <w:t>        &lt;div class="mb-4"&gt;</w:t>
+      </w:r>
+    </w:p>
+    <w:p>
+      <w:pPr>
+        <w:pStyle w:val="Code"/>
+      </w:pPr>
+      <w:r>
+        <w:t>            &lt;label class="block text-[#1e3b2c] text-xl uppercase tracking-wide mb-1"&gt;From:&lt;/label&gt;</w:t>
+      </w:r>
+    </w:p>
+    <w:p>
+      <w:pPr>
+        <w:pStyle w:val="Code"/>
+      </w:pPr>
+      <w:r>
+        <w:t xml:space="preserve">            &lt;select name="from_currency" required </w:t>
+      </w:r>
+    </w:p>
+    <w:p>
+      <w:pPr>
+        <w:pStyle w:val="Code"/>
+      </w:pPr>
+      <w:r>
+        <w:t>                    class="w-full px-3 py-2 border border-gray-300 rounded-none text-xl font-[Calibri] bg-white hover:border-[#217346] focus:outline-none focus:border-2 focus:border-[#217346] appearance-none bg-no-repeat bg-right-4"</w:t>
+      </w:r>
+    </w:p>
+    <w:p>
+      <w:pPr>
+        <w:pStyle w:val="Code"/>
+      </w:pPr>
+      <w:r>
+        <w:t>                    style="background-image: url('data:image/svg+xml;charset=UTF-8,%3csvg xmlns=\'http://www.w3.org/2000/svg\' viewBox=\'0 0 24 24\' fill=\'%23217346\' width=\'18px\' height=\'18px\'%3e%3cpath d=\'M7 10l5 5 5-5z\'/%3e%3c/svg%3e'); background-position: right 10px center;"&gt;</w:t>
+      </w:r>
+    </w:p>
+    <w:p>
+      <w:pPr>
+        <w:pStyle w:val="Code"/>
+      </w:pPr>
+      <w:r>
+        <w:t>                &lt;option value="USD" {% if request.form.get('from_currency') == 'USD' %}selected{% endif %}&gt;US Dollar (USD)&lt;/option&gt;</w:t>
+      </w:r>
+    </w:p>
+    <w:p>
+      <w:pPr>
+        <w:pStyle w:val="Code"/>
+      </w:pPr>
+      <w:r>
+        <w:lastRenderedPageBreak/>
+        <w:t>                &lt;option value="INR" {% if request.form.get('from_currency') == 'INR' %}selected{% endif %}&gt;Indian Rupee (INR)&lt;/option&gt;</w:t>
+      </w:r>
+    </w:p>
+    <w:p>
+      <w:pPr>
+        <w:pStyle w:val="Code"/>
+      </w:pPr>
+      <w:r>
+        <w:t>                &lt;option value="GBP" {% if request.form.get('from_currency') == 'GBP' %}selected{% endif %}&gt;Pound Sterling (GBP)&lt;/option&gt;</w:t>
+      </w:r>
+    </w:p>
+    <w:p>
+      <w:pPr>
+        <w:pStyle w:val="Code"/>
+      </w:pPr>
+      <w:r>
+        <w:t>                &lt;option value="SAR" {% if request.form.get('from_currency') == 'SAR' %}selected{% endif %}&gt;Saudi Riyal (SAR)&lt;/option&gt;</w:t>
+      </w:r>
+    </w:p>
+    <w:p>
+      <w:pPr>
+        <w:pStyle w:val="Code"/>
+      </w:pPr>
+      <w:r>
+        <w:t>                &lt;option value="CNY" {% if request.form.get('from_currency') == 'CNY' %}selected{% endif %}&gt;Chinese Yuan (CNY)&lt;/option&gt;</w:t>
+      </w:r>
+    </w:p>
+    <w:p>
+      <w:pPr>
+        <w:pStyle w:val="Code"/>
+      </w:pPr>
+      <w:r>
+        <w:t>            &lt;/select&gt;</w:t>
+      </w:r>
+    </w:p>
+    <w:p>
+      <w:pPr>
+        <w:pStyle w:val="Code"/>
+      </w:pPr>
+      <w:r>
+        <w:t>        &lt;/div&gt;</w:t>
+      </w:r>
+    </w:p>
+    <w:p>
+      <w:pPr>
+        <w:pStyle w:val="Code"/>
+      </w:pPr>
+      <w:r>
+        <w:t xml:space="preserve">        </w:t>
+      </w:r>
+    </w:p>
+    <w:p>
+      <w:pPr>
+        <w:pStyle w:val="Code"/>
+      </w:pPr>
+      <w:r>
+        <w:t>        &lt;div class="mb-6"&gt;</w:t>
+      </w:r>
+    </w:p>
+    <w:p>
+      <w:pPr>
+        <w:pStyle w:val="Code"/>
+      </w:pPr>
+      <w:r>
+        <w:t>            &lt;label class="block text-[#1e3b2c] text-xl uppercase tracking-wide mb-1"&gt;To:&lt;/label&gt;</w:t>
+      </w:r>
+    </w:p>
+    <w:p>
+      <w:pPr>
+        <w:pStyle w:val="Code"/>
+      </w:pPr>
+      <w:r>
+        <w:t xml:space="preserve">            &lt;select name="to_currency" required </w:t>
+      </w:r>
+    </w:p>
+    <w:p>
+      <w:pPr>
+        <w:pStyle w:val="Code"/>
+      </w:pPr>
+      <w:r>
+        <w:t>                    class="w-full px-3 py-2 border border-gray-300 rounded-none text-xl font-[Calibri] bg-white hover:border-[#217346] focus:outline-none focus:border-2 focus:border-[#217346] appearance-none bg-no-repeat bg-right-4"</w:t>
+      </w:r>
+    </w:p>
+    <w:p>
+      <w:pPr>
+        <w:pStyle w:val="Code"/>
+      </w:pPr>
+      <w:r>
+        <w:t>                    style="background-image: url('data:image/svg+xml;charset=UTF-8,%3csvg xmlns=\'http://www.w3.org/2000/svg\' viewBox=\'0 0 24 24\' fill=\'%23217346\' width=\'18px\' height=\'18px\'%3e%3cpath d=\'M7 10l5 5 5-5z\'/%3e%3c/svg%3e'); background-position: right 10px center;"&gt;</w:t>
+      </w:r>
+    </w:p>
+    <w:p>
+      <w:pPr>
+        <w:pStyle w:val="Code"/>
+      </w:pPr>
+      <w:r>
+        <w:t>                &lt;option value="USD" {% if request.form.get('to_currency') == 'USD' %}selected{% endif %}&gt;US Dollar (USD)&lt;/option&gt;</w:t>
+      </w:r>
+    </w:p>
+    <w:p>
+      <w:pPr>
+        <w:pStyle w:val="Code"/>
+      </w:pPr>
+      <w:r>
+        <w:t>                &lt;option value="INR" {% if request.form.get('to_currency') == 'INR' %}selected{% endif %}&gt;Indian Rupee (INR)&lt;/option&gt;</w:t>
+      </w:r>
+    </w:p>
+    <w:p>
+      <w:pPr>
+        <w:pStyle w:val="Code"/>
+      </w:pPr>
+      <w:r>
+        <w:t>                &lt;option value="GBP" {% if request.form.get('to_currency') == 'GBP' %}selected{% endif %}&gt;Pound Sterling (GBP)&lt;/option&gt;</w:t>
+      </w:r>
+    </w:p>
+    <w:p>
+      <w:pPr>
+        <w:pStyle w:val="Code"/>
+      </w:pPr>
+      <w:r>
+        <w:t>                &lt;option value="SAR" {% if request.form.get('to_currency') == 'SAR' %}selected{% endif %}&gt;Saudi Riyal (SAR)&lt;/option&gt;</w:t>
+      </w:r>
+    </w:p>
+    <w:p>
+      <w:pPr>
+        <w:pStyle w:val="Code"/>
+      </w:pPr>
+      <w:r>
+        <w:t>                &lt;option value="CNY" {% if request.form.get('to_currency') == 'CNY' %}selected{% endif %}&gt;Chinese Yuan (CNY)&lt;/option&gt;</w:t>
+      </w:r>
+    </w:p>
+    <w:p>
+      <w:pPr>
+        <w:pStyle w:val="Code"/>
+      </w:pPr>
+      <w:r>
+        <w:t>            &lt;/select&gt;</w:t>
+      </w:r>
+    </w:p>
+    <w:p>
+      <w:pPr>
+        <w:pStyle w:val="Code"/>
+      </w:pPr>
+      <w:r>
+        <w:t>        &lt;/div&gt;</w:t>
+      </w:r>
+    </w:p>
+    <w:p>
+      <w:pPr>
+        <w:pStyle w:val="Code"/>
+      </w:pPr>
+      <w:r>
+        <w:t xml:space="preserve">        </w:t>
+      </w:r>
+    </w:p>
+    <w:p>
+      <w:pPr>
+        <w:pStyle w:val="Code"/>
+      </w:pPr>
+      <w:r>
+        <w:t xml:space="preserve">        &lt;button type="submit" </w:t>
+      </w:r>
+    </w:p>
+    <w:p>
+      <w:pPr>
+        <w:pStyle w:val="Code"/>
+      </w:pPr>
+      <w:r>
+        <w:t>                class="w-full bg-[#217346] text-white border-none py-3 px-5 text-xl uppercase tracking-wide cursor-pointer transition-colors hover:bg-[#1e6b3c] active:bg-[#185a32] rounded-none"&gt;</w:t>
+      </w:r>
+    </w:p>
+    <w:p>
+      <w:pPr>
+        <w:pStyle w:val="Code"/>
+      </w:pPr>
+      <w:r>
+        <w:t>            Convert</w:t>
+      </w:r>
+    </w:p>
+    <w:p>
+      <w:pPr>
+        <w:pStyle w:val="Code"/>
+      </w:pPr>
+      <w:r>
+        <w:t>        &lt;/button&gt;</w:t>
+      </w:r>
+    </w:p>
+    <w:p>
+      <w:pPr>
+        <w:pStyle w:val="Code"/>
+      </w:pPr>
+      <w:r>
+        <w:t>    &lt;/form&gt;</w:t>
+      </w:r>
+    </w:p>
+    <w:p>
+      <w:pPr>
+        <w:pStyle w:val="Code"/>
+      </w:pPr>
+    </w:p>
+    <w:p>
+      <w:pPr>
+        <w:pStyle w:val="Code"/>
+      </w:pPr>
+      <w:r>
+        <w:t>    {% if result %}</w:t>
+      </w:r>
+    </w:p>
+    <w:p>
+      <w:pPr>
+        <w:pStyle w:val="Code"/>
+      </w:pPr>
+      <w:r>
+        <w:t>    &lt;div class="mx-6 my-4 p-4 bg-[#e6f0e9] border border-[#bad1c3] border-l-4 border-l-[#217346]"&gt;</w:t>
+      </w:r>
+    </w:p>
+    <w:p>
+      <w:pPr>
+        <w:pStyle w:val="Code"/>
+      </w:pPr>
+      <w:r>
+        <w:t>        &lt;h3 class="text-[#1e3b2c] text-xl uppercase tracking-wide mb-2"&gt;Result:&lt;/h3&gt;</w:t>
+      </w:r>
+    </w:p>
+    <w:p>
+      <w:pPr>
+        <w:pStyle w:val="Code"/>
+      </w:pPr>
+      <w:r>
+        <w:t>        &lt;p class="text-2xl text-[#217346] font-semibold break-words"&gt;</w:t>
+      </w:r>
+    </w:p>
+    <w:p>
+      <w:pPr>
+        <w:pStyle w:val="Code"/>
+      </w:pPr>
+      <w:r>
+        <w:t>            {{ amount }} {{ from_curr }} = {{ result }} {{ to_curr }}</w:t>
+      </w:r>
+    </w:p>
+    <w:p>
+      <w:pPr>
+        <w:pStyle w:val="Code"/>
+      </w:pPr>
+      <w:r>
+        <w:t>        &lt;/p&gt;</w:t>
+      </w:r>
+    </w:p>
+    <w:p>
+      <w:pPr>
+        <w:pStyle w:val="Code"/>
+      </w:pPr>
+      <w:r>
+        <w:t>    &lt;/div&gt;</w:t>
+      </w:r>
+    </w:p>
+    <w:p>
+      <w:pPr>
+        <w:pStyle w:val="Code"/>
+      </w:pPr>
+      <w:r>
+        <w:t>    {% endif %}</w:t>
+      </w:r>
+    </w:p>
+    <w:p>
+      <w:pPr>
+        <w:pStyle w:val="Code"/>
+      </w:pPr>
+    </w:p>
+    <w:p>
+      <w:pPr>
+        <w:pStyle w:val="Code"/>
+      </w:pPr>
+      <w:r>
+        <w:t>    {% if error %}</w:t>
+      </w:r>
+    </w:p>
+    <w:p>
+      <w:pPr>
+        <w:pStyle w:val="Code"/>
+      </w:pPr>
+      <w:r>
+        <w:t>    &lt;div class="mx-6 my-4 p-3 bg-red-50 border border-red-600 border-l-4 border-l-red-600"&gt;</w:t>
+      </w:r>
+    </w:p>
+    <w:p>
+      <w:pPr>
+        <w:pStyle w:val="Code"/>
+      </w:pPr>
+      <w:r>
+        <w:lastRenderedPageBreak/>
+        <w:t>        &lt;p class="text-red-600 text-xl m-0"&gt;{{ error }}&lt;/p&gt;</w:t>
+      </w:r>
+    </w:p>
+    <w:p>
+      <w:pPr>
+        <w:pStyle w:val="Code"/>
+      </w:pPr>
+      <w:r>
+        <w:t>    &lt;/div&gt;</w:t>
+      </w:r>
+    </w:p>
+    <w:p>
+      <w:pPr>
+        <w:pStyle w:val="Code"/>
+      </w:pPr>
+      <w:r>
+        <w:t>    {% endif %}</w:t>
+      </w:r>
+    </w:p>
+    <w:p>
+      <w:pPr>
+        <w:pStyle w:val="Code"/>
+      </w:pPr>
+      <w:r>
+        <w:t>&lt;/div&gt;</w:t>
+      </w:r>
+    </w:p>
+    <w:p>
+      <w:pPr>
+        <w:pStyle w:val="Code"/>
+      </w:pPr>
+      <w:r>
+        <w:t>{% endblock %}</w:t>
+      </w:r>
+    </w:p>
+    <w:p>
+      <w:pPr>
+        <w:pStyle w:val="S"/>
+      </w:pPr>
+    </w:p>
+    <w:p>
+      <w:pPr>
+        <w:pStyle w:val="H"/>
+      </w:pPr>
+      <w:r>
+        <w:t>Output:</w:t>
+      </w:r>
+    </w:p>
+    <w:p>
+      <w:pPr>
+        <w:pStyle w:val="S"/>
+      </w:pPr>
+    </w:p>
+    <w:p>
+      <w:pPr>
+        <w:pStyle w:val="S"/>
+      </w:pPr>
+      <w:r>
+        <w:drawing>
+          <wp:inline distT="0" distB="0" distL="0" distR="0" wp14:anchorId="30B95166" wp14:editId="0E135780">
+            <wp:extent cx="6188710" cy="3311525"/>
+            <wp:effectExtent l="0" t="0" r="2540" b="3175"/>
+            <wp:docPr id="1" name="Picture 1"/>
+            <wp:cNvGraphicFramePr>
+              <a:graphicFrameLocks xmlns:a="http://schemas.openxmlformats.org/drawingml/2006/main" noChangeAspect="1"/>
+            </wp:cNvGraphicFramePr>
+            <a:graphic xmlns:a="http://schemas.openxmlformats.org/drawingml/2006/main">
+              <a:graphicData uri="http://schemas.openxmlformats.org/drawingml/2006/picture">
+                <pic:pic xmlns:pic="http://schemas.openxmlformats.org/drawingml/2006/picture">
+                  <pic:nvPicPr>
+                    <pic:cNvPr id="1" name=""/>
+                    <pic:cNvPicPr/>
+                  </pic:nvPicPr>
+                  <pic:blipFill>
+                    <a:blip r:embed="rId9"/>
+                    <a:stretch>
+                      <a:fillRect/>
+                    </a:stretch>
+                  </pic:blipFill>
+                  <pic:spPr>
+                    <a:xfrm>
+                      <a:off x="0" y="0"/>
+                      <a:ext cx="6188710" cy="3311525"/>
+                    </a:xfrm>
+                    <a:prstGeom prst="rect">
+                      <a:avLst/>
+                    </a:prstGeom>
+                  </pic:spPr>
+                </pic:pic>
+              </a:graphicData>
+            </a:graphic>
+          </wp:inline>
+        </w:drawing>
+      </w:r>
+    </w:p>
+    <w:p>
+      <w:pPr>
+        <w:pStyle w:val="S"/>
+      </w:pPr>
+    </w:p>
+    <w:p>
+      <w:pPr>
+        <w:pStyle w:val="S"/>
+      </w:pPr>
+    </w:p>
+    <w:p>
+      <w:pPr>
+        <w:pStyle w:val="S"/>
+      </w:pPr>
+    </w:p>
+    <w:p>
+      <w:pPr>
+        <w:pStyle w:val="S"/>
+      </w:pPr>
+      <w:r>
+        <w:drawing>
+          <wp:inline distT="0" distB="0" distL="0" distR="0" wp14:anchorId="5E9064AA" wp14:editId="76AD7CB8">
+            <wp:extent cx="6188710" cy="3307715"/>
+            <wp:effectExtent l="0" t="0" r="2540" b="6985"/>
+            <wp:docPr id="13" name="Picture 13"/>
+            <wp:cNvGraphicFramePr>
+              <a:graphicFrameLocks xmlns:a="http://schemas.openxmlformats.org/drawingml/2006/main" noChangeAspect="1"/>
+            </wp:cNvGraphicFramePr>
+            <a:graphic xmlns:a="http://schemas.openxmlformats.org/drawingml/2006/main">
+              <a:graphicData uri="http://schemas.openxmlformats.org/drawingml/2006/picture">
+                <pic:pic xmlns:pic="http://schemas.openxmlformats.org/drawingml/2006/picture">
+                  <pic:nvPicPr>
+                    <pic:cNvPr id="1" name=""/>
+                    <pic:cNvPicPr/>
+                  </pic:nvPicPr>
+                  <pic:blipFill>
+                    <a:blip r:embed="rId10"/>
+                    <a:stretch>
+                      <a:fillRect/>
+                    </a:stretch>
+                  </pic:blipFill>
+                  <pic:spPr>
+                    <a:xfrm>
+                      <a:off x="0" y="0"/>
+                      <a:ext cx="6188710" cy="3307715"/>
+                    </a:xfrm>
+                    <a:prstGeom prst="rect">
+                      <a:avLst/>
+                    </a:prstGeom>
+                  </pic:spPr>
+                </pic:pic>
+              </a:graphicData>
+            </a:graphic>
+          </wp:inline>
+        </w:drawing>
+      </w:r>
+    </w:p>
+    <w:p>
+      <w:pPr>
+        <w:pStyle w:val="S"/>
+      </w:pPr>
+    </w:p>
+    <w:p>
+      <w:pPr>
+        <w:pStyle w:val="S"/>
+      </w:pPr>
+      <w:r>
+        <w:lastRenderedPageBreak/>
+        <w:drawing>
+          <wp:inline distT="0" distB="0" distL="0" distR="0" wp14:anchorId="5321DFF0" wp14:editId="783BA725">
+            <wp:extent cx="6188710" cy="3307715"/>
+            <wp:effectExtent l="0" t="0" r="2540" b="6985"/>
+            <wp:docPr id="14" name="Picture 14"/>
+            <wp:cNvGraphicFramePr>
+              <a:graphicFrameLocks xmlns:a="http://schemas.openxmlformats.org/drawingml/2006/main" noChangeAspect="1"/>
+            </wp:cNvGraphicFramePr>
+            <a:graphic xmlns:a="http://schemas.openxmlformats.org/drawingml/2006/main">
+              <a:graphicData uri="http://schemas.openxmlformats.org/drawingml/2006/picture">
+                <pic:pic xmlns:pic="http://schemas.openxmlformats.org/drawingml/2006/picture">
+                  <pic:nvPicPr>
+                    <pic:cNvPr id="1" name=""/>
+                    <pic:cNvPicPr/>
+                  </pic:nvPicPr>
+                  <pic:blipFill>
+                    <a:blip r:embed="rId11"/>
+                    <a:stretch>
+                      <a:fillRect/>
+                    </a:stretch>
+                  </pic:blipFill>
+                  <pic:spPr>
+                    <a:xfrm>
+                      <a:off x="0" y="0"/>
+                      <a:ext cx="6188710" cy="3307715"/>
+                    </a:xfrm>
+                    <a:prstGeom prst="rect">
+                      <a:avLst/>
+                    </a:prstGeom>
+                  </pic:spPr>
+                </pic:pic>
+              </a:graphicData>
+            </a:graphic>
+          </wp:inline>
+        </w:drawing>
+      </w:r>
+    </w:p>
+    <w:p>
+      <w:pPr>
+        <w:pStyle w:val="S"/>
+      </w:pPr>
+    </w:p>
+    <w:p>
+      <w:pPr>
+        <w:pStyle w:val="S"/>
+      </w:pPr>
+    </w:p>
+    <w:p>
+      <w:pPr>
+        <w:pStyle w:val="S"/>
+      </w:pPr>
+    </w:p>
+    <w:p>
+      <w:pPr>
+        <w:pStyle w:val="S"/>
+      </w:pPr>
+      <w:r>
+        <w:drawing>
+          <wp:inline distT="0" distB="0" distL="0" distR="0" wp14:anchorId="4BFE8EEE" wp14:editId="65F8220D">
+            <wp:extent cx="6188710" cy="3307715"/>
+            <wp:effectExtent l="0" t="0" r="2540" b="6985"/>
+            <wp:docPr id="15" name="Picture 15"/>
+            <wp:cNvGraphicFramePr>
+              <a:graphicFrameLocks xmlns:a="http://schemas.openxmlformats.org/drawingml/2006/main" noChangeAspect="1"/>
+            </wp:cNvGraphicFramePr>
+            <a:graphic xmlns:a="http://schemas.openxmlformats.org/drawingml/2006/main">
+              <a:graphicData uri="http://schemas.openxmlformats.org/drawingml/2006/picture">
+                <pic:pic xmlns:pic="http://schemas.openxmlformats.org/drawingml/2006/picture">
+                  <pic:nvPicPr>
+                    <pic:cNvPr id="1" name=""/>
+                    <pic:cNvPicPr/>
+                  </pic:nvPicPr>
+                  <pic:blipFill>
+                    <a:blip r:embed="rId12"/>
+                    <a:stretch>
+                      <a:fillRect/>
+                    </a:stretch>
+                  </pic:blipFill>
+                  <pic:spPr>
+                    <a:xfrm>
+                      <a:off x="0" y="0"/>
+                      <a:ext cx="6188710" cy="3307715"/>
+                    </a:xfrm>
+                    <a:prstGeom prst="rect">
+                      <a:avLst/>
+                    </a:prstGeom>
+                  </pic:spPr>
+                </pic:pic>
+              </a:graphicData>
+            </a:graphic>
+          </wp:inline>
+        </w:drawing>
+      </w:r>
+    </w:p>
+    <w:p>
+      <w:pPr>
+        <w:pStyle w:val="S"/>
+      </w:pPr>
+    </w:p>
+    <w:p>
+      <w:pPr>
+        <w:pStyle w:val="H"/>
+      </w:pPr>
+      <w:r>
+        <w:t>Conclusion:</w:t>
+      </w:r>
+    </w:p>
+    <w:p>
+      <w:pPr>
+        <w:pStyle w:val="T"/>
+      </w:pPr>
+      <w:r>
+        <w:t>Successfully implemented a Flask web application demonstrating core framework concepts including routing, templates, form handling, and dynamic content rendering through a functional currency converter.</w:t>
+      </w:r>
+    </w:p>
     <w:sectPr>
-      <w:headerReference w:type="even" r:id="rId7"/>
-      <w:headerReference w:type="default" r:id="rId8"/>
-      <w:footerReference w:type="even" r:id="rId9"/>
-      <w:footerReference w:type="default" r:id="rId10"/>
-      <w:headerReference w:type="first" r:id="rId11"/>
-      <w:footerReference w:type="first" r:id="rId12"/>
+      <w:headerReference w:type="default" r:id="rId13"/>
+      <w:footerReference w:type="default" r:id="rId14"/>
       <w:pgSz w:w="11906" w:h="16838"/>
       <w:pgMar w:top="1440" w:right="1080" w:bottom="1440" w:left="1080" w:header="708" w:footer="708" w:gutter="0"/>
       <w:cols w:space="708"/>
@@ -49,16 +1884,6 @@
   <w:p>
     <w:pPr>
       <w:pStyle w:val="Footer"/>
-    </w:pPr>
-  </w:p>
-</w:ftr>
-</file>
-
-<file path=word/footer2.xml><?xml version="1.0" encoding="utf-8"?>
-<w:ftr xmlns:wpc="http://schemas.microsoft.com/office/word/2010/wordprocessingCanvas" xmlns:cx="http://schemas.microsoft.com/office/drawing/2014/chartex" xmlns:cx1="http://schemas.microsoft.com/office/drawing/2015/9/8/chartex" xmlns:cx2="http://schemas.microsoft.com/office/drawing/2015/10/21/chartex" xmlns:cx3="http://schemas.microsoft.com/office/drawing/2016/5/9/chartex" xmlns:cx4="http://schemas.microsoft.com/office/drawing/2016/5/10/chartex" xmlns:cx5="http://schemas.microsoft.com/office/drawing/2016/5/11/chartex" xmlns:cx6="http://schemas.microsoft.com/office/drawing/2016/5/12/chartex" xmlns:cx7="http://schemas.microsoft.com/office/drawing/2016/5/13/chartex" xmlns:cx8="http://schemas.microsoft.com/office/drawing/2016/5/14/chartex" xmlns:mc="http://schemas.openxmlformats.org/markup-compatibility/2006" xmlns:aink="http://schemas.microsoft.com/office/drawing/2016/ink" xmlns:am3d="http://schemas.microsoft.com/office/drawing/2017/model3d" xmlns:o="urn:schemas-microsoft-com:office:office" xmlns:r="http://schemas.openxmlformats.org/officeDocument/2006/relationships" xmlns:m="http://schemas.openxmlformats.org/officeDocument/2006/math" xmlns:v="urn:schemas-microsoft-com:vml" xmlns:wp14="http://schemas.microsoft.com/office/word/2010/wordprocessingDrawing" xmlns:wp="http://schemas.openxmlformats.org/drawingml/2006/wordprocessingDrawing" xmlns:w10="urn:schemas-microsoft-com:office:word" xmlns:w="http://schemas.openxmlformats.org/wordprocessingml/2006/main" xmlns:w14="http://schemas.microsoft.com/office/word/2010/wordml" xmlns:w15="http://schemas.microsoft.com/office/word/2012/wordml" xmlns:w16cex="http://schemas.microsoft.com/office/word/2018/wordml/cex" xmlns:w16cid="http://schemas.microsoft.com/office/word/2016/wordml/cid" xmlns:w16="http://schemas.microsoft.com/office/word/2018/wordml" xmlns:w16sdtdh="http://schemas.microsoft.com/office/word/2020/wordml/sdtdatahash" xmlns:w16se="http://schemas.microsoft.com/office/word/2015/wordml/symex" xmlns:wpg="http://schemas.microsoft.com/office/word/2010/wordprocessingGroup" xmlns:wpi="http://schemas.microsoft.com/office/word/2010/wordprocessingInk" xmlns:wne="http://schemas.microsoft.com/office/word/2006/wordml" xmlns:wps="http://schemas.microsoft.com/office/word/2010/wordprocessingShape" mc:Ignorable="w14 w15 w16se w16cid w16 w16cex w16sdtdh wp14">
-  <w:p>
-    <w:pPr>
-      <w:pStyle w:val="Footer"/>
       <w:pBdr>
         <w:top w:val="single" w:sz="4" w:space="8" w:color="4472C4" w:themeColor="accent1"/>
       </w:pBdr>
@@ -167,16 +1992,6 @@
       <w:rPr>
         <w:color w:val="000000" w:themeColor="text1"/>
       </w:rPr>
-    </w:pPr>
-  </w:p>
-</w:ftr>
-</file>
-
-<file path=word/footer3.xml><?xml version="1.0" encoding="utf-8"?>
-<w:ftr xmlns:wpc="http://schemas.microsoft.com/office/word/2010/wordprocessingCanvas" xmlns:cx="http://schemas.microsoft.com/office/drawing/2014/chartex" xmlns:cx1="http://schemas.microsoft.com/office/drawing/2015/9/8/chartex" xmlns:cx2="http://schemas.microsoft.com/office/drawing/2015/10/21/chartex" xmlns:cx3="http://schemas.microsoft.com/office/drawing/2016/5/9/chartex" xmlns:cx4="http://schemas.microsoft.com/office/drawing/2016/5/10/chartex" xmlns:cx5="http://schemas.microsoft.com/office/drawing/2016/5/11/chartex" xmlns:cx6="http://schemas.microsoft.com/office/drawing/2016/5/12/chartex" xmlns:cx7="http://schemas.microsoft.com/office/drawing/2016/5/13/chartex" xmlns:cx8="http://schemas.microsoft.com/office/drawing/2016/5/14/chartex" xmlns:mc="http://schemas.openxmlformats.org/markup-compatibility/2006" xmlns:aink="http://schemas.microsoft.com/office/drawing/2016/ink" xmlns:am3d="http://schemas.microsoft.com/office/drawing/2017/model3d" xmlns:o="urn:schemas-microsoft-com:office:office" xmlns:r="http://schemas.openxmlformats.org/officeDocument/2006/relationships" xmlns:m="http://schemas.openxmlformats.org/officeDocument/2006/math" xmlns:v="urn:schemas-microsoft-com:vml" xmlns:wp14="http://schemas.microsoft.com/office/word/2010/wordprocessingDrawing" xmlns:wp="http://schemas.openxmlformats.org/drawingml/2006/wordprocessingDrawing" xmlns:w10="urn:schemas-microsoft-com:office:word" xmlns:w="http://schemas.openxmlformats.org/wordprocessingml/2006/main" xmlns:w14="http://schemas.microsoft.com/office/word/2010/wordml" xmlns:w15="http://schemas.microsoft.com/office/word/2012/wordml" xmlns:w16cex="http://schemas.microsoft.com/office/word/2018/wordml/cex" xmlns:w16cid="http://schemas.microsoft.com/office/word/2016/wordml/cid" xmlns:w16="http://schemas.microsoft.com/office/word/2018/wordml" xmlns:w16sdtdh="http://schemas.microsoft.com/office/word/2020/wordml/sdtdatahash" xmlns:w16se="http://schemas.microsoft.com/office/word/2015/wordml/symex" xmlns:wpg="http://schemas.microsoft.com/office/word/2010/wordprocessingGroup" xmlns:wpi="http://schemas.microsoft.com/office/word/2010/wordprocessingInk" xmlns:wne="http://schemas.microsoft.com/office/word/2006/wordml" xmlns:wps="http://schemas.microsoft.com/office/word/2010/wordprocessingShape" mc:Ignorable="w14 w15 w16se w16cid w16 w16cex w16sdtdh wp14">
-  <w:p>
-    <w:pPr>
-      <w:pStyle w:val="Footer"/>
     </w:pPr>
   </w:p>
 </w:ftr>
@@ -208,16 +2023,6 @@
 </file>
 
 <file path=word/header1.xml><?xml version="1.0" encoding="utf-8"?>
-<w:hdr xmlns:wpc="http://schemas.microsoft.com/office/word/2010/wordprocessingCanvas" xmlns:cx="http://schemas.microsoft.com/office/drawing/2014/chartex" xmlns:cx1="http://schemas.microsoft.com/office/drawing/2015/9/8/chartex" xmlns:cx2="http://schemas.microsoft.com/office/drawing/2015/10/21/chartex" xmlns:cx3="http://schemas.microsoft.com/office/drawing/2016/5/9/chartex" xmlns:cx4="http://schemas.microsoft.com/office/drawing/2016/5/10/chartex" xmlns:cx5="http://schemas.microsoft.com/office/drawing/2016/5/11/chartex" xmlns:cx6="http://schemas.microsoft.com/office/drawing/2016/5/12/chartex" xmlns:cx7="http://schemas.microsoft.com/office/drawing/2016/5/13/chartex" xmlns:cx8="http://schemas.microsoft.com/office/drawing/2016/5/14/chartex" xmlns:mc="http://schemas.openxmlformats.org/markup-compatibility/2006" xmlns:aink="http://schemas.microsoft.com/office/drawing/2016/ink" xmlns:am3d="http://schemas.microsoft.com/office/drawing/2017/model3d" xmlns:o="urn:schemas-microsoft-com:office:office" xmlns:r="http://schemas.openxmlformats.org/officeDocument/2006/relationships" xmlns:m="http://schemas.openxmlformats.org/officeDocument/2006/math" xmlns:v="urn:schemas-microsoft-com:vml" xmlns:wp14="http://schemas.microsoft.com/office/word/2010/wordprocessingDrawing" xmlns:wp="http://schemas.openxmlformats.org/drawingml/2006/wordprocessingDrawing" xmlns:w10="urn:schemas-microsoft-com:office:word" xmlns:w="http://schemas.openxmlformats.org/wordprocessingml/2006/main" xmlns:w14="http://schemas.microsoft.com/office/word/2010/wordml" xmlns:w15="http://schemas.microsoft.com/office/word/2012/wordml" xmlns:w16cex="http://schemas.microsoft.com/office/word/2018/wordml/cex" xmlns:w16cid="http://schemas.microsoft.com/office/word/2016/wordml/cid" xmlns:w16="http://schemas.microsoft.com/office/word/2018/wordml" xmlns:w16sdtdh="http://schemas.microsoft.com/office/word/2020/wordml/sdtdatahash" xmlns:w16se="http://schemas.microsoft.com/office/word/2015/wordml/symex" xmlns:wpg="http://schemas.microsoft.com/office/word/2010/wordprocessingGroup" xmlns:wpi="http://schemas.microsoft.com/office/word/2010/wordprocessingInk" xmlns:wne="http://schemas.microsoft.com/office/word/2006/wordml" xmlns:wps="http://schemas.microsoft.com/office/word/2010/wordprocessingShape" mc:Ignorable="w14 w15 w16se w16cid w16 w16cex w16sdtdh wp14">
-  <w:p>
-    <w:pPr>
-      <w:pStyle w:val="Header"/>
-    </w:pPr>
-  </w:p>
-</w:hdr>
-</file>
-
-<file path=word/header2.xml><?xml version="1.0" encoding="utf-8"?>
 <w:hdr xmlns:wpc="http://schemas.microsoft.com/office/word/2010/wordprocessingCanvas" xmlns:cx="http://schemas.microsoft.com/office/drawing/2014/chartex" xmlns:cx1="http://schemas.microsoft.com/office/drawing/2015/9/8/chartex" xmlns:cx2="http://schemas.microsoft.com/office/drawing/2015/10/21/chartex" xmlns:cx3="http://schemas.microsoft.com/office/drawing/2016/5/9/chartex" xmlns:cx4="http://schemas.microsoft.com/office/drawing/2016/5/10/chartex" xmlns:cx5="http://schemas.microsoft.com/office/drawing/2016/5/11/chartex" xmlns:cx6="http://schemas.microsoft.com/office/drawing/2016/5/12/chartex" xmlns:cx7="http://schemas.microsoft.com/office/drawing/2016/5/13/chartex" xmlns:cx8="http://schemas.microsoft.com/office/drawing/2016/5/14/chartex" xmlns:mc="http://schemas.openxmlformats.org/markup-compatibility/2006" xmlns:aink="http://schemas.microsoft.com/office/drawing/2016/ink" xmlns:am3d="http://schemas.microsoft.com/office/drawing/2017/model3d" xmlns:o="urn:schemas-microsoft-com:office:office" xmlns:r="http://schemas.openxmlformats.org/officeDocument/2006/relationships" xmlns:m="http://schemas.openxmlformats.org/officeDocument/2006/math" xmlns:v="urn:schemas-microsoft-com:vml" xmlns:wp14="http://schemas.microsoft.com/office/word/2010/wordprocessingDrawing" xmlns:wp="http://schemas.openxmlformats.org/drawingml/2006/wordprocessingDrawing" xmlns:w10="urn:schemas-microsoft-com:office:word" xmlns:w="http://schemas.openxmlformats.org/wordprocessingml/2006/main" xmlns:w14="http://schemas.microsoft.com/office/word/2010/wordml" xmlns:w15="http://schemas.microsoft.com/office/word/2012/wordml" xmlns:w16cex="http://schemas.microsoft.com/office/word/2018/wordml/cex" xmlns:w16cid="http://schemas.microsoft.com/office/word/2016/wordml/cid" xmlns:w16="http://schemas.microsoft.com/office/word/2018/wordml" xmlns:w16sdtdh="http://schemas.microsoft.com/office/word/2020/wordml/sdtdatahash" xmlns:w16se="http://schemas.microsoft.com/office/word/2015/wordml/symex" xmlns:wpg="http://schemas.microsoft.com/office/word/2010/wordprocessingGroup" xmlns:wpi="http://schemas.microsoft.com/office/word/2010/wordprocessingInk" xmlns:wne="http://schemas.microsoft.com/office/word/2006/wordml" xmlns:wps="http://schemas.microsoft.com/office/word/2010/wordprocessingShape" mc:Ignorable="w14 w15 w16se w16cid w16 w16cex w16sdtdh wp14">
   <w:p>
     <w:pPr>
@@ -281,14 +2086,278 @@
 </w:hdr>
 </file>
 
-<file path=word/header3.xml><?xml version="1.0" encoding="utf-8"?>
-<w:hdr xmlns:wpc="http://schemas.microsoft.com/office/word/2010/wordprocessingCanvas" xmlns:cx="http://schemas.microsoft.com/office/drawing/2014/chartex" xmlns:cx1="http://schemas.microsoft.com/office/drawing/2015/9/8/chartex" xmlns:cx2="http://schemas.microsoft.com/office/drawing/2015/10/21/chartex" xmlns:cx3="http://schemas.microsoft.com/office/drawing/2016/5/9/chartex" xmlns:cx4="http://schemas.microsoft.com/office/drawing/2016/5/10/chartex" xmlns:cx5="http://schemas.microsoft.com/office/drawing/2016/5/11/chartex" xmlns:cx6="http://schemas.microsoft.com/office/drawing/2016/5/12/chartex" xmlns:cx7="http://schemas.microsoft.com/office/drawing/2016/5/13/chartex" xmlns:cx8="http://schemas.microsoft.com/office/drawing/2016/5/14/chartex" xmlns:mc="http://schemas.openxmlformats.org/markup-compatibility/2006" xmlns:aink="http://schemas.microsoft.com/office/drawing/2016/ink" xmlns:am3d="http://schemas.microsoft.com/office/drawing/2017/model3d" xmlns:o="urn:schemas-microsoft-com:office:office" xmlns:r="http://schemas.openxmlformats.org/officeDocument/2006/relationships" xmlns:m="http://schemas.openxmlformats.org/officeDocument/2006/math" xmlns:v="urn:schemas-microsoft-com:vml" xmlns:wp14="http://schemas.microsoft.com/office/word/2010/wordprocessingDrawing" xmlns:wp="http://schemas.openxmlformats.org/drawingml/2006/wordprocessingDrawing" xmlns:w10="urn:schemas-microsoft-com:office:word" xmlns:w="http://schemas.openxmlformats.org/wordprocessingml/2006/main" xmlns:w14="http://schemas.microsoft.com/office/word/2010/wordml" xmlns:w15="http://schemas.microsoft.com/office/word/2012/wordml" xmlns:w16cex="http://schemas.microsoft.com/office/word/2018/wordml/cex" xmlns:w16cid="http://schemas.microsoft.com/office/word/2016/wordml/cid" xmlns:w16="http://schemas.microsoft.com/office/word/2018/wordml" xmlns:w16sdtdh="http://schemas.microsoft.com/office/word/2020/wordml/sdtdatahash" xmlns:w16se="http://schemas.microsoft.com/office/word/2015/wordml/symex" xmlns:wpg="http://schemas.microsoft.com/office/word/2010/wordprocessingGroup" xmlns:wpi="http://schemas.microsoft.com/office/word/2010/wordprocessingInk" xmlns:wne="http://schemas.microsoft.com/office/word/2006/wordml" xmlns:wps="http://schemas.microsoft.com/office/word/2010/wordprocessingShape" mc:Ignorable="w14 w15 w16se w16cid w16 w16cex w16sdtdh wp14">
-  <w:p>
-    <w:pPr>
-      <w:pStyle w:val="Header"/>
-    </w:pPr>
-  </w:p>
-</w:hdr>
+<file path=word/numbering.xml><?xml version="1.0" encoding="utf-8"?>
+<w:numbering xmlns:wpc="http://schemas.microsoft.com/office/word/2010/wordprocessingCanvas" xmlns:cx="http://schemas.microsoft.com/office/drawing/2014/chartex" xmlns:cx1="http://schemas.microsoft.com/office/drawing/2015/9/8/chartex" xmlns:cx2="http://schemas.microsoft.com/office/drawing/2015/10/21/chartex" xmlns:cx3="http://schemas.microsoft.com/office/drawing/2016/5/9/chartex" xmlns:cx4="http://schemas.microsoft.com/office/drawing/2016/5/10/chartex" xmlns:cx5="http://schemas.microsoft.com/office/drawing/2016/5/11/chartex" xmlns:cx6="http://schemas.microsoft.com/office/drawing/2016/5/12/chartex" xmlns:cx7="http://schemas.microsoft.com/office/drawing/2016/5/13/chartex" xmlns:cx8="http://schemas.microsoft.com/office/drawing/2016/5/14/chartex" xmlns:mc="http://schemas.openxmlformats.org/markup-compatibility/2006" xmlns:aink="http://schemas.microsoft.com/office/drawing/2016/ink" xmlns:am3d="http://schemas.microsoft.com/office/drawing/2017/model3d" xmlns:o="urn:schemas-microsoft-com:office:office" xmlns:r="http://schemas.openxmlformats.org/officeDocument/2006/relationships" xmlns:m="http://schemas.openxmlformats.org/officeDocument/2006/math" xmlns:v="urn:schemas-microsoft-com:vml" xmlns:wp14="http://schemas.microsoft.com/office/word/2010/wordprocessingDrawing" xmlns:wp="http://schemas.openxmlformats.org/drawingml/2006/wordprocessingDrawing" xmlns:w10="urn:schemas-microsoft-com:office:word" xmlns:w="http://schemas.openxmlformats.org/wordprocessingml/2006/main" xmlns:w14="http://schemas.microsoft.com/office/word/2010/wordml" xmlns:w15="http://schemas.microsoft.com/office/word/2012/wordml" xmlns:w16cex="http://schemas.microsoft.com/office/word/2018/wordml/cex" xmlns:w16cid="http://schemas.microsoft.com/office/word/2016/wordml/cid" xmlns:w16="http://schemas.microsoft.com/office/word/2018/wordml" xmlns:w16sdtdh="http://schemas.microsoft.com/office/word/2020/wordml/sdtdatahash" xmlns:w16se="http://schemas.microsoft.com/office/word/2015/wordml/symex" xmlns:wpg="http://schemas.microsoft.com/office/word/2010/wordprocessingGroup" xmlns:wpi="http://schemas.microsoft.com/office/word/2010/wordprocessingInk" xmlns:wne="http://schemas.microsoft.com/office/word/2006/wordml" xmlns:wps="http://schemas.microsoft.com/office/word/2010/wordprocessingShape" mc:Ignorable="w14 w15 w16se w16cid w16 w16cex w16sdtdh wp14">
+  <w:abstractNum w:abstractNumId="0" w15:restartNumberingAfterBreak="0">
+    <w:nsid w:val="337844B7"/>
+    <w:multiLevelType w:val="hybridMultilevel"/>
+    <w:tmpl w:val="E9F88D1A"/>
+    <w:lvl w:ilvl="0" w:tplc="80F6D2BC">
+      <w:start w:val="1"/>
+      <w:numFmt w:val="bullet"/>
+      <w:pStyle w:val="L"/>
+      <w:lvlText w:val=""/>
+      <w:lvlJc w:val="left"/>
+      <w:pPr>
+        <w:ind w:left="720" w:hanging="360"/>
+      </w:pPr>
+      <w:rPr>
+        <w:rFonts w:ascii="Symbol" w:hAnsi="Symbol" w:hint="default"/>
+      </w:rPr>
+    </w:lvl>
+    <w:lvl w:ilvl="1" w:tplc="40090003" w:tentative="1">
+      <w:start w:val="1"/>
+      <w:numFmt w:val="bullet"/>
+      <w:lvlText w:val="o"/>
+      <w:lvlJc w:val="left"/>
+      <w:pPr>
+        <w:ind w:left="1440" w:hanging="360"/>
+      </w:pPr>
+      <w:rPr>
+        <w:rFonts w:ascii="Courier New" w:hAnsi="Courier New" w:cs="Courier New" w:hint="default"/>
+      </w:rPr>
+    </w:lvl>
+    <w:lvl w:ilvl="2" w:tplc="40090005" w:tentative="1">
+      <w:start w:val="1"/>
+      <w:numFmt w:val="bullet"/>
+      <w:lvlText w:val=""/>
+      <w:lvlJc w:val="left"/>
+      <w:pPr>
+        <w:ind w:left="2160" w:hanging="360"/>
+      </w:pPr>
+      <w:rPr>
+        <w:rFonts w:ascii="Wingdings" w:hAnsi="Wingdings" w:hint="default"/>
+      </w:rPr>
+    </w:lvl>
+    <w:lvl w:ilvl="3" w:tplc="40090001" w:tentative="1">
+      <w:start w:val="1"/>
+      <w:numFmt w:val="bullet"/>
+      <w:lvlText w:val=""/>
+      <w:lvlJc w:val="left"/>
+      <w:pPr>
+        <w:ind w:left="2880" w:hanging="360"/>
+      </w:pPr>
+      <w:rPr>
+        <w:rFonts w:ascii="Symbol" w:hAnsi="Symbol" w:hint="default"/>
+      </w:rPr>
+    </w:lvl>
+    <w:lvl w:ilvl="4" w:tplc="40090003" w:tentative="1">
+      <w:start w:val="1"/>
+      <w:numFmt w:val="bullet"/>
+      <w:lvlText w:val="o"/>
+      <w:lvlJc w:val="left"/>
+      <w:pPr>
+        <w:ind w:left="3600" w:hanging="360"/>
+      </w:pPr>
+      <w:rPr>
+        <w:rFonts w:ascii="Courier New" w:hAnsi="Courier New" w:cs="Courier New" w:hint="default"/>
+      </w:rPr>
+    </w:lvl>
+    <w:lvl w:ilvl="5" w:tplc="40090005" w:tentative="1">
+      <w:start w:val="1"/>
+      <w:numFmt w:val="bullet"/>
+      <w:lvlText w:val=""/>
+      <w:lvlJc w:val="left"/>
+      <w:pPr>
+        <w:ind w:left="4320" w:hanging="360"/>
+      </w:pPr>
+      <w:rPr>
+        <w:rFonts w:ascii="Wingdings" w:hAnsi="Wingdings" w:hint="default"/>
+      </w:rPr>
+    </w:lvl>
+    <w:lvl w:ilvl="6" w:tplc="40090001" w:tentative="1">
+      <w:start w:val="1"/>
+      <w:numFmt w:val="bullet"/>
+      <w:lvlText w:val=""/>
+      <w:lvlJc w:val="left"/>
+      <w:pPr>
+        <w:ind w:left="5040" w:hanging="360"/>
+      </w:pPr>
+      <w:rPr>
+        <w:rFonts w:ascii="Symbol" w:hAnsi="Symbol" w:hint="default"/>
+      </w:rPr>
+    </w:lvl>
+    <w:lvl w:ilvl="7" w:tplc="40090003" w:tentative="1">
+      <w:start w:val="1"/>
+      <w:numFmt w:val="bullet"/>
+      <w:lvlText w:val="o"/>
+      <w:lvlJc w:val="left"/>
+      <w:pPr>
+        <w:ind w:left="5760" w:hanging="360"/>
+      </w:pPr>
+      <w:rPr>
+        <w:rFonts w:ascii="Courier New" w:hAnsi="Courier New" w:cs="Courier New" w:hint="default"/>
+      </w:rPr>
+    </w:lvl>
+    <w:lvl w:ilvl="8" w:tplc="40090005" w:tentative="1">
+      <w:start w:val="1"/>
+      <w:numFmt w:val="bullet"/>
+      <w:lvlText w:val=""/>
+      <w:lvlJc w:val="left"/>
+      <w:pPr>
+        <w:ind w:left="6480" w:hanging="360"/>
+      </w:pPr>
+      <w:rPr>
+        <w:rFonts w:ascii="Wingdings" w:hAnsi="Wingdings" w:hint="default"/>
+      </w:rPr>
+    </w:lvl>
+  </w:abstractNum>
+  <w:abstractNum w:abstractNumId="1" w15:restartNumberingAfterBreak="0">
+    <w:nsid w:val="3BFA2B28"/>
+    <w:multiLevelType w:val="multilevel"/>
+    <w:tmpl w:val="C734D462"/>
+    <w:lvl w:ilvl="0">
+      <w:start w:val="1"/>
+      <w:numFmt w:val="bullet"/>
+      <w:lvlText w:val=""/>
+      <w:lvlJc w:val="left"/>
+      <w:pPr>
+        <w:tabs>
+          <w:tab w:val="num" w:pos="720"/>
+        </w:tabs>
+        <w:ind w:left="720" w:hanging="360"/>
+      </w:pPr>
+      <w:rPr>
+        <w:rFonts w:ascii="Symbol" w:hAnsi="Symbol" w:hint="default"/>
+        <w:sz w:val="20"/>
+      </w:rPr>
+    </w:lvl>
+    <w:lvl w:ilvl="1" w:tentative="1">
+      <w:start w:val="1"/>
+      <w:numFmt w:val="bullet"/>
+      <w:lvlText w:val="o"/>
+      <w:lvlJc w:val="left"/>
+      <w:pPr>
+        <w:tabs>
+          <w:tab w:val="num" w:pos="1440"/>
+        </w:tabs>
+        <w:ind w:left="1440" w:hanging="360"/>
+      </w:pPr>
+      <w:rPr>
+        <w:rFonts w:ascii="Courier New" w:hAnsi="Courier New" w:hint="default"/>
+        <w:sz w:val="20"/>
+      </w:rPr>
+    </w:lvl>
+    <w:lvl w:ilvl="2" w:tentative="1">
+      <w:start w:val="1"/>
+      <w:numFmt w:val="bullet"/>
+      <w:lvlText w:val=""/>
+      <w:lvlJc w:val="left"/>
+      <w:pPr>
+        <w:tabs>
+          <w:tab w:val="num" w:pos="2160"/>
+        </w:tabs>
+        <w:ind w:left="2160" w:hanging="360"/>
+      </w:pPr>
+      <w:rPr>
+        <w:rFonts w:ascii="Wingdings" w:hAnsi="Wingdings" w:hint="default"/>
+        <w:sz w:val="20"/>
+      </w:rPr>
+    </w:lvl>
+    <w:lvl w:ilvl="3" w:tentative="1">
+      <w:start w:val="1"/>
+      <w:numFmt w:val="bullet"/>
+      <w:lvlText w:val=""/>
+      <w:lvlJc w:val="left"/>
+      <w:pPr>
+        <w:tabs>
+          <w:tab w:val="num" w:pos="2880"/>
+        </w:tabs>
+        <w:ind w:left="2880" w:hanging="360"/>
+      </w:pPr>
+      <w:rPr>
+        <w:rFonts w:ascii="Wingdings" w:hAnsi="Wingdings" w:hint="default"/>
+        <w:sz w:val="20"/>
+      </w:rPr>
+    </w:lvl>
+    <w:lvl w:ilvl="4" w:tentative="1">
+      <w:start w:val="1"/>
+      <w:numFmt w:val="bullet"/>
+      <w:lvlText w:val=""/>
+      <w:lvlJc w:val="left"/>
+      <w:pPr>
+        <w:tabs>
+          <w:tab w:val="num" w:pos="3600"/>
+        </w:tabs>
+        <w:ind w:left="3600" w:hanging="360"/>
+      </w:pPr>
+      <w:rPr>
+        <w:rFonts w:ascii="Wingdings" w:hAnsi="Wingdings" w:hint="default"/>
+        <w:sz w:val="20"/>
+      </w:rPr>
+    </w:lvl>
+    <w:lvl w:ilvl="5" w:tentative="1">
+      <w:start w:val="1"/>
+      <w:numFmt w:val="bullet"/>
+      <w:lvlText w:val=""/>
+      <w:lvlJc w:val="left"/>
+      <w:pPr>
+        <w:tabs>
+          <w:tab w:val="num" w:pos="4320"/>
+        </w:tabs>
+        <w:ind w:left="4320" w:hanging="360"/>
+      </w:pPr>
+      <w:rPr>
+        <w:rFonts w:ascii="Wingdings" w:hAnsi="Wingdings" w:hint="default"/>
+        <w:sz w:val="20"/>
+      </w:rPr>
+    </w:lvl>
+    <w:lvl w:ilvl="6" w:tentative="1">
+      <w:start w:val="1"/>
+      <w:numFmt w:val="bullet"/>
+      <w:lvlText w:val=""/>
+      <w:lvlJc w:val="left"/>
+      <w:pPr>
+        <w:tabs>
+          <w:tab w:val="num" w:pos="5040"/>
+        </w:tabs>
+        <w:ind w:left="5040" w:hanging="360"/>
+      </w:pPr>
+      <w:rPr>
+        <w:rFonts w:ascii="Wingdings" w:hAnsi="Wingdings" w:hint="default"/>
+        <w:sz w:val="20"/>
+      </w:rPr>
+    </w:lvl>
+    <w:lvl w:ilvl="7" w:tentative="1">
+      <w:start w:val="1"/>
+      <w:numFmt w:val="bullet"/>
+      <w:lvlText w:val=""/>
+      <w:lvlJc w:val="left"/>
+      <w:pPr>
+        <w:tabs>
+          <w:tab w:val="num" w:pos="5760"/>
+        </w:tabs>
+        <w:ind w:left="5760" w:hanging="360"/>
+      </w:pPr>
+      <w:rPr>
+        <w:rFonts w:ascii="Wingdings" w:hAnsi="Wingdings" w:hint="default"/>
+        <w:sz w:val="20"/>
+      </w:rPr>
+    </w:lvl>
+    <w:lvl w:ilvl="8" w:tentative="1">
+      <w:start w:val="1"/>
+      <w:numFmt w:val="bullet"/>
+      <w:lvlText w:val=""/>
+      <w:lvlJc w:val="left"/>
+      <w:pPr>
+        <w:tabs>
+          <w:tab w:val="num" w:pos="6480"/>
+        </w:tabs>
+        <w:ind w:left="6480" w:hanging="360"/>
+      </w:pPr>
+      <w:rPr>
+        <w:rFonts w:ascii="Wingdings" w:hAnsi="Wingdings" w:hint="default"/>
+        <w:sz w:val="20"/>
+      </w:rPr>
+    </w:lvl>
+  </w:abstractNum>
+  <w:num w:numId="1">
+    <w:abstractNumId w:val="0"/>
+  </w:num>
+  <w:num w:numId="2">
+    <w:abstractNumId w:val="1"/>
+  </w:num>
+</w:numbering>
 </file>
 
 <file path=word/styles.xml><?xml version="1.0" encoding="utf-8"?>
@@ -690,10 +2759,50 @@
     <w:name w:val="Normal"/>
     <w:qFormat/>
   </w:style>
+  <w:style w:type="paragraph" w:styleId="Heading1">
+    <w:name w:val="heading 1"/>
+    <w:basedOn w:val="Normal"/>
+    <w:next w:val="Normal"/>
+    <w:link w:val="Heading1Char"/>
+    <w:uiPriority w:val="9"/>
+    <w:qFormat/>
+    <w:rsid w:val="007812AE"/>
+    <w:pPr>
+      <w:keepNext/>
+      <w:keepLines/>
+      <w:spacing w:before="240" w:after="0"/>
+      <w:outlineLvl w:val="0"/>
+    </w:pPr>
+    <w:rPr>
+      <w:rFonts w:asciiTheme="majorHAnsi" w:eastAsiaTheme="majorEastAsia" w:hAnsiTheme="majorHAnsi" w:cstheme="majorBidi"/>
+      <w:color w:val="2F5496" w:themeColor="accent1" w:themeShade="BF"/>
+      <w:sz w:val="32"/>
+      <w:szCs w:val="32"/>
+    </w:rPr>
+  </w:style>
+  <w:style w:type="paragraph" w:styleId="Heading2">
+    <w:name w:val="heading 2"/>
+    <w:basedOn w:val="Normal"/>
+    <w:link w:val="Heading2Char"/>
+    <w:uiPriority w:val="9"/>
+    <w:qFormat/>
+    <w:rsid w:val="00FF1DF3"/>
+    <w:pPr>
+      <w:spacing w:before="100" w:beforeAutospacing="1" w:after="100" w:afterAutospacing="1" w:line="240" w:lineRule="auto"/>
+      <w:outlineLvl w:val="1"/>
+    </w:pPr>
+    <w:rPr>
+      <w:rFonts w:ascii="Times New Roman" w:eastAsia="Times New Roman" w:hAnsi="Times New Roman" w:cs="Times New Roman"/>
+      <w:b/>
+      <w:bCs/>
+      <w:sz w:val="36"/>
+      <w:szCs w:val="36"/>
+      <w:lang w:eastAsia="en-IN"/>
+    </w:rPr>
+  </w:style>
   <w:style w:type="character" w:default="1" w:styleId="DefaultParagraphFont">
     <w:name w:val="Default Paragraph Font"/>
     <w:uiPriority w:val="1"/>
-    <w:semiHidden/>
     <w:unhideWhenUsed/>
   </w:style>
   <w:style w:type="table" w:default="1" w:styleId="TableNormal">
@@ -1071,6 +3180,195 @@
       </w:tcPr>
     </w:tblStylePr>
   </w:style>
+  <w:style w:type="paragraph" w:customStyle="1" w:styleId="H">
+    <w:name w:val="H"/>
+    <w:basedOn w:val="Normal"/>
+    <w:link w:val="HChar"/>
+    <w:qFormat/>
+    <w:rsid w:val="003F2226"/>
+    <w:rPr>
+      <w:b/>
+      <w:bCs/>
+      <w:sz w:val="24"/>
+      <w:szCs w:val="24"/>
+      <w:lang w:val="en-US"/>
+    </w:rPr>
+  </w:style>
+  <w:style w:type="paragraph" w:customStyle="1" w:styleId="T">
+    <w:name w:val="T"/>
+    <w:basedOn w:val="H"/>
+    <w:link w:val="TChar"/>
+    <w:qFormat/>
+    <w:rsid w:val="003F2226"/>
+    <w:rPr>
+      <w:b w:val="0"/>
+      <w:bCs w:val="0"/>
+      <w:sz w:val="22"/>
+      <w:szCs w:val="22"/>
+    </w:rPr>
+  </w:style>
+  <w:style w:type="character" w:customStyle="1" w:styleId="HChar">
+    <w:name w:val="H Char"/>
+    <w:basedOn w:val="DefaultParagraphFont"/>
+    <w:link w:val="H"/>
+    <w:rsid w:val="003F2226"/>
+    <w:rPr>
+      <w:b/>
+      <w:bCs/>
+      <w:sz w:val="24"/>
+      <w:szCs w:val="24"/>
+      <w:lang w:val="en-US"/>
+    </w:rPr>
+  </w:style>
+  <w:style w:type="paragraph" w:customStyle="1" w:styleId="S">
+    <w:name w:val="S"/>
+    <w:basedOn w:val="H"/>
+    <w:link w:val="SChar"/>
+    <w:qFormat/>
+    <w:rsid w:val="003F2226"/>
+    <w:rPr>
+      <w:sz w:val="4"/>
+      <w:szCs w:val="4"/>
+    </w:rPr>
+  </w:style>
+  <w:style w:type="character" w:customStyle="1" w:styleId="TChar">
+    <w:name w:val="T Char"/>
+    <w:basedOn w:val="HChar"/>
+    <w:link w:val="T"/>
+    <w:rsid w:val="003F2226"/>
+    <w:rPr>
+      <w:b w:val="0"/>
+      <w:bCs w:val="0"/>
+      <w:sz w:val="24"/>
+      <w:szCs w:val="24"/>
+      <w:lang w:val="en-US"/>
+    </w:rPr>
+  </w:style>
+  <w:style w:type="character" w:customStyle="1" w:styleId="SChar">
+    <w:name w:val="S Char"/>
+    <w:basedOn w:val="HChar"/>
+    <w:link w:val="S"/>
+    <w:rsid w:val="003F2226"/>
+    <w:rPr>
+      <w:b/>
+      <w:bCs/>
+      <w:sz w:val="4"/>
+      <w:szCs w:val="4"/>
+      <w:lang w:val="en-US"/>
+    </w:rPr>
+  </w:style>
+  <w:style w:type="paragraph" w:customStyle="1" w:styleId="L">
+    <w:name w:val="L"/>
+    <w:basedOn w:val="T"/>
+    <w:link w:val="LChar"/>
+    <w:qFormat/>
+    <w:rsid w:val="00DC3350"/>
+    <w:pPr>
+      <w:numPr>
+        <w:numId w:val="1"/>
+      </w:numPr>
+      <w:spacing w:after="5"/>
+      <w:ind w:left="714" w:hanging="357"/>
+    </w:pPr>
+  </w:style>
+  <w:style w:type="character" w:customStyle="1" w:styleId="Heading2Char">
+    <w:name w:val="Heading 2 Char"/>
+    <w:basedOn w:val="DefaultParagraphFont"/>
+    <w:link w:val="Heading2"/>
+    <w:uiPriority w:val="9"/>
+    <w:rsid w:val="00FF1DF3"/>
+    <w:rPr>
+      <w:rFonts w:ascii="Times New Roman" w:eastAsia="Times New Roman" w:hAnsi="Times New Roman" w:cs="Times New Roman"/>
+      <w:b/>
+      <w:bCs/>
+      <w:sz w:val="36"/>
+      <w:szCs w:val="36"/>
+      <w:lang w:eastAsia="en-IN"/>
+    </w:rPr>
+  </w:style>
+  <w:style w:type="character" w:customStyle="1" w:styleId="LChar">
+    <w:name w:val="L Char"/>
+    <w:basedOn w:val="TChar"/>
+    <w:link w:val="L"/>
+    <w:rsid w:val="00DC3350"/>
+    <w:rPr>
+      <w:b w:val="0"/>
+      <w:bCs w:val="0"/>
+      <w:sz w:val="24"/>
+      <w:szCs w:val="24"/>
+      <w:lang w:val="en-US"/>
+    </w:rPr>
+  </w:style>
+  <w:style w:type="character" w:styleId="Strong">
+    <w:name w:val="Strong"/>
+    <w:basedOn w:val="DefaultParagraphFont"/>
+    <w:uiPriority w:val="22"/>
+    <w:qFormat/>
+    <w:rsid w:val="00FF1DF3"/>
+    <w:rPr>
+      <w:b/>
+      <w:bCs/>
+    </w:rPr>
+  </w:style>
+  <w:style w:type="table" w:styleId="TableGrid">
+    <w:name w:val="Table Grid"/>
+    <w:basedOn w:val="TableNormal"/>
+    <w:uiPriority w:val="39"/>
+    <w:rsid w:val="00FF1DF3"/>
+    <w:pPr>
+      <w:spacing w:after="0" w:line="240" w:lineRule="auto"/>
+    </w:pPr>
+    <w:tblPr>
+      <w:tblBorders>
+        <w:top w:val="single" w:sz="4" w:space="0" w:color="auto"/>
+        <w:left w:val="single" w:sz="4" w:space="0" w:color="auto"/>
+        <w:bottom w:val="single" w:sz="4" w:space="0" w:color="auto"/>
+        <w:right w:val="single" w:sz="4" w:space="0" w:color="auto"/>
+        <w:insideH w:val="single" w:sz="4" w:space="0" w:color="auto"/>
+        <w:insideV w:val="single" w:sz="4" w:space="0" w:color="auto"/>
+      </w:tblBorders>
+    </w:tblPr>
+  </w:style>
+  <w:style w:type="character" w:customStyle="1" w:styleId="Heading1Char">
+    <w:name w:val="Heading 1 Char"/>
+    <w:basedOn w:val="DefaultParagraphFont"/>
+    <w:link w:val="Heading1"/>
+    <w:uiPriority w:val="9"/>
+    <w:rsid w:val="007812AE"/>
+    <w:rPr>
+      <w:rFonts w:asciiTheme="majorHAnsi" w:eastAsiaTheme="majorEastAsia" w:hAnsiTheme="majorHAnsi" w:cstheme="majorBidi"/>
+      <w:color w:val="2F5496" w:themeColor="accent1" w:themeShade="BF"/>
+      <w:sz w:val="32"/>
+      <w:szCs w:val="32"/>
+    </w:rPr>
+  </w:style>
+  <w:style w:type="paragraph" w:customStyle="1" w:styleId="ds-markdown-paragraph">
+    <w:name w:val="ds-markdown-paragraph"/>
+    <w:basedOn w:val="Normal"/>
+    <w:rsid w:val="00591146"/>
+    <w:pPr>
+      <w:spacing w:before="100" w:beforeAutospacing="1" w:after="100" w:afterAutospacing="1" w:line="240" w:lineRule="auto"/>
+    </w:pPr>
+    <w:rPr>
+      <w:rFonts w:ascii="Times New Roman" w:eastAsia="Times New Roman" w:hAnsi="Times New Roman" w:cs="Times New Roman"/>
+      <w:sz w:val="24"/>
+      <w:szCs w:val="24"/>
+      <w:lang w:eastAsia="en-IN"/>
+    </w:rPr>
+  </w:style>
+  <w:style w:type="character" w:styleId="HTMLCode">
+    <w:name w:val="HTML Code"/>
+    <w:basedOn w:val="DefaultParagraphFont"/>
+    <w:uiPriority w:val="99"/>
+    <w:semiHidden/>
+    <w:unhideWhenUsed/>
+    <w:rsid w:val="00E93FA8"/>
+    <w:rPr>
+      <w:rFonts w:ascii="Courier New" w:eastAsia="Times New Roman" w:hAnsi="Courier New" w:cs="Courier New"/>
+      <w:sz w:val="20"/>
+      <w:szCs w:val="20"/>
+    </w:rPr>
+  </w:style>
 </w:styles>
 </file>
 
@@ -1112,6 +3410,34 @@
 
 <file path=word/glossary/fontTable.xml><?xml version="1.0" encoding="utf-8"?>
 <w:fonts xmlns:mc="http://schemas.openxmlformats.org/markup-compatibility/2006" xmlns:r="http://schemas.openxmlformats.org/officeDocument/2006/relationships" xmlns:w="http://schemas.openxmlformats.org/wordprocessingml/2006/main" xmlns:w14="http://schemas.microsoft.com/office/word/2010/wordml" xmlns:w15="http://schemas.microsoft.com/office/word/2012/wordml" xmlns:w16cex="http://schemas.microsoft.com/office/word/2018/wordml/cex" xmlns:w16cid="http://schemas.microsoft.com/office/word/2016/wordml/cid" xmlns:w16="http://schemas.microsoft.com/office/word/2018/wordml" xmlns:w16sdtdh="http://schemas.microsoft.com/office/word/2020/wordml/sdtdatahash" xmlns:w16se="http://schemas.microsoft.com/office/word/2015/wordml/symex" mc:Ignorable="w14 w15 w16se w16cid w16 w16cex w16sdtdh">
+  <w:font w:name="Symbol">
+    <w:panose1 w:val="05050102010706020507"/>
+    <w:charset w:val="02"/>
+    <w:family w:val="roman"/>
+    <w:pitch w:val="variable"/>
+    <w:sig w:usb0="00000000" w:usb1="10000000" w:usb2="00000000" w:usb3="00000000" w:csb0="80000000" w:csb1="00000000"/>
+  </w:font>
+  <w:font w:name="Times New Roman">
+    <w:panose1 w:val="02020603050405020304"/>
+    <w:charset w:val="00"/>
+    <w:family w:val="roman"/>
+    <w:pitch w:val="variable"/>
+    <w:sig w:usb0="E0002EFF" w:usb1="C000785B" w:usb2="00000009" w:usb3="00000000" w:csb0="000001FF" w:csb1="00000000"/>
+  </w:font>
+  <w:font w:name="Courier New">
+    <w:panose1 w:val="02070309020205020404"/>
+    <w:charset w:val="00"/>
+    <w:family w:val="modern"/>
+    <w:pitch w:val="fixed"/>
+    <w:sig w:usb0="E0002EFF" w:usb1="C0007843" w:usb2="00000009" w:usb3="00000000" w:csb0="000001FF" w:csb1="00000000"/>
+  </w:font>
+  <w:font w:name="Wingdings">
+    <w:panose1 w:val="05000000000000000000"/>
+    <w:charset w:val="02"/>
+    <w:family w:val="auto"/>
+    <w:pitch w:val="variable"/>
+    <w:sig w:usb0="00000000" w:usb1="10000000" w:usb2="00000000" w:usb3="00000000" w:csb0="80000000" w:csb1="00000000"/>
+  </w:font>
   <w:font w:name="Calibri">
     <w:panose1 w:val="020F0502020204030204"/>
     <w:charset w:val="00"/>
@@ -1119,12 +3445,12 @@
     <w:pitch w:val="variable"/>
     <w:sig w:usb0="E4002EFF" w:usb1="C000247B" w:usb2="00000009" w:usb3="00000000" w:csb0="000001FF" w:csb1="00000000"/>
   </w:font>
-  <w:font w:name="Times New Roman">
-    <w:panose1 w:val="02020603050405020304"/>
+  <w:font w:name="Calibri Light">
+    <w:panose1 w:val="020F0302020204030204"/>
     <w:charset w:val="00"/>
-    <w:family w:val="roman"/>
+    <w:family w:val="swiss"/>
     <w:pitch w:val="variable"/>
-    <w:sig w:usb0="E0002EFF" w:usb1="C000785B" w:usb2="00000009" w:usb3="00000000" w:csb0="000001FF" w:csb1="00000000"/>
+    <w:sig w:usb0="E4002EFF" w:usb1="C000247B" w:usb2="00000009" w:usb3="00000000" w:csb0="000001FF" w:csb1="00000000"/>
   </w:font>
   <w:font w:name="JetBrains Mono NL">
     <w:panose1 w:val="02000009000000000000"/>
@@ -1142,7 +3468,6 @@
   </w:font>
   <w:font w:name="Cascadia Code">
     <w:altName w:val="Segoe UI Symbol"/>
-    <w:panose1 w:val="020B0609020000020004"/>
     <w:charset w:val="00"/>
     <w:family w:val="modern"/>
     <w:pitch w:val="fixed"/>
@@ -1162,12 +3487,12 @@
     <w:pitch w:val="variable"/>
     <w:sig w:usb0="800002A7" w:usb1="28CF4400" w:usb2="00000016" w:usb3="00000000" w:csb0="00100009" w:csb1="00000000"/>
   </w:font>
-  <w:font w:name="Calibri Light">
-    <w:panose1 w:val="020F0302020204030204"/>
+  <w:font w:name="Segoe UI Emoji">
+    <w:panose1 w:val="020B0502040204020203"/>
     <w:charset w:val="00"/>
     <w:family w:val="swiss"/>
     <w:pitch w:val="variable"/>
-    <w:sig w:usb0="E4002EFF" w:usb1="C000247B" w:usb2="00000009" w:usb3="00000000" w:csb0="000001FF" w:csb1="00000000"/>
+    <w:sig w:usb0="00000003" w:usb1="02000000" w:usb2="00000000" w:usb3="00000000" w:csb0="00000001" w:csb1="00000000"/>
   </w:font>
 </w:fonts>
 </file>
@@ -1188,16 +3513,23 @@
   </w:compat>
   <w:rsids>
     <w:rsidRoot w:val="008238CD"/>
-    <w:rsid w:val="00315EC9"/>
+    <w:rsid w:val="00064D83"/>
     <w:rsid w:val="003A6ABC"/>
+    <w:rsid w:val="00420131"/>
     <w:rsid w:val="004F7305"/>
+    <w:rsid w:val="005E2640"/>
     <w:rsid w:val="006D2E04"/>
     <w:rsid w:val="008238CD"/>
+    <w:rsid w:val="009F78C8"/>
     <w:rsid w:val="00A3501E"/>
     <w:rsid w:val="00AC7174"/>
+    <w:rsid w:val="00C100C8"/>
     <w:rsid w:val="00C208BF"/>
     <w:rsid w:val="00C95DE2"/>
     <w:rsid w:val="00D223CD"/>
+    <w:rsid w:val="00DC36A5"/>
+    <w:rsid w:val="00DD42C3"/>
+    <w:rsid w:val="00EA0E10"/>
     <w:rsid w:val="00FD669A"/>
   </w:rsids>
   <m:mathPr>
@@ -1967,10 +4299,22 @@
 </CoverPageProperties>
 </file>
 
+<file path=customXml/item2.xml><?xml version="1.0" encoding="utf-8"?>
+<b:Sources xmlns:b="http://schemas.openxmlformats.org/officeDocument/2006/bibliography" xmlns="http://schemas.openxmlformats.org/officeDocument/2006/bibliography" SelectedStyle="\APASixthEditionOfficeOnline.xsl" StyleName="APA" Version="6"/>
+</file>
+
 <file path=customXml/itemProps1.xml><?xml version="1.0" encoding="utf-8"?>
 <ds:datastoreItem xmlns:ds="http://schemas.openxmlformats.org/officeDocument/2006/customXml" ds:itemID="{55AF091B-3C7A-41E3-B477-F2FDAA23CFDA}">
   <ds:schemaRefs>
     <ds:schemaRef ds:uri="http://schemas.microsoft.com/office/2006/coverPageProps"/>
   </ds:schemaRefs>
 </ds:datastoreItem>
+</file>
+
+<file path=customXml/itemProps2.xml><?xml version="1.0" encoding="utf-8"?>
+<ds:datastoreItem xmlns:ds="http://schemas.openxmlformats.org/officeDocument/2006/customXml" ds:itemID="{F989467B-DDBC-4253-8D53-7FB4DA5CB92E}">
+  <ds:schemaRefs>
+    <ds:schemaRef ds:uri="http://schemas.openxmlformats.org/officeDocument/2006/bibliography"/>
+  </ds:schemaRefs>
+</ds:datastoreItem>
 </file>
--- a/SEM 6/WEBX/Documentation/WEBXEXP7.docx
+++ b/SEM 6/WEBX/Documentation/WEBXEXP7.docx
@@ -5,1599 +5,15 @@
     <w:p>
       <w:pPr>
         <w:pStyle w:val="H"/>
-        <w:rPr>
-          <w:lang w:val="en-IN"/>
-        </w:rPr>
       </w:pPr>
       <w:r>
         <w:t xml:space="preserve">Aim: </w:t>
       </w:r>
-      <w:r>
-        <w:t xml:space="preserve">To </w:t>
-      </w:r>
-      <w:r>
-        <w:t xml:space="preserve">develop a </w:t>
-      </w:r>
-      <w:r>
-        <w:rPr>
-          <w:lang w:val="en-IN"/>
-        </w:rPr>
-        <w:t>Flask Currency Converter Application</w:t>
-      </w:r>
     </w:p>
     <w:p>
       <w:pPr>
         <w:pStyle w:val="S"/>
       </w:pPr>
-    </w:p>
-    <w:p>
-      <w:pPr>
-        <w:pStyle w:val="H"/>
-        <w:rPr>
-          <w:lang w:val="en-IN"/>
-        </w:rPr>
-      </w:pPr>
-      <w:r>
-        <w:rPr>
-          <w:lang w:val="en-IN"/>
-        </w:rPr>
-        <w:t xml:space="preserve">Q1. </w:t>
-      </w:r>
-      <w:r>
-        <w:rPr>
-          <w:lang w:val="en-IN"/>
-        </w:rPr>
-        <w:t>What is Flask and what are its key features?</w:t>
-      </w:r>
-    </w:p>
-    <w:p>
-      <w:pPr>
-        <w:pStyle w:val="T"/>
-      </w:pPr>
-      <w:r>
-        <w:t xml:space="preserve">Flask is a lightweight Python web framework for building web applications. </w:t>
-      </w:r>
-    </w:p>
-    <w:p>
-      <w:pPr>
-        <w:pStyle w:val="T"/>
-      </w:pPr>
-      <w:r>
-        <w:t xml:space="preserve">Key features include: </w:t>
-      </w:r>
-    </w:p>
-    <w:p>
-      <w:pPr>
-        <w:pStyle w:val="L"/>
-      </w:pPr>
-      <w:r>
-        <w:t>B</w:t>
-      </w:r>
-      <w:r>
-        <w:t>uilt-in development server</w:t>
-      </w:r>
-    </w:p>
-    <w:p>
-      <w:pPr>
-        <w:pStyle w:val="L"/>
-      </w:pPr>
-      <w:r>
-        <w:t>URL routing</w:t>
-      </w:r>
-    </w:p>
-    <w:p>
-      <w:pPr>
-        <w:pStyle w:val="L"/>
-      </w:pPr>
-      <w:r>
-        <w:t>T</w:t>
-      </w:r>
-      <w:r>
-        <w:t>emplate engine (Jinja2)</w:t>
-      </w:r>
-    </w:p>
-    <w:p>
-      <w:pPr>
-        <w:pStyle w:val="L"/>
-      </w:pPr>
-      <w:r>
-        <w:t>R</w:t>
-      </w:r>
-      <w:r>
-        <w:t>equest handlin</w:t>
-      </w:r>
-      <w:r>
-        <w:t>g</w:t>
-      </w:r>
-    </w:p>
-    <w:p>
-      <w:pPr>
-        <w:pStyle w:val="L"/>
-      </w:pPr>
-      <w:r>
-        <w:t xml:space="preserve"> </w:t>
-      </w:r>
-      <w:r>
-        <w:t>M</w:t>
-      </w:r>
-      <w:r>
-        <w:t xml:space="preserve">odular design </w:t>
-      </w:r>
-    </w:p>
-    <w:p>
-      <w:pPr>
-        <w:pStyle w:val="S"/>
-      </w:pPr>
-    </w:p>
-    <w:p>
-      <w:pPr>
-        <w:pStyle w:val="T"/>
-      </w:pPr>
-      <w:r>
-        <w:t>It's classified as a micro-framework because it keeps core simple but extensible.</w:t>
-      </w:r>
-    </w:p>
-    <w:p>
-      <w:pPr>
-        <w:pStyle w:val="S"/>
-      </w:pPr>
-    </w:p>
-    <w:p>
-      <w:pPr>
-        <w:pStyle w:val="H"/>
-        <w:rPr>
-          <w:lang w:val="en-IN"/>
-        </w:rPr>
-      </w:pPr>
-      <w:r>
-        <w:rPr>
-          <w:lang w:val="en-IN"/>
-        </w:rPr>
-        <w:t xml:space="preserve">Q2. </w:t>
-      </w:r>
-      <w:r>
-        <w:rPr>
-          <w:lang w:val="en-IN"/>
-        </w:rPr>
-        <w:t xml:space="preserve">Explain </w:t>
-      </w:r>
-      <w:r>
-        <w:rPr>
-          <w:lang w:val="en-IN"/>
-        </w:rPr>
-        <w:t xml:space="preserve">how </w:t>
-      </w:r>
-      <w:r>
-        <w:rPr>
-          <w:lang w:val="en-IN"/>
-        </w:rPr>
-        <w:t>routing in Flask.</w:t>
-      </w:r>
-    </w:p>
-    <w:p>
-      <w:pPr>
-        <w:pStyle w:val="T"/>
-      </w:pPr>
-      <w:r>
-        <w:t xml:space="preserve">Routing maps URLs to functions using the </w:t>
-      </w:r>
-      <w:r>
-        <w:rPr>
-          <w:rStyle w:val="CodeChar"/>
-        </w:rPr>
-        <w:t>@app.route()</w:t>
-      </w:r>
-      <w:r>
-        <w:t xml:space="preserve"> decorator. When a user visits a URL, Flask executes the decorated function and returns the response. Routes can include dynamic variables like </w:t>
-      </w:r>
-      <w:r>
-        <w:rPr>
-          <w:rStyle w:val="CodeChar"/>
-        </w:rPr>
-        <w:t>&lt;username&gt;.</w:t>
-      </w:r>
-    </w:p>
-    <w:p>
-      <w:pPr>
-        <w:pStyle w:val="S"/>
-      </w:pPr>
-    </w:p>
-    <w:p>
-      <w:pPr>
-        <w:pStyle w:val="H"/>
-        <w:rPr>
-          <w:lang w:val="en-IN"/>
-        </w:rPr>
-      </w:pPr>
-      <w:r>
-        <w:rPr>
-          <w:lang w:val="en-IN"/>
-        </w:rPr>
-        <w:t xml:space="preserve">Q3. </w:t>
-      </w:r>
-      <w:r>
-        <w:rPr>
-          <w:lang w:val="en-IN"/>
-        </w:rPr>
-        <w:t>What are Flask templates and how does Jinja2 work?</w:t>
-      </w:r>
-    </w:p>
-    <w:p>
-      <w:pPr>
-        <w:pStyle w:val="T"/>
-      </w:pPr>
-      <w:r>
-        <w:t xml:space="preserve">Templates are HTML files with placeholders for dynamic content. Jinja2 enables template inheritance using </w:t>
-      </w:r>
-      <w:r>
-        <w:rPr>
-          <w:rStyle w:val="CodeChar"/>
-        </w:rPr>
-        <w:t>{% extends %}</w:t>
-      </w:r>
-      <w:r>
-        <w:t xml:space="preserve"> and </w:t>
-      </w:r>
-      <w:r>
-        <w:rPr>
-          <w:rStyle w:val="CodeChar"/>
-        </w:rPr>
-        <w:t>{% block %},</w:t>
-      </w:r>
-      <w:r>
-        <w:t xml:space="preserve"> and allows inserting variables with </w:t>
-      </w:r>
-      <w:r>
-        <w:rPr>
-          <w:rStyle w:val="CodeChar"/>
-        </w:rPr>
-        <w:t>{{ }}</w:t>
-      </w:r>
-      <w:r>
-        <w:t xml:space="preserve"> and logic with </w:t>
-      </w:r>
-      <w:r>
-        <w:rPr>
-          <w:rStyle w:val="CodeChar"/>
-        </w:rPr>
-        <w:t>{% %}</w:t>
-      </w:r>
-      <w:r>
-        <w:t xml:space="preserve"> tags.</w:t>
-      </w:r>
-    </w:p>
-    <w:p>
-      <w:pPr>
-        <w:pStyle w:val="S"/>
-      </w:pPr>
-    </w:p>
-    <w:p>
-      <w:pPr>
-        <w:pStyle w:val="H"/>
-        <w:rPr>
-          <w:lang w:val="en-IN"/>
-        </w:rPr>
-      </w:pPr>
-      <w:r>
-        <w:rPr>
-          <w:lang w:val="en-IN"/>
-        </w:rPr>
-        <w:t xml:space="preserve">Q4. </w:t>
-      </w:r>
-      <w:r>
-        <w:rPr>
-          <w:lang w:val="en-IN"/>
-        </w:rPr>
-        <w:t>How does Flask handle form data from GET/POST requests?</w:t>
-      </w:r>
-    </w:p>
-    <w:p>
-      <w:pPr>
-        <w:pStyle w:val="T"/>
-      </w:pPr>
-      <w:r>
-        <w:t xml:space="preserve">Flask uses the request object to access form </w:t>
-      </w:r>
-      <w:r>
-        <w:rPr>
-          <w:rStyle w:val="CodeChar"/>
-        </w:rPr>
-        <w:t>data.request.method</w:t>
-      </w:r>
-      <w:r>
-        <w:t xml:space="preserve"> checks the </w:t>
-      </w:r>
-      <w:r>
-        <w:rPr>
-          <w:rStyle w:val="CodeChar"/>
-        </w:rPr>
-        <w:t>HTTP</w:t>
-      </w:r>
-      <w:r>
-        <w:t xml:space="preserve"> method, while </w:t>
-      </w:r>
-      <w:r>
-        <w:rPr>
-          <w:rStyle w:val="CodeChar"/>
-        </w:rPr>
-        <w:t>request.form['field']</w:t>
-      </w:r>
-      <w:r>
-        <w:t xml:space="preserve"> retrieves </w:t>
-      </w:r>
-      <w:r>
-        <w:rPr>
-          <w:rStyle w:val="CodeChar"/>
-        </w:rPr>
-        <w:t>POST</w:t>
-      </w:r>
-      <w:r>
-        <w:t xml:space="preserve"> data. </w:t>
-      </w:r>
-      <w:r>
-        <w:rPr>
-          <w:rStyle w:val="CodeChar"/>
-        </w:rPr>
-        <w:t>GET</w:t>
-      </w:r>
-      <w:r>
-        <w:t xml:space="preserve"> parameters are accessed via </w:t>
-      </w:r>
-      <w:r>
-        <w:rPr>
-          <w:rStyle w:val="CodeChar"/>
-        </w:rPr>
-        <w:t>request.args.get().</w:t>
-      </w:r>
-    </w:p>
-    <w:p>
-      <w:pPr>
-        <w:pStyle w:val="S"/>
-      </w:pPr>
-    </w:p>
-    <w:p>
-      <w:pPr>
-        <w:pStyle w:val="H"/>
-        <w:rPr>
-          <w:lang w:val="en-IN"/>
-        </w:rPr>
-      </w:pPr>
-      <w:r>
-        <w:rPr>
-          <w:lang w:val="en-IN"/>
-        </w:rPr>
-        <w:t xml:space="preserve">Q5. </w:t>
-      </w:r>
-      <w:r>
-        <w:rPr>
-          <w:lang w:val="en-IN"/>
-        </w:rPr>
-        <w:t>How are static files (CSS, JS) managed in Flask?</w:t>
-      </w:r>
-    </w:p>
-    <w:p>
-      <w:pPr>
-        <w:pStyle w:val="T"/>
-      </w:pPr>
-      <w:r>
-        <w:t xml:space="preserve">Static files are stored in the static folder and linked using </w:t>
-      </w:r>
-      <w:r>
-        <w:rPr>
-          <w:rStyle w:val="CodeChar"/>
-        </w:rPr>
-        <w:t>url_for('static', filename='style.css').</w:t>
-      </w:r>
-      <w:r>
-        <w:t xml:space="preserve"> This generates the correct </w:t>
-      </w:r>
-      <w:r>
-        <w:rPr>
-          <w:rStyle w:val="CodeChar"/>
-        </w:rPr>
-        <w:t>URL</w:t>
-      </w:r>
-      <w:r>
-        <w:t xml:space="preserve"> path regardless of application location.</w:t>
-      </w:r>
-    </w:p>
-    <w:p>
-      <w:pPr>
-        <w:pStyle w:val="S"/>
-      </w:pPr>
-    </w:p>
-    <w:p>
-      <w:pPr>
-        <w:pStyle w:val="H"/>
-      </w:pPr>
-      <w:r>
-        <w:t>Code (app.py):</w:t>
-      </w:r>
-    </w:p>
-    <w:p>
-      <w:pPr>
-        <w:pStyle w:val="Code"/>
-      </w:pPr>
-      <w:r>
-        <w:t>from flask import Flask, render_template, request</w:t>
-      </w:r>
-    </w:p>
-    <w:p>
-      <w:pPr>
-        <w:pStyle w:val="Code"/>
-      </w:pPr>
-    </w:p>
-    <w:p>
-      <w:pPr>
-        <w:pStyle w:val="Code"/>
-      </w:pPr>
-      <w:r>
-        <w:t>app = Flask(__name__)</w:t>
-      </w:r>
-    </w:p>
-    <w:p>
-      <w:pPr>
-        <w:pStyle w:val="Code"/>
-      </w:pPr>
-    </w:p>
-    <w:p>
-      <w:pPr>
-        <w:pStyle w:val="Code"/>
-      </w:pPr>
-      <w:r>
-        <w:t>exchange_rates = {</w:t>
-      </w:r>
-    </w:p>
-    <w:p>
-      <w:pPr>
-        <w:pStyle w:val="Code"/>
-      </w:pPr>
-      <w:r>
-        <w:t>    'USD': 1.0,      </w:t>
-      </w:r>
-    </w:p>
-    <w:p>
-      <w:pPr>
-        <w:pStyle w:val="Code"/>
-      </w:pPr>
-      <w:r>
-        <w:t>    'INR': 92.45,    </w:t>
-      </w:r>
-    </w:p>
-    <w:p>
-      <w:pPr>
-        <w:pStyle w:val="Code"/>
-      </w:pPr>
-      <w:r>
-        <w:t xml:space="preserve">    'GBP': 0.75,     </w:t>
-      </w:r>
-    </w:p>
-    <w:p>
-      <w:pPr>
-        <w:pStyle w:val="Code"/>
-      </w:pPr>
-      <w:r>
-        <w:t xml:space="preserve">    'SAR': 3.75,     </w:t>
-      </w:r>
-    </w:p>
-    <w:p>
-      <w:pPr>
-        <w:pStyle w:val="Code"/>
-      </w:pPr>
-      <w:r>
-        <w:t>    'CNY': 6.87      </w:t>
-      </w:r>
-    </w:p>
-    <w:p>
-      <w:pPr>
-        <w:pStyle w:val="Code"/>
-      </w:pPr>
-      <w:r>
-        <w:t>}</w:t>
-      </w:r>
-    </w:p>
-    <w:p>
-      <w:pPr>
-        <w:pStyle w:val="Code"/>
-      </w:pPr>
-    </w:p>
-    <w:p>
-      <w:pPr>
-        <w:pStyle w:val="Code"/>
-      </w:pPr>
-      <w:r>
-        <w:lastRenderedPageBreak/>
-        <w:t>def convert_currency(amount, from_currency, to_currency):</w:t>
-      </w:r>
-    </w:p>
-    <w:p>
-      <w:pPr>
-        <w:pStyle w:val="Code"/>
-      </w:pPr>
-      <w:r>
-        <w:t>    if from_currency == to_currency:</w:t>
-      </w:r>
-    </w:p>
-    <w:p>
-      <w:pPr>
-        <w:pStyle w:val="Code"/>
-      </w:pPr>
-      <w:r>
-        <w:t>        return amount</w:t>
-      </w:r>
-    </w:p>
-    <w:p>
-      <w:pPr>
-        <w:pStyle w:val="Code"/>
-      </w:pPr>
-      <w:r>
-        <w:t xml:space="preserve">    </w:t>
-      </w:r>
-    </w:p>
-    <w:p>
-      <w:pPr>
-        <w:pStyle w:val="Code"/>
-      </w:pPr>
-      <w:r>
-        <w:t>    amount_in_usd = amount / exchange_rates[from_currency]</w:t>
-      </w:r>
-    </w:p>
-    <w:p>
-      <w:pPr>
-        <w:pStyle w:val="Code"/>
-      </w:pPr>
-      <w:r>
-        <w:t>    converted_amount = amount_in_usd * exchange_rates[to_currency]</w:t>
-      </w:r>
-    </w:p>
-    <w:p>
-      <w:pPr>
-        <w:pStyle w:val="Code"/>
-      </w:pPr>
-      <w:r>
-        <w:t xml:space="preserve">    </w:t>
-      </w:r>
-    </w:p>
-    <w:p>
-      <w:pPr>
-        <w:pStyle w:val="Code"/>
-      </w:pPr>
-      <w:r>
-        <w:t>    return round(converted_amount, 2)</w:t>
-      </w:r>
-    </w:p>
-    <w:p>
-      <w:pPr>
-        <w:pStyle w:val="Code"/>
-      </w:pPr>
-    </w:p>
-    <w:p>
-      <w:pPr>
-        <w:pStyle w:val="Code"/>
-      </w:pPr>
-      <w:r>
-        <w:t>@app.route('/')</w:t>
-      </w:r>
-    </w:p>
-    <w:p>
-      <w:pPr>
-        <w:pStyle w:val="Code"/>
-      </w:pPr>
-      <w:r>
-        <w:t>def hello():</w:t>
-      </w:r>
-    </w:p>
-    <w:p>
-      <w:pPr>
-        <w:pStyle w:val="Code"/>
-      </w:pPr>
-      <w:r>
-        <w:t>    return render_template('index.html')</w:t>
-      </w:r>
-    </w:p>
-    <w:p>
-      <w:pPr>
-        <w:pStyle w:val="Code"/>
-      </w:pPr>
-    </w:p>
-    <w:p>
-      <w:pPr>
-        <w:pStyle w:val="Code"/>
-      </w:pPr>
-      <w:r>
-        <w:t>@app.route('/convert', methods=['POST'])</w:t>
-      </w:r>
-    </w:p>
-    <w:p>
-      <w:pPr>
-        <w:pStyle w:val="Code"/>
-      </w:pPr>
-      <w:r>
-        <w:t>def convert():</w:t>
-      </w:r>
-    </w:p>
-    <w:p>
-      <w:pPr>
-        <w:pStyle w:val="Code"/>
-      </w:pPr>
-      <w:r>
-        <w:t>    try:</w:t>
-      </w:r>
-    </w:p>
-    <w:p>
-      <w:pPr>
-        <w:pStyle w:val="Code"/>
-      </w:pPr>
-      <w:r>
-        <w:t>        amount = float(request.form['amount'])</w:t>
-      </w:r>
-    </w:p>
-    <w:p>
-      <w:pPr>
-        <w:pStyle w:val="Code"/>
-      </w:pPr>
-      <w:r>
-        <w:t>        from_currency = request.form['from_currency']</w:t>
-      </w:r>
-    </w:p>
-    <w:p>
-      <w:pPr>
-        <w:pStyle w:val="Code"/>
-      </w:pPr>
-      <w:r>
-        <w:t>        to_currency = request.form['to_currency']</w:t>
-      </w:r>
-    </w:p>
-    <w:p>
-      <w:pPr>
-        <w:pStyle w:val="Code"/>
-      </w:pPr>
-      <w:r>
-        <w:t xml:space="preserve">        </w:t>
-      </w:r>
-    </w:p>
-    <w:p>
-      <w:pPr>
-        <w:pStyle w:val="Code"/>
-      </w:pPr>
-      <w:r>
-        <w:t>        if from_currency not in exchange_rates or to_currency not in exchange_rates:</w:t>
-      </w:r>
-    </w:p>
-    <w:p>
-      <w:pPr>
-        <w:pStyle w:val="Code"/>
-      </w:pPr>
-      <w:r>
-        <w:t>            return render_template('index.html', error="Invalid currency selected")</w:t>
-      </w:r>
-    </w:p>
-    <w:p>
-      <w:pPr>
-        <w:pStyle w:val="Code"/>
-      </w:pPr>
-      <w:r>
-        <w:t xml:space="preserve">        </w:t>
-      </w:r>
-    </w:p>
-    <w:p>
-      <w:pPr>
-        <w:pStyle w:val="Code"/>
-      </w:pPr>
-      <w:r>
-        <w:t>        result = convert_currency(amount, from_currency, to_currency)</w:t>
-      </w:r>
-    </w:p>
-    <w:p>
-      <w:pPr>
-        <w:pStyle w:val="Code"/>
-      </w:pPr>
-      <w:r>
-        <w:t xml:space="preserve">        </w:t>
-      </w:r>
-    </w:p>
-    <w:p>
-      <w:pPr>
-        <w:pStyle w:val="Code"/>
-      </w:pPr>
-      <w:r>
-        <w:t>        currency_symbols = {</w:t>
-      </w:r>
-    </w:p>
-    <w:p>
-      <w:pPr>
-        <w:pStyle w:val="Code"/>
-      </w:pPr>
-      <w:r>
-        <w:t>            'USD': '$',</w:t>
-      </w:r>
-    </w:p>
-    <w:p>
-      <w:pPr>
-        <w:pStyle w:val="Code"/>
-      </w:pPr>
-      <w:r>
-        <w:t>            'INR': '</w:t>
-      </w:r>
-      <w:r>
-        <w:rPr>
-          <w:rFonts w:ascii="Courier New" w:hAnsi="Courier New" w:cs="Courier New"/>
-        </w:rPr>
-        <w:t>₹</w:t>
-      </w:r>
-      <w:r>
-        <w:t>',</w:t>
-      </w:r>
-    </w:p>
-    <w:p>
-      <w:pPr>
-        <w:pStyle w:val="Code"/>
-      </w:pPr>
-      <w:r>
-        <w:t>            'GBP': '£',</w:t>
-      </w:r>
-    </w:p>
-    <w:p>
-      <w:pPr>
-        <w:pStyle w:val="Code"/>
-      </w:pPr>
-      <w:r>
-        <w:t>            'SAR': '</w:t>
-      </w:r>
-      <w:r>
-        <w:rPr>
-          <w:rFonts w:ascii="Courier New" w:hAnsi="Courier New" w:cs="Courier New"/>
-        </w:rPr>
-        <w:t>﷼</w:t>
-      </w:r>
-      <w:r>
-        <w:t>',</w:t>
-      </w:r>
-    </w:p>
-    <w:p>
-      <w:pPr>
-        <w:pStyle w:val="Code"/>
-      </w:pPr>
-      <w:r>
-        <w:t>            'CNY': '¥'</w:t>
-      </w:r>
-    </w:p>
-    <w:p>
-      <w:pPr>
-        <w:pStyle w:val="Code"/>
-      </w:pPr>
-      <w:r>
-        <w:t>        }</w:t>
-      </w:r>
-    </w:p>
-    <w:p>
-      <w:pPr>
-        <w:pStyle w:val="Code"/>
-      </w:pPr>
-      <w:r>
-        <w:t xml:space="preserve">        </w:t>
-      </w:r>
-    </w:p>
-    <w:p>
-      <w:pPr>
-        <w:pStyle w:val="Code"/>
-      </w:pPr>
-      <w:r>
-        <w:t xml:space="preserve">        return render_template('index.html', </w:t>
-      </w:r>
-    </w:p>
-    <w:p>
-      <w:pPr>
-        <w:pStyle w:val="Code"/>
-      </w:pPr>
-      <w:r>
-        <w:t>                             result=result,</w:t>
-      </w:r>
-    </w:p>
-    <w:p>
-      <w:pPr>
-        <w:pStyle w:val="Code"/>
-      </w:pPr>
-      <w:r>
-        <w:t>                             amount=amount,</w:t>
-      </w:r>
-    </w:p>
-    <w:p>
-      <w:pPr>
-        <w:pStyle w:val="Code"/>
-      </w:pPr>
-      <w:r>
-        <w:t>                             from_curr=f"{currency_symbols[from_currency]} {from_currency}",</w:t>
-      </w:r>
-    </w:p>
-    <w:p>
-      <w:pPr>
-        <w:pStyle w:val="Code"/>
-      </w:pPr>
-      <w:r>
-        <w:t>                             to_curr=f"{currency_symbols[to_currency]} {to_currency}")</w:t>
-      </w:r>
-    </w:p>
-    <w:p>
-      <w:pPr>
-        <w:pStyle w:val="Code"/>
-      </w:pPr>
-      <w:r>
-        <w:t xml:space="preserve">    </w:t>
-      </w:r>
-    </w:p>
-    <w:p>
-      <w:pPr>
-        <w:pStyle w:val="Code"/>
-      </w:pPr>
-      <w:r>
-        <w:t>    except ValueError:</w:t>
-      </w:r>
-    </w:p>
-    <w:p>
-      <w:pPr>
-        <w:pStyle w:val="Code"/>
-      </w:pPr>
-      <w:r>
-        <w:t>        return render_template('index.html', error="Please enter a valid amount")</w:t>
-      </w:r>
-    </w:p>
-    <w:p>
-      <w:pPr>
-        <w:pStyle w:val="Code"/>
-      </w:pPr>
-      <w:r>
-        <w:t>    except Exception as e:</w:t>
-      </w:r>
-    </w:p>
-    <w:p>
-      <w:pPr>
-        <w:pStyle w:val="Code"/>
-      </w:pPr>
-      <w:r>
-        <w:t>        return render_template('index.html', error=f"An error occurred: {str(e)}")</w:t>
-      </w:r>
-    </w:p>
-    <w:p>
-      <w:pPr>
-        <w:pStyle w:val="Code"/>
-      </w:pPr>
-    </w:p>
-    <w:p>
-      <w:pPr>
-        <w:pStyle w:val="Code"/>
-      </w:pPr>
-      <w:r>
-        <w:t>if __name__ == '__main__':</w:t>
-      </w:r>
-    </w:p>
-    <w:p>
-      <w:pPr>
-        <w:pStyle w:val="Code"/>
-      </w:pPr>
-      <w:r>
-        <w:t>    app.run(debug=True)</w:t>
-      </w:r>
-    </w:p>
-    <w:p>
-      <w:pPr>
-        <w:pStyle w:val="S"/>
-      </w:pPr>
-    </w:p>
-    <w:p>
-      <w:pPr>
-        <w:pStyle w:val="H"/>
-      </w:pPr>
-      <w:r>
-        <w:t>Code (root_layout.html):</w:t>
-      </w:r>
-    </w:p>
-    <w:p>
-      <w:pPr>
-        <w:pStyle w:val="Code"/>
-      </w:pPr>
-      <w:r>
-        <w:t>&lt;!doctype html&gt;</w:t>
-      </w:r>
-    </w:p>
-    <w:p>
-      <w:pPr>
-        <w:pStyle w:val="Code"/>
-      </w:pPr>
-      <w:r>
-        <w:t>&lt;html lang="en"&gt;</w:t>
-      </w:r>
-    </w:p>
-    <w:p>
-      <w:pPr>
-        <w:pStyle w:val="Code"/>
-      </w:pPr>
-      <w:r>
-        <w:t>    &lt;head&gt;</w:t>
-      </w:r>
-    </w:p>
-    <w:p>
-      <w:pPr>
-        <w:pStyle w:val="Code"/>
-      </w:pPr>
-      <w:r>
-        <w:t>        &lt;meta charset="UTF-8" /&gt;</w:t>
-      </w:r>
-    </w:p>
-    <w:p>
-      <w:pPr>
-        <w:pStyle w:val="Code"/>
-      </w:pPr>
-      <w:r>
-        <w:t>        &lt;meta name="viewport" content="width=device-width, initial-scale=1.0" /&gt;</w:t>
-      </w:r>
-    </w:p>
-    <w:p>
-      <w:pPr>
-        <w:pStyle w:val="Code"/>
-      </w:pPr>
-      <w:r>
-        <w:t>        &lt;title&gt;{% block title %}WEBX EXP 7 | Flask{% endblock %}&lt;/title&gt;</w:t>
-      </w:r>
-    </w:p>
-    <w:p>
-      <w:pPr>
-        <w:pStyle w:val="Code"/>
-      </w:pPr>
-    </w:p>
-    <w:p>
-      <w:pPr>
-        <w:pStyle w:val="Code"/>
-      </w:pPr>
-      <w:r>
-        <w:t>        &lt;script src="https://cdn.tailwindcss.com"&gt;&lt;/script&gt;</w:t>
-      </w:r>
-    </w:p>
-    <w:p>
-      <w:pPr>
-        <w:pStyle w:val="Code"/>
-      </w:pPr>
-    </w:p>
-    <w:p>
-      <w:pPr>
-        <w:pStyle w:val="Code"/>
-      </w:pPr>
-      <w:r>
-        <w:t>        &lt;link</w:t>
-      </w:r>
-    </w:p>
-    <w:p>
-      <w:pPr>
-        <w:pStyle w:val="Code"/>
-      </w:pPr>
-      <w:r>
-        <w:t>            rel="stylesheet"</w:t>
-      </w:r>
-    </w:p>
-    <w:p>
-      <w:pPr>
-        <w:pStyle w:val="Code"/>
-      </w:pPr>
-      <w:r>
-        <w:t>            href="https://cdnjs.cloudflare.com/ajax/libs/font-awesome/6.5.1/css/all.min.css"</w:t>
-      </w:r>
-    </w:p>
-    <w:p>
-      <w:pPr>
-        <w:pStyle w:val="Code"/>
-      </w:pPr>
-      <w:r>
-        <w:t>        /&gt;</w:t>
-      </w:r>
-    </w:p>
-    <w:p>
-      <w:pPr>
-        <w:pStyle w:val="Code"/>
-      </w:pPr>
-      <w:r>
-        <w:t>    &lt;/head&gt;</w:t>
-      </w:r>
-    </w:p>
-    <w:p>
-      <w:pPr>
-        <w:pStyle w:val="Code"/>
-      </w:pPr>
-      <w:r>
-        <w:t>    &lt;body</w:t>
-      </w:r>
-    </w:p>
-    <w:p>
-      <w:pPr>
-        <w:pStyle w:val="Code"/>
-      </w:pPr>
-      <w:r>
-        <w:t>        class="h-screen w-screen bg-gray-100 flex justify-center items-center font-['Segoe_UI','Calibri','Arial',sans-serif] m-0 p-0"</w:t>
-      </w:r>
-    </w:p>
-    <w:p>
-      <w:pPr>
-        <w:pStyle w:val="Code"/>
-      </w:pPr>
-      <w:r>
-        <w:t>    &gt;</w:t>
-      </w:r>
-    </w:p>
-    <w:p>
-      <w:pPr>
-        <w:pStyle w:val="Code"/>
-      </w:pPr>
-      <w:r>
-        <w:t>        &lt;div class="w-[90%] max-w-[600px]"&gt;</w:t>
-      </w:r>
-    </w:p>
-    <w:p>
-      <w:pPr>
-        <w:pStyle w:val="Code"/>
-      </w:pPr>
-      <w:r>
-        <w:t>            {% block content %}{% endblock %}</w:t>
-      </w:r>
-    </w:p>
-    <w:p>
-      <w:pPr>
-        <w:pStyle w:val="Code"/>
-      </w:pPr>
-      <w:r>
-        <w:t>        &lt;/div&gt;</w:t>
-      </w:r>
-    </w:p>
-    <w:p>
-      <w:pPr>
-        <w:pStyle w:val="Code"/>
-      </w:pPr>
-      <w:r>
-        <w:t>    &lt;/body&gt;</w:t>
-      </w:r>
-    </w:p>
-    <w:p>
-      <w:pPr>
-        <w:pStyle w:val="Code"/>
-      </w:pPr>
-      <w:r>
-        <w:t>&lt;/html&gt;</w:t>
-      </w:r>
-    </w:p>
-    <w:p>
-      <w:pPr>
-        <w:pStyle w:val="S"/>
-      </w:pPr>
-    </w:p>
-    <w:p>
-      <w:pPr>
-        <w:pStyle w:val="H"/>
-      </w:pPr>
-      <w:r>
-        <w:t>Code (index.html):</w:t>
-      </w:r>
-    </w:p>
-    <w:p>
-      <w:pPr>
-        <w:pStyle w:val="Code"/>
-      </w:pPr>
-      <w:r>
-        <w:t>{% extends 'layouts/root_layout.html' %}</w:t>
-      </w:r>
-    </w:p>
-    <w:p>
-      <w:pPr>
-        <w:pStyle w:val="Code"/>
-      </w:pPr>
-    </w:p>
-    <w:p>
-      <w:pPr>
-        <w:pStyle w:val="Code"/>
-      </w:pPr>
-      <w:r>
-        <w:t>{% block content %}</w:t>
-      </w:r>
-    </w:p>
-    <w:p>
-      <w:pPr>
-        <w:pStyle w:val="Code"/>
-      </w:pPr>
-      <w:r>
-        <w:t>&lt;div class="bg-white shadow-lg border border-gray-300 overflow-hidden"&gt;</w:t>
-      </w:r>
-    </w:p>
-    <w:p>
-      <w:pPr>
-        <w:pStyle w:val="Code"/>
-      </w:pPr>
-    </w:p>
-    <w:p>
-      <w:pPr>
-        <w:pStyle w:val="Code"/>
-      </w:pPr>
-      <w:r>
-        <w:t>    &lt;h1 class="bg-[#217346] text-white text-lg font-medium py-3 px-5 border-b-2 border-[#1e6b3c] flex items-center"&gt;</w:t>
-      </w:r>
-    </w:p>
-    <w:p>
-      <w:pPr>
-        <w:pStyle w:val="Code"/>
-      </w:pPr>
-      <w:r>
-        <w:t>        &lt;span class="mr-2 text-xl"&gt;</w:t>
-      </w:r>
-      <w:r>
-        <w:rPr>
-          <w:rFonts w:ascii="Segoe UI Emoji" w:hAnsi="Segoe UI Emoji" w:cs="Segoe UI Emoji"/>
-        </w:rPr>
-        <w:t>📊</w:t>
-      </w:r>
-      <w:r>
-        <w:t>&lt;/span&gt;</w:t>
-      </w:r>
-    </w:p>
-    <w:p>
-      <w:pPr>
-        <w:pStyle w:val="Code"/>
-      </w:pPr>
-      <w:r>
-        <w:t>        Currency Converter</w:t>
-      </w:r>
-    </w:p>
-    <w:p>
-      <w:pPr>
-        <w:pStyle w:val="Code"/>
-      </w:pPr>
-      <w:r>
-        <w:t>    &lt;/h1&gt;</w:t>
-      </w:r>
-    </w:p>
-    <w:p>
-      <w:pPr>
-        <w:pStyle w:val="Code"/>
-      </w:pPr>
-    </w:p>
-    <w:p>
-      <w:pPr>
-        <w:pStyle w:val="Code"/>
-      </w:pPr>
-      <w:r>
-        <w:t>    &lt;form method="POST" action="{{ url_for('convert') }}" class="p-6 bg-white"&gt;</w:t>
-      </w:r>
-    </w:p>
-    <w:p>
-      <w:pPr>
-        <w:pStyle w:val="Code"/>
-      </w:pPr>
-      <w:r>
-        <w:t>        &lt;div class="mb-4"&gt;</w:t>
-      </w:r>
-    </w:p>
-    <w:p>
-      <w:pPr>
-        <w:pStyle w:val="Code"/>
-      </w:pPr>
-      <w:r>
-        <w:t>            &lt;label class="block text-[#1e3b2c] text-xl uppercase tracking-wide mb-1"&gt;Amount:&lt;/label&gt;</w:t>
-      </w:r>
-    </w:p>
-    <w:p>
-      <w:pPr>
-        <w:pStyle w:val="Code"/>
-      </w:pPr>
-      <w:r>
-        <w:t xml:space="preserve">            &lt;input type="number" name="amount" step="0.01" min="0" required </w:t>
-      </w:r>
-    </w:p>
-    <w:p>
-      <w:pPr>
-        <w:pStyle w:val="Code"/>
-      </w:pPr>
-      <w:r>
-        <w:t>                   value="{{ request.form.get('amount', '') }}"</w:t>
-      </w:r>
-    </w:p>
-    <w:p>
-      <w:pPr>
-        <w:pStyle w:val="Code"/>
-      </w:pPr>
-      <w:r>
-        <w:t>                   class="w-full px-3 py-2 border border-gray-300 rounded-none text-xl font-[Calibri] bg-white hover:border-[#217346] focus:outline-none focus:border-2 focus:border-[#217346] focus:shadow-inner"&gt;</w:t>
-      </w:r>
-    </w:p>
-    <w:p>
-      <w:pPr>
-        <w:pStyle w:val="Code"/>
-      </w:pPr>
-      <w:r>
-        <w:t>        &lt;/div&gt;</w:t>
-      </w:r>
-    </w:p>
-    <w:p>
-      <w:pPr>
-        <w:pStyle w:val="Code"/>
-      </w:pPr>
-      <w:r>
-        <w:t xml:space="preserve">        </w:t>
-      </w:r>
-    </w:p>
-    <w:p>
-      <w:pPr>
-        <w:pStyle w:val="Code"/>
-      </w:pPr>
-      <w:r>
-        <w:t>        &lt;div class="mb-4"&gt;</w:t>
-      </w:r>
-    </w:p>
-    <w:p>
-      <w:pPr>
-        <w:pStyle w:val="Code"/>
-      </w:pPr>
-      <w:r>
-        <w:t>            &lt;label class="block text-[#1e3b2c] text-xl uppercase tracking-wide mb-1"&gt;From:&lt;/label&gt;</w:t>
-      </w:r>
-    </w:p>
-    <w:p>
-      <w:pPr>
-        <w:pStyle w:val="Code"/>
-      </w:pPr>
-      <w:r>
-        <w:t xml:space="preserve">            &lt;select name="from_currency" required </w:t>
-      </w:r>
-    </w:p>
-    <w:p>
-      <w:pPr>
-        <w:pStyle w:val="Code"/>
-      </w:pPr>
-      <w:r>
-        <w:t>                    class="w-full px-3 py-2 border border-gray-300 rounded-none text-xl font-[Calibri] bg-white hover:border-[#217346] focus:outline-none focus:border-2 focus:border-[#217346] appearance-none bg-no-repeat bg-right-4"</w:t>
-      </w:r>
-    </w:p>
-    <w:p>
-      <w:pPr>
-        <w:pStyle w:val="Code"/>
-      </w:pPr>
-      <w:r>
-        <w:t>                    style="background-image: url('data:image/svg+xml;charset=UTF-8,%3csvg xmlns=\'http://www.w3.org/2000/svg\' viewBox=\'0 0 24 24\' fill=\'%23217346\' width=\'18px\' height=\'18px\'%3e%3cpath d=\'M7 10l5 5 5-5z\'/%3e%3c/svg%3e'); background-position: right 10px center;"&gt;</w:t>
-      </w:r>
-    </w:p>
-    <w:p>
-      <w:pPr>
-        <w:pStyle w:val="Code"/>
-      </w:pPr>
-      <w:r>
-        <w:t>                &lt;option value="USD" {% if request.form.get('from_currency') == 'USD' %}selected{% endif %}&gt;US Dollar (USD)&lt;/option&gt;</w:t>
-      </w:r>
-    </w:p>
-    <w:p>
-      <w:pPr>
-        <w:pStyle w:val="Code"/>
-      </w:pPr>
-      <w:r>
-        <w:lastRenderedPageBreak/>
-        <w:t>                &lt;option value="INR" {% if request.form.get('from_currency') == 'INR' %}selected{% endif %}&gt;Indian Rupee (INR)&lt;/option&gt;</w:t>
-      </w:r>
-    </w:p>
-    <w:p>
-      <w:pPr>
-        <w:pStyle w:val="Code"/>
-      </w:pPr>
-      <w:r>
-        <w:t>                &lt;option value="GBP" {% if request.form.get('from_currency') == 'GBP' %}selected{% endif %}&gt;Pound Sterling (GBP)&lt;/option&gt;</w:t>
-      </w:r>
-    </w:p>
-    <w:p>
-      <w:pPr>
-        <w:pStyle w:val="Code"/>
-      </w:pPr>
-      <w:r>
-        <w:t>                &lt;option value="SAR" {% if request.form.get('from_currency') == 'SAR' %}selected{% endif %}&gt;Saudi Riyal (SAR)&lt;/option&gt;</w:t>
-      </w:r>
-    </w:p>
-    <w:p>
-      <w:pPr>
-        <w:pStyle w:val="Code"/>
-      </w:pPr>
-      <w:r>
-        <w:t>                &lt;option value="CNY" {% if request.form.get('from_currency') == 'CNY' %}selected{% endif %}&gt;Chinese Yuan (CNY)&lt;/option&gt;</w:t>
-      </w:r>
-    </w:p>
-    <w:p>
-      <w:pPr>
-        <w:pStyle w:val="Code"/>
-      </w:pPr>
-      <w:r>
-        <w:t>            &lt;/select&gt;</w:t>
-      </w:r>
-    </w:p>
-    <w:p>
-      <w:pPr>
-        <w:pStyle w:val="Code"/>
-      </w:pPr>
-      <w:r>
-        <w:t>        &lt;/div&gt;</w:t>
-      </w:r>
-    </w:p>
-    <w:p>
-      <w:pPr>
-        <w:pStyle w:val="Code"/>
-      </w:pPr>
-      <w:r>
-        <w:t xml:space="preserve">        </w:t>
-      </w:r>
-    </w:p>
-    <w:p>
-      <w:pPr>
-        <w:pStyle w:val="Code"/>
-      </w:pPr>
-      <w:r>
-        <w:t>        &lt;div class="mb-6"&gt;</w:t>
-      </w:r>
-    </w:p>
-    <w:p>
-      <w:pPr>
-        <w:pStyle w:val="Code"/>
-      </w:pPr>
-      <w:r>
-        <w:t>            &lt;label class="block text-[#1e3b2c] text-xl uppercase tracking-wide mb-1"&gt;To:&lt;/label&gt;</w:t>
-      </w:r>
-    </w:p>
-    <w:p>
-      <w:pPr>
-        <w:pStyle w:val="Code"/>
-      </w:pPr>
-      <w:r>
-        <w:t xml:space="preserve">            &lt;select name="to_currency" required </w:t>
-      </w:r>
-    </w:p>
-    <w:p>
-      <w:pPr>
-        <w:pStyle w:val="Code"/>
-      </w:pPr>
-      <w:r>
-        <w:t>                    class="w-full px-3 py-2 border border-gray-300 rounded-none text-xl font-[Calibri] bg-white hover:border-[#217346] focus:outline-none focus:border-2 focus:border-[#217346] appearance-none bg-no-repeat bg-right-4"</w:t>
-      </w:r>
-    </w:p>
-    <w:p>
-      <w:pPr>
-        <w:pStyle w:val="Code"/>
-      </w:pPr>
-      <w:r>
-        <w:t>                    style="background-image: url('data:image/svg+xml;charset=UTF-8,%3csvg xmlns=\'http://www.w3.org/2000/svg\' viewBox=\'0 0 24 24\' fill=\'%23217346\' width=\'18px\' height=\'18px\'%3e%3cpath d=\'M7 10l5 5 5-5z\'/%3e%3c/svg%3e'); background-position: right 10px center;"&gt;</w:t>
-      </w:r>
-    </w:p>
-    <w:p>
-      <w:pPr>
-        <w:pStyle w:val="Code"/>
-      </w:pPr>
-      <w:r>
-        <w:t>                &lt;option value="USD" {% if request.form.get('to_currency') == 'USD' %}selected{% endif %}&gt;US Dollar (USD)&lt;/option&gt;</w:t>
-      </w:r>
-    </w:p>
-    <w:p>
-      <w:pPr>
-        <w:pStyle w:val="Code"/>
-      </w:pPr>
-      <w:r>
-        <w:t>                &lt;option value="INR" {% if request.form.get('to_currency') == 'INR' %}selected{% endif %}&gt;Indian Rupee (INR)&lt;/option&gt;</w:t>
-      </w:r>
-    </w:p>
-    <w:p>
-      <w:pPr>
-        <w:pStyle w:val="Code"/>
-      </w:pPr>
-      <w:r>
-        <w:t>                &lt;option value="GBP" {% if request.form.get('to_currency') == 'GBP' %}selected{% endif %}&gt;Pound Sterling (GBP)&lt;/option&gt;</w:t>
-      </w:r>
-    </w:p>
-    <w:p>
-      <w:pPr>
-        <w:pStyle w:val="Code"/>
-      </w:pPr>
-      <w:r>
-        <w:t>                &lt;option value="SAR" {% if request.form.get('to_currency') == 'SAR' %}selected{% endif %}&gt;Saudi Riyal (SAR)&lt;/option&gt;</w:t>
-      </w:r>
-    </w:p>
-    <w:p>
-      <w:pPr>
-        <w:pStyle w:val="Code"/>
-      </w:pPr>
-      <w:r>
-        <w:t>                &lt;option value="CNY" {% if request.form.get('to_currency') == 'CNY' %}selected{% endif %}&gt;Chinese Yuan (CNY)&lt;/option&gt;</w:t>
-      </w:r>
-    </w:p>
-    <w:p>
-      <w:pPr>
-        <w:pStyle w:val="Code"/>
-      </w:pPr>
-      <w:r>
-        <w:t>            &lt;/select&gt;</w:t>
-      </w:r>
-    </w:p>
-    <w:p>
-      <w:pPr>
-        <w:pStyle w:val="Code"/>
-      </w:pPr>
-      <w:r>
-        <w:t>        &lt;/div&gt;</w:t>
-      </w:r>
-    </w:p>
-    <w:p>
-      <w:pPr>
-        <w:pStyle w:val="Code"/>
-      </w:pPr>
-      <w:r>
-        <w:t xml:space="preserve">        </w:t>
-      </w:r>
-    </w:p>
-    <w:p>
-      <w:pPr>
-        <w:pStyle w:val="Code"/>
-      </w:pPr>
-      <w:r>
-        <w:t xml:space="preserve">        &lt;button type="submit" </w:t>
-      </w:r>
-    </w:p>
-    <w:p>
-      <w:pPr>
-        <w:pStyle w:val="Code"/>
-      </w:pPr>
-      <w:r>
-        <w:t>                class="w-full bg-[#217346] text-white border-none py-3 px-5 text-xl uppercase tracking-wide cursor-pointer transition-colors hover:bg-[#1e6b3c] active:bg-[#185a32] rounded-none"&gt;</w:t>
-      </w:r>
-    </w:p>
-    <w:p>
-      <w:pPr>
-        <w:pStyle w:val="Code"/>
-      </w:pPr>
-      <w:r>
-        <w:t>            Convert</w:t>
-      </w:r>
-    </w:p>
-    <w:p>
-      <w:pPr>
-        <w:pStyle w:val="Code"/>
-      </w:pPr>
-      <w:r>
-        <w:t>        &lt;/button&gt;</w:t>
-      </w:r>
-    </w:p>
-    <w:p>
-      <w:pPr>
-        <w:pStyle w:val="Code"/>
-      </w:pPr>
-      <w:r>
-        <w:t>    &lt;/form&gt;</w:t>
-      </w:r>
-    </w:p>
-    <w:p>
-      <w:pPr>
-        <w:pStyle w:val="Code"/>
-      </w:pPr>
-    </w:p>
-    <w:p>
-      <w:pPr>
-        <w:pStyle w:val="Code"/>
-      </w:pPr>
-      <w:r>
-        <w:t>    {% if result %}</w:t>
-      </w:r>
-    </w:p>
-    <w:p>
-      <w:pPr>
-        <w:pStyle w:val="Code"/>
-      </w:pPr>
-      <w:r>
-        <w:t>    &lt;div class="mx-6 my-4 p-4 bg-[#e6f0e9] border border-[#bad1c3] border-l-4 border-l-[#217346]"&gt;</w:t>
-      </w:r>
-    </w:p>
-    <w:p>
-      <w:pPr>
-        <w:pStyle w:val="Code"/>
-      </w:pPr>
-      <w:r>
-        <w:t>        &lt;h3 class="text-[#1e3b2c] text-xl uppercase tracking-wide mb-2"&gt;Result:&lt;/h3&gt;</w:t>
-      </w:r>
-    </w:p>
-    <w:p>
-      <w:pPr>
-        <w:pStyle w:val="Code"/>
-      </w:pPr>
-      <w:r>
-        <w:t>        &lt;p class="text-2xl text-[#217346] font-semibold break-words"&gt;</w:t>
-      </w:r>
-    </w:p>
-    <w:p>
-      <w:pPr>
-        <w:pStyle w:val="Code"/>
-      </w:pPr>
-      <w:r>
-        <w:t>            {{ amount }} {{ from_curr }} = {{ result }} {{ to_curr }}</w:t>
-      </w:r>
-    </w:p>
-    <w:p>
-      <w:pPr>
-        <w:pStyle w:val="Code"/>
-      </w:pPr>
-      <w:r>
-        <w:t>        &lt;/p&gt;</w:t>
-      </w:r>
-    </w:p>
-    <w:p>
-      <w:pPr>
-        <w:pStyle w:val="Code"/>
-      </w:pPr>
-      <w:r>
-        <w:t>    &lt;/div&gt;</w:t>
-      </w:r>
-    </w:p>
-    <w:p>
-      <w:pPr>
-        <w:pStyle w:val="Code"/>
-      </w:pPr>
-      <w:r>
-        <w:t>    {% endif %}</w:t>
-      </w:r>
-    </w:p>
-    <w:p>
-      <w:pPr>
-        <w:pStyle w:val="Code"/>
-      </w:pPr>
-    </w:p>
-    <w:p>
-      <w:pPr>
-        <w:pStyle w:val="Code"/>
-      </w:pPr>
-      <w:r>
-        <w:t>    {% if error %}</w:t>
-      </w:r>
-    </w:p>
-    <w:p>
-      <w:pPr>
-        <w:pStyle w:val="Code"/>
-      </w:pPr>
-      <w:r>
-        <w:t>    &lt;div class="mx-6 my-4 p-3 bg-red-50 border border-red-600 border-l-4 border-l-red-600"&gt;</w:t>
-      </w:r>
-    </w:p>
-    <w:p>
-      <w:pPr>
-        <w:pStyle w:val="Code"/>
-      </w:pPr>
-      <w:r>
-        <w:lastRenderedPageBreak/>
-        <w:t>        &lt;p class="text-red-600 text-xl m-0"&gt;{{ error }}&lt;/p&gt;</w:t>
-      </w:r>
-    </w:p>
-    <w:p>
-      <w:pPr>
-        <w:pStyle w:val="Code"/>
-      </w:pPr>
-      <w:r>
-        <w:t>    &lt;/div&gt;</w:t>
-      </w:r>
-    </w:p>
-    <w:p>
-      <w:pPr>
-        <w:pStyle w:val="Code"/>
-      </w:pPr>
-      <w:r>
-        <w:t>    {% endif %}</w:t>
-      </w:r>
-    </w:p>
-    <w:p>
-      <w:pPr>
-        <w:pStyle w:val="Code"/>
-      </w:pPr>
-      <w:r>
-        <w:t>&lt;/div&gt;</w:t>
-      </w:r>
-    </w:p>
-    <w:p>
-      <w:pPr>
-        <w:pStyle w:val="Code"/>
-      </w:pPr>
-      <w:r>
-        <w:t>{% endblock %}</w:t>
-      </w:r>
     </w:p>
     <w:p>
       <w:pPr>
@@ -1621,210 +37,6 @@
       <w:pPr>
         <w:pStyle w:val="S"/>
       </w:pPr>
-      <w:r>
-        <w:drawing>
-          <wp:inline distT="0" distB="0" distL="0" distR="0" wp14:anchorId="30B95166" wp14:editId="0E135780">
-            <wp:extent cx="6188710" cy="3311525"/>
-            <wp:effectExtent l="0" t="0" r="2540" b="3175"/>
-            <wp:docPr id="1" name="Picture 1"/>
-            <wp:cNvGraphicFramePr>
-              <a:graphicFrameLocks xmlns:a="http://schemas.openxmlformats.org/drawingml/2006/main" noChangeAspect="1"/>
-            </wp:cNvGraphicFramePr>
-            <a:graphic xmlns:a="http://schemas.openxmlformats.org/drawingml/2006/main">
-              <a:graphicData uri="http://schemas.openxmlformats.org/drawingml/2006/picture">
-                <pic:pic xmlns:pic="http://schemas.openxmlformats.org/drawingml/2006/picture">
-                  <pic:nvPicPr>
-                    <pic:cNvPr id="1" name=""/>
-                    <pic:cNvPicPr/>
-                  </pic:nvPicPr>
-                  <pic:blipFill>
-                    <a:blip r:embed="rId9"/>
-                    <a:stretch>
-                      <a:fillRect/>
-                    </a:stretch>
-                  </pic:blipFill>
-                  <pic:spPr>
-                    <a:xfrm>
-                      <a:off x="0" y="0"/>
-                      <a:ext cx="6188710" cy="3311525"/>
-                    </a:xfrm>
-                    <a:prstGeom prst="rect">
-                      <a:avLst/>
-                    </a:prstGeom>
-                  </pic:spPr>
-                </pic:pic>
-              </a:graphicData>
-            </a:graphic>
-          </wp:inline>
-        </w:drawing>
-      </w:r>
-    </w:p>
-    <w:p>
-      <w:pPr>
-        <w:pStyle w:val="S"/>
-      </w:pPr>
-    </w:p>
-    <w:p>
-      <w:pPr>
-        <w:pStyle w:val="S"/>
-      </w:pPr>
-    </w:p>
-    <w:p>
-      <w:pPr>
-        <w:pStyle w:val="S"/>
-      </w:pPr>
-    </w:p>
-    <w:p>
-      <w:pPr>
-        <w:pStyle w:val="S"/>
-      </w:pPr>
-      <w:r>
-        <w:drawing>
-          <wp:inline distT="0" distB="0" distL="0" distR="0" wp14:anchorId="5E9064AA" wp14:editId="76AD7CB8">
-            <wp:extent cx="6188710" cy="3307715"/>
-            <wp:effectExtent l="0" t="0" r="2540" b="6985"/>
-            <wp:docPr id="13" name="Picture 13"/>
-            <wp:cNvGraphicFramePr>
-              <a:graphicFrameLocks xmlns:a="http://schemas.openxmlformats.org/drawingml/2006/main" noChangeAspect="1"/>
-            </wp:cNvGraphicFramePr>
-            <a:graphic xmlns:a="http://schemas.openxmlformats.org/drawingml/2006/main">
-              <a:graphicData uri="http://schemas.openxmlformats.org/drawingml/2006/picture">
-                <pic:pic xmlns:pic="http://schemas.openxmlformats.org/drawingml/2006/picture">
-                  <pic:nvPicPr>
-                    <pic:cNvPr id="1" name=""/>
-                    <pic:cNvPicPr/>
-                  </pic:nvPicPr>
-                  <pic:blipFill>
-                    <a:blip r:embed="rId10"/>
-                    <a:stretch>
-                      <a:fillRect/>
-                    </a:stretch>
-                  </pic:blipFill>
-                  <pic:spPr>
-                    <a:xfrm>
-                      <a:off x="0" y="0"/>
-                      <a:ext cx="6188710" cy="3307715"/>
-                    </a:xfrm>
-                    <a:prstGeom prst="rect">
-                      <a:avLst/>
-                    </a:prstGeom>
-                  </pic:spPr>
-                </pic:pic>
-              </a:graphicData>
-            </a:graphic>
-          </wp:inline>
-        </w:drawing>
-      </w:r>
-    </w:p>
-    <w:p>
-      <w:pPr>
-        <w:pStyle w:val="S"/>
-      </w:pPr>
-    </w:p>
-    <w:p>
-      <w:pPr>
-        <w:pStyle w:val="S"/>
-      </w:pPr>
-      <w:r>
-        <w:lastRenderedPageBreak/>
-        <w:drawing>
-          <wp:inline distT="0" distB="0" distL="0" distR="0" wp14:anchorId="5321DFF0" wp14:editId="783BA725">
-            <wp:extent cx="6188710" cy="3307715"/>
-            <wp:effectExtent l="0" t="0" r="2540" b="6985"/>
-            <wp:docPr id="14" name="Picture 14"/>
-            <wp:cNvGraphicFramePr>
-              <a:graphicFrameLocks xmlns:a="http://schemas.openxmlformats.org/drawingml/2006/main" noChangeAspect="1"/>
-            </wp:cNvGraphicFramePr>
-            <a:graphic xmlns:a="http://schemas.openxmlformats.org/drawingml/2006/main">
-              <a:graphicData uri="http://schemas.openxmlformats.org/drawingml/2006/picture">
-                <pic:pic xmlns:pic="http://schemas.openxmlformats.org/drawingml/2006/picture">
-                  <pic:nvPicPr>
-                    <pic:cNvPr id="1" name=""/>
-                    <pic:cNvPicPr/>
-                  </pic:nvPicPr>
-                  <pic:blipFill>
-                    <a:blip r:embed="rId11"/>
-                    <a:stretch>
-                      <a:fillRect/>
-                    </a:stretch>
-                  </pic:blipFill>
-                  <pic:spPr>
-                    <a:xfrm>
-                      <a:off x="0" y="0"/>
-                      <a:ext cx="6188710" cy="3307715"/>
-                    </a:xfrm>
-                    <a:prstGeom prst="rect">
-                      <a:avLst/>
-                    </a:prstGeom>
-                  </pic:spPr>
-                </pic:pic>
-              </a:graphicData>
-            </a:graphic>
-          </wp:inline>
-        </w:drawing>
-      </w:r>
-    </w:p>
-    <w:p>
-      <w:pPr>
-        <w:pStyle w:val="S"/>
-      </w:pPr>
-    </w:p>
-    <w:p>
-      <w:pPr>
-        <w:pStyle w:val="S"/>
-      </w:pPr>
-    </w:p>
-    <w:p>
-      <w:pPr>
-        <w:pStyle w:val="S"/>
-      </w:pPr>
-    </w:p>
-    <w:p>
-      <w:pPr>
-        <w:pStyle w:val="S"/>
-      </w:pPr>
-      <w:r>
-        <w:drawing>
-          <wp:inline distT="0" distB="0" distL="0" distR="0" wp14:anchorId="4BFE8EEE" wp14:editId="65F8220D">
-            <wp:extent cx="6188710" cy="3307715"/>
-            <wp:effectExtent l="0" t="0" r="2540" b="6985"/>
-            <wp:docPr id="15" name="Picture 15"/>
-            <wp:cNvGraphicFramePr>
-              <a:graphicFrameLocks xmlns:a="http://schemas.openxmlformats.org/drawingml/2006/main" noChangeAspect="1"/>
-            </wp:cNvGraphicFramePr>
-            <a:graphic xmlns:a="http://schemas.openxmlformats.org/drawingml/2006/main">
-              <a:graphicData uri="http://schemas.openxmlformats.org/drawingml/2006/picture">
-                <pic:pic xmlns:pic="http://schemas.openxmlformats.org/drawingml/2006/picture">
-                  <pic:nvPicPr>
-                    <pic:cNvPr id="1" name=""/>
-                    <pic:cNvPicPr/>
-                  </pic:nvPicPr>
-                  <pic:blipFill>
-                    <a:blip r:embed="rId12"/>
-                    <a:stretch>
-                      <a:fillRect/>
-                    </a:stretch>
-                  </pic:blipFill>
-                  <pic:spPr>
-                    <a:xfrm>
-                      <a:off x="0" y="0"/>
-                      <a:ext cx="6188710" cy="3307715"/>
-                    </a:xfrm>
-                    <a:prstGeom prst="rect">
-                      <a:avLst/>
-                    </a:prstGeom>
-                  </pic:spPr>
-                </pic:pic>
-              </a:graphicData>
-            </a:graphic>
-          </wp:inline>
-        </w:drawing>
-      </w:r>
-    </w:p>
-    <w:p>
-      <w:pPr>
-        <w:pStyle w:val="S"/>
-      </w:pPr>
     </w:p>
     <w:p>
       <w:pPr>
@@ -1839,12 +51,17 @@
         <w:pStyle w:val="T"/>
       </w:pPr>
       <w:r>
-        <w:t>Successfully implemented a Flask web application demonstrating core framework concepts including routing, templates, form handling, and dynamic content rendering through a functional currency converter.</w:t>
+        <w:t xml:space="preserve">Successfully implemented </w:t>
       </w:r>
     </w:p>
     <w:sectPr>
-      <w:headerReference w:type="default" r:id="rId13"/>
-      <w:footerReference w:type="default" r:id="rId14"/>
+      <w:headerReference w:type="even" r:id="rId9"/>
+      <w:headerReference w:type="default" r:id="rId10"/>
+      <w:footerReference w:type="even" r:id="rId11"/>
+      <w:footerReference w:type="default" r:id="rId12"/>
+      <w:headerReference w:type="first" r:id="rId13"/>
+      <w:footerReference w:type="first" r:id="rId14"/>
+      <w:type w:val="continuous"/>
       <w:pgSz w:w="11906" w:h="16838"/>
       <w:pgMar w:top="1440" w:right="1080" w:bottom="1440" w:left="1080" w:header="708" w:footer="708" w:gutter="0"/>
       <w:cols w:space="708"/>
@@ -1884,6 +101,16 @@
   <w:p>
     <w:pPr>
       <w:pStyle w:val="Footer"/>
+    </w:pPr>
+  </w:p>
+</w:ftr>
+</file>
+
+<file path=word/footer2.xml><?xml version="1.0" encoding="utf-8"?>
+<w:ftr xmlns:wpc="http://schemas.microsoft.com/office/word/2010/wordprocessingCanvas" xmlns:cx="http://schemas.microsoft.com/office/drawing/2014/chartex" xmlns:cx1="http://schemas.microsoft.com/office/drawing/2015/9/8/chartex" xmlns:cx2="http://schemas.microsoft.com/office/drawing/2015/10/21/chartex" xmlns:cx3="http://schemas.microsoft.com/office/drawing/2016/5/9/chartex" xmlns:cx4="http://schemas.microsoft.com/office/drawing/2016/5/10/chartex" xmlns:cx5="http://schemas.microsoft.com/office/drawing/2016/5/11/chartex" xmlns:cx6="http://schemas.microsoft.com/office/drawing/2016/5/12/chartex" xmlns:cx7="http://schemas.microsoft.com/office/drawing/2016/5/13/chartex" xmlns:cx8="http://schemas.microsoft.com/office/drawing/2016/5/14/chartex" xmlns:mc="http://schemas.openxmlformats.org/markup-compatibility/2006" xmlns:aink="http://schemas.microsoft.com/office/drawing/2016/ink" xmlns:am3d="http://schemas.microsoft.com/office/drawing/2017/model3d" xmlns:o="urn:schemas-microsoft-com:office:office" xmlns:r="http://schemas.openxmlformats.org/officeDocument/2006/relationships" xmlns:m="http://schemas.openxmlformats.org/officeDocument/2006/math" xmlns:v="urn:schemas-microsoft-com:vml" xmlns:wp14="http://schemas.microsoft.com/office/word/2010/wordprocessingDrawing" xmlns:wp="http://schemas.openxmlformats.org/drawingml/2006/wordprocessingDrawing" xmlns:w10="urn:schemas-microsoft-com:office:word" xmlns:w="http://schemas.openxmlformats.org/wordprocessingml/2006/main" xmlns:w14="http://schemas.microsoft.com/office/word/2010/wordml" xmlns:w15="http://schemas.microsoft.com/office/word/2012/wordml" xmlns:w16cex="http://schemas.microsoft.com/office/word/2018/wordml/cex" xmlns:w16cid="http://schemas.microsoft.com/office/word/2016/wordml/cid" xmlns:w16="http://schemas.microsoft.com/office/word/2018/wordml" xmlns:w16sdtdh="http://schemas.microsoft.com/office/word/2020/wordml/sdtdatahash" xmlns:w16se="http://schemas.microsoft.com/office/word/2015/wordml/symex" xmlns:wpg="http://schemas.microsoft.com/office/word/2010/wordprocessingGroup" xmlns:wpi="http://schemas.microsoft.com/office/word/2010/wordprocessingInk" xmlns:wne="http://schemas.microsoft.com/office/word/2006/wordml" xmlns:wps="http://schemas.microsoft.com/office/word/2010/wordprocessingShape" mc:Ignorable="w14 w15 w16se w16cid w16 w16cex w16sdtdh wp14">
+  <w:p>
+    <w:pPr>
+      <w:pStyle w:val="Footer"/>
       <w:pBdr>
         <w:top w:val="single" w:sz="4" w:space="8" w:color="4472C4" w:themeColor="accent1"/>
       </w:pBdr>
@@ -1934,7 +161,7 @@
         <w:noProof/>
         <w:color w:val="000000" w:themeColor="text1"/>
       </w:rPr>
-      <w:t xml:space="preserve">       </w:t>
+      <w:t xml:space="preserve">      </w:t>
     </w:r>
     <w:r>
       <w:rPr>
@@ -1992,6 +219,16 @@
       <w:rPr>
         <w:color w:val="000000" w:themeColor="text1"/>
       </w:rPr>
+    </w:pPr>
+  </w:p>
+</w:ftr>
+</file>
+
+<file path=word/footer3.xml><?xml version="1.0" encoding="utf-8"?>
+<w:ftr xmlns:wpc="http://schemas.microsoft.com/office/word/2010/wordprocessingCanvas" xmlns:cx="http://schemas.microsoft.com/office/drawing/2014/chartex" xmlns:cx1="http://schemas.microsoft.com/office/drawing/2015/9/8/chartex" xmlns:cx2="http://schemas.microsoft.com/office/drawing/2015/10/21/chartex" xmlns:cx3="http://schemas.microsoft.com/office/drawing/2016/5/9/chartex" xmlns:cx4="http://schemas.microsoft.com/office/drawing/2016/5/10/chartex" xmlns:cx5="http://schemas.microsoft.com/office/drawing/2016/5/11/chartex" xmlns:cx6="http://schemas.microsoft.com/office/drawing/2016/5/12/chartex" xmlns:cx7="http://schemas.microsoft.com/office/drawing/2016/5/13/chartex" xmlns:cx8="http://schemas.microsoft.com/office/drawing/2016/5/14/chartex" xmlns:mc="http://schemas.openxmlformats.org/markup-compatibility/2006" xmlns:aink="http://schemas.microsoft.com/office/drawing/2016/ink" xmlns:am3d="http://schemas.microsoft.com/office/drawing/2017/model3d" xmlns:o="urn:schemas-microsoft-com:office:office" xmlns:r="http://schemas.openxmlformats.org/officeDocument/2006/relationships" xmlns:m="http://schemas.openxmlformats.org/officeDocument/2006/math" xmlns:v="urn:schemas-microsoft-com:vml" xmlns:wp14="http://schemas.microsoft.com/office/word/2010/wordprocessingDrawing" xmlns:wp="http://schemas.openxmlformats.org/drawingml/2006/wordprocessingDrawing" xmlns:w10="urn:schemas-microsoft-com:office:word" xmlns:w="http://schemas.openxmlformats.org/wordprocessingml/2006/main" xmlns:w14="http://schemas.microsoft.com/office/word/2010/wordml" xmlns:w15="http://schemas.microsoft.com/office/word/2012/wordml" xmlns:w16cex="http://schemas.microsoft.com/office/word/2018/wordml/cex" xmlns:w16cid="http://schemas.microsoft.com/office/word/2016/wordml/cid" xmlns:w16="http://schemas.microsoft.com/office/word/2018/wordml" xmlns:w16sdtdh="http://schemas.microsoft.com/office/word/2020/wordml/sdtdatahash" xmlns:w16se="http://schemas.microsoft.com/office/word/2015/wordml/symex" xmlns:wpg="http://schemas.microsoft.com/office/word/2010/wordprocessingGroup" xmlns:wpi="http://schemas.microsoft.com/office/word/2010/wordprocessingInk" xmlns:wne="http://schemas.microsoft.com/office/word/2006/wordml" xmlns:wps="http://schemas.microsoft.com/office/word/2010/wordprocessingShape" mc:Ignorable="w14 w15 w16se w16cid w16 w16cex w16sdtdh wp14">
+  <w:p>
+    <w:pPr>
+      <w:pStyle w:val="Footer"/>
     </w:pPr>
   </w:p>
 </w:ftr>
@@ -2023,6 +260,16 @@
 </file>
 
 <file path=word/header1.xml><?xml version="1.0" encoding="utf-8"?>
+<w:hdr xmlns:wpc="http://schemas.microsoft.com/office/word/2010/wordprocessingCanvas" xmlns:cx="http://schemas.microsoft.com/office/drawing/2014/chartex" xmlns:cx1="http://schemas.microsoft.com/office/drawing/2015/9/8/chartex" xmlns:cx2="http://schemas.microsoft.com/office/drawing/2015/10/21/chartex" xmlns:cx3="http://schemas.microsoft.com/office/drawing/2016/5/9/chartex" xmlns:cx4="http://schemas.microsoft.com/office/drawing/2016/5/10/chartex" xmlns:cx5="http://schemas.microsoft.com/office/drawing/2016/5/11/chartex" xmlns:cx6="http://schemas.microsoft.com/office/drawing/2016/5/12/chartex" xmlns:cx7="http://schemas.microsoft.com/office/drawing/2016/5/13/chartex" xmlns:cx8="http://schemas.microsoft.com/office/drawing/2016/5/14/chartex" xmlns:mc="http://schemas.openxmlformats.org/markup-compatibility/2006" xmlns:aink="http://schemas.microsoft.com/office/drawing/2016/ink" xmlns:am3d="http://schemas.microsoft.com/office/drawing/2017/model3d" xmlns:o="urn:schemas-microsoft-com:office:office" xmlns:r="http://schemas.openxmlformats.org/officeDocument/2006/relationships" xmlns:m="http://schemas.openxmlformats.org/officeDocument/2006/math" xmlns:v="urn:schemas-microsoft-com:vml" xmlns:wp14="http://schemas.microsoft.com/office/word/2010/wordprocessingDrawing" xmlns:wp="http://schemas.openxmlformats.org/drawingml/2006/wordprocessingDrawing" xmlns:w10="urn:schemas-microsoft-com:office:word" xmlns:w="http://schemas.openxmlformats.org/wordprocessingml/2006/main" xmlns:w14="http://schemas.microsoft.com/office/word/2010/wordml" xmlns:w15="http://schemas.microsoft.com/office/word/2012/wordml" xmlns:w16cex="http://schemas.microsoft.com/office/word/2018/wordml/cex" xmlns:w16cid="http://schemas.microsoft.com/office/word/2016/wordml/cid" xmlns:w16="http://schemas.microsoft.com/office/word/2018/wordml" xmlns:w16sdtdh="http://schemas.microsoft.com/office/word/2020/wordml/sdtdatahash" xmlns:w16se="http://schemas.microsoft.com/office/word/2015/wordml/symex" xmlns:wpg="http://schemas.microsoft.com/office/word/2010/wordprocessingGroup" xmlns:wpi="http://schemas.microsoft.com/office/word/2010/wordprocessingInk" xmlns:wne="http://schemas.microsoft.com/office/word/2006/wordml" xmlns:wps="http://schemas.microsoft.com/office/word/2010/wordprocessingShape" mc:Ignorable="w14 w15 w16se w16cid w16 w16cex w16sdtdh wp14">
+  <w:p>
+    <w:pPr>
+      <w:pStyle w:val="Header"/>
+    </w:pPr>
+  </w:p>
+</w:hdr>
+</file>
+
+<file path=word/header2.xml><?xml version="1.0" encoding="utf-8"?>
 <w:hdr xmlns:wpc="http://schemas.microsoft.com/office/word/2010/wordprocessingCanvas" xmlns:cx="http://schemas.microsoft.com/office/drawing/2014/chartex" xmlns:cx1="http://schemas.microsoft.com/office/drawing/2015/9/8/chartex" xmlns:cx2="http://schemas.microsoft.com/office/drawing/2015/10/21/chartex" xmlns:cx3="http://schemas.microsoft.com/office/drawing/2016/5/9/chartex" xmlns:cx4="http://schemas.microsoft.com/office/drawing/2016/5/10/chartex" xmlns:cx5="http://schemas.microsoft.com/office/drawing/2016/5/11/chartex" xmlns:cx6="http://schemas.microsoft.com/office/drawing/2016/5/12/chartex" xmlns:cx7="http://schemas.microsoft.com/office/drawing/2016/5/13/chartex" xmlns:cx8="http://schemas.microsoft.com/office/drawing/2016/5/14/chartex" xmlns:mc="http://schemas.openxmlformats.org/markup-compatibility/2006" xmlns:aink="http://schemas.microsoft.com/office/drawing/2016/ink" xmlns:am3d="http://schemas.microsoft.com/office/drawing/2017/model3d" xmlns:o="urn:schemas-microsoft-com:office:office" xmlns:r="http://schemas.openxmlformats.org/officeDocument/2006/relationships" xmlns:m="http://schemas.openxmlformats.org/officeDocument/2006/math" xmlns:v="urn:schemas-microsoft-com:vml" xmlns:wp14="http://schemas.microsoft.com/office/word/2010/wordprocessingDrawing" xmlns:wp="http://schemas.openxmlformats.org/drawingml/2006/wordprocessingDrawing" xmlns:w10="urn:schemas-microsoft-com:office:word" xmlns:w="http://schemas.openxmlformats.org/wordprocessingml/2006/main" xmlns:w14="http://schemas.microsoft.com/office/word/2010/wordml" xmlns:w15="http://schemas.microsoft.com/office/word/2012/wordml" xmlns:w16cex="http://schemas.microsoft.com/office/word/2018/wordml/cex" xmlns:w16cid="http://schemas.microsoft.com/office/word/2016/wordml/cid" xmlns:w16="http://schemas.microsoft.com/office/word/2018/wordml" xmlns:w16sdtdh="http://schemas.microsoft.com/office/word/2020/wordml/sdtdatahash" xmlns:w16se="http://schemas.microsoft.com/office/word/2015/wordml/symex" xmlns:wpg="http://schemas.microsoft.com/office/word/2010/wordprocessingGroup" xmlns:wpi="http://schemas.microsoft.com/office/word/2010/wordprocessingInk" xmlns:wne="http://schemas.microsoft.com/office/word/2006/wordml" xmlns:wps="http://schemas.microsoft.com/office/word/2010/wordprocessingShape" mc:Ignorable="w14 w15 w16se w16cid w16 w16cex w16sdtdh wp14">
   <w:p>
     <w:pPr>
@@ -2086,6 +333,16 @@
 </w:hdr>
 </file>
 
+<file path=word/header3.xml><?xml version="1.0" encoding="utf-8"?>
+<w:hdr xmlns:wpc="http://schemas.microsoft.com/office/word/2010/wordprocessingCanvas" xmlns:cx="http://schemas.microsoft.com/office/drawing/2014/chartex" xmlns:cx1="http://schemas.microsoft.com/office/drawing/2015/9/8/chartex" xmlns:cx2="http://schemas.microsoft.com/office/drawing/2015/10/21/chartex" xmlns:cx3="http://schemas.microsoft.com/office/drawing/2016/5/9/chartex" xmlns:cx4="http://schemas.microsoft.com/office/drawing/2016/5/10/chartex" xmlns:cx5="http://schemas.microsoft.com/office/drawing/2016/5/11/chartex" xmlns:cx6="http://schemas.microsoft.com/office/drawing/2016/5/12/chartex" xmlns:cx7="http://schemas.microsoft.com/office/drawing/2016/5/13/chartex" xmlns:cx8="http://schemas.microsoft.com/office/drawing/2016/5/14/chartex" xmlns:mc="http://schemas.openxmlformats.org/markup-compatibility/2006" xmlns:aink="http://schemas.microsoft.com/office/drawing/2016/ink" xmlns:am3d="http://schemas.microsoft.com/office/drawing/2017/model3d" xmlns:o="urn:schemas-microsoft-com:office:office" xmlns:r="http://schemas.openxmlformats.org/officeDocument/2006/relationships" xmlns:m="http://schemas.openxmlformats.org/officeDocument/2006/math" xmlns:v="urn:schemas-microsoft-com:vml" xmlns:wp14="http://schemas.microsoft.com/office/word/2010/wordprocessingDrawing" xmlns:wp="http://schemas.openxmlformats.org/drawingml/2006/wordprocessingDrawing" xmlns:w10="urn:schemas-microsoft-com:office:word" xmlns:w="http://schemas.openxmlformats.org/wordprocessingml/2006/main" xmlns:w14="http://schemas.microsoft.com/office/word/2010/wordml" xmlns:w15="http://schemas.microsoft.com/office/word/2012/wordml" xmlns:w16cex="http://schemas.microsoft.com/office/word/2018/wordml/cex" xmlns:w16cid="http://schemas.microsoft.com/office/word/2016/wordml/cid" xmlns:w16="http://schemas.microsoft.com/office/word/2018/wordml" xmlns:w16sdtdh="http://schemas.microsoft.com/office/word/2020/wordml/sdtdatahash" xmlns:w16se="http://schemas.microsoft.com/office/word/2015/wordml/symex" xmlns:wpg="http://schemas.microsoft.com/office/word/2010/wordprocessingGroup" xmlns:wpi="http://schemas.microsoft.com/office/word/2010/wordprocessingInk" xmlns:wne="http://schemas.microsoft.com/office/word/2006/wordml" xmlns:wps="http://schemas.microsoft.com/office/word/2010/wordprocessingShape" mc:Ignorable="w14 w15 w16se w16cid w16 w16cex w16sdtdh wp14">
+  <w:p>
+    <w:pPr>
+      <w:pStyle w:val="Header"/>
+    </w:pPr>
+  </w:p>
+</w:hdr>
+</file>
+
 <file path=word/numbering.xml><?xml version="1.0" encoding="utf-8"?>
 <w:numbering xmlns:wpc="http://schemas.microsoft.com/office/word/2010/wordprocessingCanvas" xmlns:cx="http://schemas.microsoft.com/office/drawing/2014/chartex" xmlns:cx1="http://schemas.microsoft.com/office/drawing/2015/9/8/chartex" xmlns:cx2="http://schemas.microsoft.com/office/drawing/2015/10/21/chartex" xmlns:cx3="http://schemas.microsoft.com/office/drawing/2016/5/9/chartex" xmlns:cx4="http://schemas.microsoft.com/office/drawing/2016/5/10/chartex" xmlns:cx5="http://schemas.microsoft.com/office/drawing/2016/5/11/chartex" xmlns:cx6="http://schemas.microsoft.com/office/drawing/2016/5/12/chartex" xmlns:cx7="http://schemas.microsoft.com/office/drawing/2016/5/13/chartex" xmlns:cx8="http://schemas.microsoft.com/office/drawing/2016/5/14/chartex" xmlns:mc="http://schemas.openxmlformats.org/markup-compatibility/2006" xmlns:aink="http://schemas.microsoft.com/office/drawing/2016/ink" xmlns:am3d="http://schemas.microsoft.com/office/drawing/2017/model3d" xmlns:o="urn:schemas-microsoft-com:office:office" xmlns:r="http://schemas.openxmlformats.org/officeDocument/2006/relationships" xmlns:m="http://schemas.openxmlformats.org/officeDocument/2006/math" xmlns:v="urn:schemas-microsoft-com:vml" xmlns:wp14="http://schemas.microsoft.com/office/word/2010/wordprocessingDrawing" xmlns:wp="http://schemas.openxmlformats.org/drawingml/2006/wordprocessingDrawing" xmlns:w10="urn:schemas-microsoft-com:office:word" xmlns:w="http://schemas.openxmlformats.org/wordprocessingml/2006/main" xmlns:w14="http://schemas.microsoft.com/office/word/2010/wordml" xmlns:w15="http://schemas.microsoft.com/office/word/2012/wordml" xmlns:w16cex="http://schemas.microsoft.com/office/word/2018/wordml/cex" xmlns:w16cid="http://schemas.microsoft.com/office/word/2016/wordml/cid" xmlns:w16="http://schemas.microsoft.com/office/word/2018/wordml" xmlns:w16sdtdh="http://schemas.microsoft.com/office/word/2020/wordml/sdtdatahash" xmlns:w16se="http://schemas.microsoft.com/office/word/2015/wordml/symex" xmlns:wpg="http://schemas.microsoft.com/office/word/2010/wordprocessingGroup" xmlns:wpi="http://schemas.microsoft.com/office/word/2010/wordprocessingInk" xmlns:wne="http://schemas.microsoft.com/office/word/2006/wordml" xmlns:wps="http://schemas.microsoft.com/office/word/2010/wordprocessingShape" mc:Ignorable="w14 w15 w16se w16cid w16 w16cex w16sdtdh wp14">
   <w:abstractNum w:abstractNumId="0" w15:restartNumberingAfterBreak="0">
@@ -2351,11 +608,163 @@
       </w:rPr>
     </w:lvl>
   </w:abstractNum>
+  <w:abstractNum w:abstractNumId="2" w15:restartNumberingAfterBreak="0">
+    <w:nsid w:val="419C4BF7"/>
+    <w:multiLevelType w:val="multilevel"/>
+    <w:tmpl w:val="FEBACE62"/>
+    <w:lvl w:ilvl="0">
+      <w:start w:val="1"/>
+      <w:numFmt w:val="bullet"/>
+      <w:lvlText w:val=""/>
+      <w:lvlJc w:val="left"/>
+      <w:pPr>
+        <w:tabs>
+          <w:tab w:val="num" w:pos="720"/>
+        </w:tabs>
+        <w:ind w:left="720" w:hanging="360"/>
+      </w:pPr>
+      <w:rPr>
+        <w:rFonts w:ascii="Symbol" w:hAnsi="Symbol" w:hint="default"/>
+        <w:sz w:val="20"/>
+      </w:rPr>
+    </w:lvl>
+    <w:lvl w:ilvl="1" w:tentative="1">
+      <w:start w:val="1"/>
+      <w:numFmt w:val="bullet"/>
+      <w:lvlText w:val="o"/>
+      <w:lvlJc w:val="left"/>
+      <w:pPr>
+        <w:tabs>
+          <w:tab w:val="num" w:pos="1440"/>
+        </w:tabs>
+        <w:ind w:left="1440" w:hanging="360"/>
+      </w:pPr>
+      <w:rPr>
+        <w:rFonts w:ascii="Courier New" w:hAnsi="Courier New" w:hint="default"/>
+        <w:sz w:val="20"/>
+      </w:rPr>
+    </w:lvl>
+    <w:lvl w:ilvl="2" w:tentative="1">
+      <w:start w:val="1"/>
+      <w:numFmt w:val="bullet"/>
+      <w:lvlText w:val=""/>
+      <w:lvlJc w:val="left"/>
+      <w:pPr>
+        <w:tabs>
+          <w:tab w:val="num" w:pos="2160"/>
+        </w:tabs>
+        <w:ind w:left="2160" w:hanging="360"/>
+      </w:pPr>
+      <w:rPr>
+        <w:rFonts w:ascii="Wingdings" w:hAnsi="Wingdings" w:hint="default"/>
+        <w:sz w:val="20"/>
+      </w:rPr>
+    </w:lvl>
+    <w:lvl w:ilvl="3" w:tentative="1">
+      <w:start w:val="1"/>
+      <w:numFmt w:val="bullet"/>
+      <w:lvlText w:val=""/>
+      <w:lvlJc w:val="left"/>
+      <w:pPr>
+        <w:tabs>
+          <w:tab w:val="num" w:pos="2880"/>
+        </w:tabs>
+        <w:ind w:left="2880" w:hanging="360"/>
+      </w:pPr>
+      <w:rPr>
+        <w:rFonts w:ascii="Wingdings" w:hAnsi="Wingdings" w:hint="default"/>
+        <w:sz w:val="20"/>
+      </w:rPr>
+    </w:lvl>
+    <w:lvl w:ilvl="4" w:tentative="1">
+      <w:start w:val="1"/>
+      <w:numFmt w:val="bullet"/>
+      <w:lvlText w:val=""/>
+      <w:lvlJc w:val="left"/>
+      <w:pPr>
+        <w:tabs>
+          <w:tab w:val="num" w:pos="3600"/>
+        </w:tabs>
+        <w:ind w:left="3600" w:hanging="360"/>
+      </w:pPr>
+      <w:rPr>
+        <w:rFonts w:ascii="Wingdings" w:hAnsi="Wingdings" w:hint="default"/>
+        <w:sz w:val="20"/>
+      </w:rPr>
+    </w:lvl>
+    <w:lvl w:ilvl="5" w:tentative="1">
+      <w:start w:val="1"/>
+      <w:numFmt w:val="bullet"/>
+      <w:lvlText w:val=""/>
+      <w:lvlJc w:val="left"/>
+      <w:pPr>
+        <w:tabs>
+          <w:tab w:val="num" w:pos="4320"/>
+        </w:tabs>
+        <w:ind w:left="4320" w:hanging="360"/>
+      </w:pPr>
+      <w:rPr>
+        <w:rFonts w:ascii="Wingdings" w:hAnsi="Wingdings" w:hint="default"/>
+        <w:sz w:val="20"/>
+      </w:rPr>
+    </w:lvl>
+    <w:lvl w:ilvl="6" w:tentative="1">
+      <w:start w:val="1"/>
+      <w:numFmt w:val="bullet"/>
+      <w:lvlText w:val=""/>
+      <w:lvlJc w:val="left"/>
+      <w:pPr>
+        <w:tabs>
+          <w:tab w:val="num" w:pos="5040"/>
+        </w:tabs>
+        <w:ind w:left="5040" w:hanging="360"/>
+      </w:pPr>
+      <w:rPr>
+        <w:rFonts w:ascii="Wingdings" w:hAnsi="Wingdings" w:hint="default"/>
+        <w:sz w:val="20"/>
+      </w:rPr>
+    </w:lvl>
+    <w:lvl w:ilvl="7" w:tentative="1">
+      <w:start w:val="1"/>
+      <w:numFmt w:val="bullet"/>
+      <w:lvlText w:val=""/>
+      <w:lvlJc w:val="left"/>
+      <w:pPr>
+        <w:tabs>
+          <w:tab w:val="num" w:pos="5760"/>
+        </w:tabs>
+        <w:ind w:left="5760" w:hanging="360"/>
+      </w:pPr>
+      <w:rPr>
+        <w:rFonts w:ascii="Wingdings" w:hAnsi="Wingdings" w:hint="default"/>
+        <w:sz w:val="20"/>
+      </w:rPr>
+    </w:lvl>
+    <w:lvl w:ilvl="8" w:tentative="1">
+      <w:start w:val="1"/>
+      <w:numFmt w:val="bullet"/>
+      <w:lvlText w:val=""/>
+      <w:lvlJc w:val="left"/>
+      <w:pPr>
+        <w:tabs>
+          <w:tab w:val="num" w:pos="6480"/>
+        </w:tabs>
+        <w:ind w:left="6480" w:hanging="360"/>
+      </w:pPr>
+      <w:rPr>
+        <w:rFonts w:ascii="Wingdings" w:hAnsi="Wingdings" w:hint="default"/>
+        <w:sz w:val="20"/>
+      </w:rPr>
+    </w:lvl>
+  </w:abstractNum>
   <w:num w:numId="1">
     <w:abstractNumId w:val="0"/>
   </w:num>
   <w:num w:numId="2">
     <w:abstractNumId w:val="1"/>
+  </w:num>
+  <w:num w:numId="3">
+    <w:abstractNumId w:val="2"/>
   </w:num>
 </w:numbering>
 </file>
@@ -2803,6 +1212,7 @@
   <w:style w:type="character" w:default="1" w:styleId="DefaultParagraphFont">
     <w:name w:val="Default Paragraph Font"/>
     <w:uiPriority w:val="1"/>
+    <w:semiHidden/>
     <w:unhideWhenUsed/>
   </w:style>
   <w:style w:type="table" w:default="1" w:styleId="TableNormal">
@@ -3367,6 +1777,20 @@
       <w:rFonts w:ascii="Courier New" w:eastAsia="Times New Roman" w:hAnsi="Courier New" w:cs="Courier New"/>
       <w:sz w:val="20"/>
       <w:szCs w:val="20"/>
+    </w:rPr>
+  </w:style>
+  <w:style w:type="paragraph" w:customStyle="1" w:styleId="msonormal0">
+    <w:name w:val="msonormal"/>
+    <w:basedOn w:val="Normal"/>
+    <w:rsid w:val="005D5D39"/>
+    <w:pPr>
+      <w:spacing w:before="100" w:beforeAutospacing="1" w:after="100" w:afterAutospacing="1" w:line="240" w:lineRule="auto"/>
+    </w:pPr>
+    <w:rPr>
+      <w:rFonts w:ascii="Times New Roman" w:eastAsia="Times New Roman" w:hAnsi="Times New Roman" w:cs="Times New Roman"/>
+      <w:sz w:val="24"/>
+      <w:szCs w:val="24"/>
+      <w:lang w:eastAsia="en-IN"/>
     </w:rPr>
   </w:style>
 </w:styles>
@@ -3487,13 +1911,6 @@
     <w:pitch w:val="variable"/>
     <w:sig w:usb0="800002A7" w:usb1="28CF4400" w:usb2="00000016" w:usb3="00000000" w:csb0="00100009" w:csb1="00000000"/>
   </w:font>
-  <w:font w:name="Segoe UI Emoji">
-    <w:panose1 w:val="020B0502040204020203"/>
-    <w:charset w:val="00"/>
-    <w:family w:val="swiss"/>
-    <w:pitch w:val="variable"/>
-    <w:sig w:usb0="00000003" w:usb1="02000000" w:usb2="00000000" w:usb3="00000000" w:csb0="00000001" w:csb1="00000000"/>
-  </w:font>
 </w:fonts>
 </file>
 
@@ -3514,13 +1931,17 @@
   <w:rsids>
     <w:rsidRoot w:val="008238CD"/>
     <w:rsid w:val="00064D83"/>
+    <w:rsid w:val="002B5E2D"/>
+    <w:rsid w:val="002B5FD4"/>
     <w:rsid w:val="003A6ABC"/>
     <w:rsid w:val="00420131"/>
     <w:rsid w:val="004F7305"/>
     <w:rsid w:val="005E2640"/>
     <w:rsid w:val="006D2E04"/>
     <w:rsid w:val="008238CD"/>
+    <w:rsid w:val="00915BA1"/>
     <w:rsid w:val="009F78C8"/>
+    <w:rsid w:val="00A34D29"/>
     <w:rsid w:val="00A3501E"/>
     <w:rsid w:val="00AC7174"/>
     <w:rsid w:val="00C100C8"/>

--- a/SEM 6/WEBX/Documentation/WEBXEXP7.docx
+++ b/SEM 6/WEBX/Documentation/WEBXEXP7.docx
@@ -9,11 +9,9 @@
       <w:r>
         <w:t xml:space="preserve">Aim: </w:t>
       </w:r>
-    </w:p>
-    <w:p>
-      <w:pPr>
-        <w:pStyle w:val="S"/>
-      </w:pPr>
+      <w:r>
+        <w:t>To create a REST API using TypeScript and MongoDB and perform CRUD operations.</w:t>
+      </w:r>
     </w:p>
     <w:p>
       <w:pPr>
@@ -51,7 +49,13 @@
         <w:pStyle w:val="T"/>
       </w:pPr>
       <w:r>
-        <w:t xml:space="preserve">Successfully implemented </w:t>
+        <w:t>The experiment demonstrates how to build a REST API using TypeScript and MongoDB and</w:t>
+      </w:r>
+      <w:r>
+        <w:t xml:space="preserve"> </w:t>
+      </w:r>
+      <w:r>
+        <w:t>perform database operations.</w:t>
       </w:r>
     </w:p>
     <w:sectPr>
@@ -1212,7 +1216,6 @@
   <w:style w:type="character" w:default="1" w:styleId="DefaultParagraphFont">
     <w:name w:val="Default Paragraph Font"/>
     <w:uiPriority w:val="1"/>
-    <w:semiHidden/>
     <w:unhideWhenUsed/>
   </w:style>
   <w:style w:type="table" w:default="1" w:styleId="TableNormal">
@@ -1892,10 +1895,11 @@
   </w:font>
   <w:font w:name="Cascadia Code">
     <w:altName w:val="Segoe UI Symbol"/>
+    <w:panose1 w:val="020B0609020000020004"/>
     <w:charset w:val="00"/>
     <w:family w:val="modern"/>
     <w:pitch w:val="fixed"/>
-    <w:sig w:usb0="A1002AFF" w:usb1="C200F9FB" w:usb2="00040020" w:usb3="00000000" w:csb0="000001FF" w:csb1="00000000"/>
+    <w:sig w:usb0="A10002FF" w:usb1="4000F9FB" w:usb2="00040000" w:usb3="00000000" w:csb0="0000019F" w:csb1="00000000"/>
   </w:font>
   <w:font w:name="Microsoft JhengHei UI">
     <w:panose1 w:val="020B0604030504040204"/>
@@ -1931,6 +1935,7 @@
   <w:rsids>
     <w:rsidRoot w:val="008238CD"/>
     <w:rsid w:val="00064D83"/>
+    <w:rsid w:val="002410B5"/>
     <w:rsid w:val="002B5E2D"/>
     <w:rsid w:val="002B5FD4"/>
     <w:rsid w:val="003A6ABC"/>

--- a/SEM 6/WEBX/Documentation/WEBXEXP7.docx
+++ b/SEM 6/WEBX/Documentation/WEBXEXP7.docx
@@ -23,13 +23,1895 @@
         <w:pStyle w:val="H"/>
       </w:pPr>
       <w:r>
+        <w:t>Code (</w:t>
+      </w:r>
+      <w:proofErr w:type="spellStart"/>
+      <w:r>
+        <w:t>server.ts</w:t>
+      </w:r>
+      <w:proofErr w:type="spellEnd"/>
+      <w:r>
+        <w:t>)</w:t>
+      </w:r>
+    </w:p>
+    <w:p>
+      <w:pPr>
+        <w:pStyle w:val="Code"/>
+      </w:pPr>
+      <w:r>
+        <w:t>import express, { Request, Response } from "express";</w:t>
+      </w:r>
+    </w:p>
+    <w:p>
+      <w:pPr>
+        <w:pStyle w:val="Code"/>
+      </w:pPr>
+      <w:r>
+        <w:t>import mongoose from "mongoose";</w:t>
+      </w:r>
+    </w:p>
+    <w:p>
+      <w:pPr>
+        <w:pStyle w:val="Code"/>
+      </w:pPr>
+      <w:r>
+        <w:t xml:space="preserve">import </w:t>
+      </w:r>
+      <w:proofErr w:type="spellStart"/>
+      <w:r>
+        <w:t>strawhatRoutes</w:t>
+      </w:r>
+      <w:proofErr w:type="spellEnd"/>
+      <w:r>
+        <w:t xml:space="preserve"> from "./routes/</w:t>
+      </w:r>
+      <w:proofErr w:type="spellStart"/>
+      <w:r>
+        <w:t>strawhatRoutes</w:t>
+      </w:r>
+      <w:proofErr w:type="spellEnd"/>
+      <w:r>
+        <w:t>";</w:t>
+      </w:r>
+    </w:p>
+    <w:p>
+      <w:pPr>
+        <w:pStyle w:val="Code"/>
+      </w:pPr>
+    </w:p>
+    <w:p>
+      <w:pPr>
+        <w:pStyle w:val="Code"/>
+      </w:pPr>
+      <w:proofErr w:type="spellStart"/>
+      <w:r>
+        <w:t>const</w:t>
+      </w:r>
+      <w:proofErr w:type="spellEnd"/>
+      <w:r>
+        <w:t xml:space="preserve"> app = express();</w:t>
+      </w:r>
+    </w:p>
+    <w:p>
+      <w:pPr>
+        <w:pStyle w:val="Code"/>
+      </w:pPr>
+      <w:proofErr w:type="spellStart"/>
+      <w:r>
+        <w:t>const</w:t>
+      </w:r>
+      <w:proofErr w:type="spellEnd"/>
+      <w:r>
+        <w:t xml:space="preserve"> PORT = 5000;</w:t>
+      </w:r>
+    </w:p>
+    <w:p>
+      <w:pPr>
+        <w:pStyle w:val="Code"/>
+      </w:pPr>
+    </w:p>
+    <w:p>
+      <w:pPr>
+        <w:pStyle w:val="Code"/>
+      </w:pPr>
+      <w:proofErr w:type="spellStart"/>
+      <w:r>
+        <w:t>app.use</w:t>
+      </w:r>
+      <w:proofErr w:type="spellEnd"/>
+      <w:r>
+        <w:t>(</w:t>
+      </w:r>
+      <w:proofErr w:type="spellStart"/>
+      <w:r>
+        <w:t>express.json</w:t>
+      </w:r>
+      <w:proofErr w:type="spellEnd"/>
+      <w:r>
+        <w:t>());</w:t>
+      </w:r>
+    </w:p>
+    <w:p>
+      <w:pPr>
+        <w:pStyle w:val="Code"/>
+      </w:pPr>
+    </w:p>
+    <w:p>
+      <w:pPr>
+        <w:pStyle w:val="Code"/>
+      </w:pPr>
+      <w:proofErr w:type="spellStart"/>
+      <w:r>
+        <w:t>app.get</w:t>
+      </w:r>
+      <w:proofErr w:type="spellEnd"/>
+      <w:r>
+        <w:t>("/", (</w:t>
+      </w:r>
+      <w:proofErr w:type="spellStart"/>
+      <w:r>
+        <w:t>req</w:t>
+      </w:r>
+      <w:proofErr w:type="spellEnd"/>
+      <w:r>
+        <w:t>: Request, res: Response) =&gt; {</w:t>
+      </w:r>
+    </w:p>
+    <w:p>
+      <w:pPr>
+        <w:pStyle w:val="Code"/>
+      </w:pPr>
+      <w:r>
+        <w:t xml:space="preserve">    </w:t>
+      </w:r>
+      <w:proofErr w:type="spellStart"/>
+      <w:r>
+        <w:t>res.json</w:t>
+      </w:r>
+      <w:proofErr w:type="spellEnd"/>
+      <w:r>
+        <w:t>({</w:t>
+      </w:r>
+    </w:p>
+    <w:p>
+      <w:pPr>
+        <w:pStyle w:val="Code"/>
+      </w:pPr>
+      <w:r>
+        <w:t xml:space="preserve">        message: "One Piece - </w:t>
+      </w:r>
+      <w:proofErr w:type="spellStart"/>
+      <w:r>
+        <w:t>Strawhat</w:t>
+      </w:r>
+      <w:proofErr w:type="spellEnd"/>
+      <w:r>
+        <w:t xml:space="preserve"> Pirates API",</w:t>
+      </w:r>
+    </w:p>
+    <w:p>
+      <w:pPr>
+        <w:pStyle w:val="Code"/>
+      </w:pPr>
+      <w:r>
+        <w:t>        version: "1.0.0",</w:t>
+      </w:r>
+    </w:p>
+    <w:p>
+      <w:pPr>
+        <w:pStyle w:val="Code"/>
+      </w:pPr>
+      <w:r>
+        <w:t>        endpoints: {</w:t>
+      </w:r>
+    </w:p>
+    <w:p>
+      <w:pPr>
+        <w:pStyle w:val="Code"/>
+      </w:pPr>
+      <w:r>
+        <w:t>            "GET /</w:t>
+      </w:r>
+      <w:proofErr w:type="spellStart"/>
+      <w:r>
+        <w:t>strawhats</w:t>
+      </w:r>
+      <w:proofErr w:type="spellEnd"/>
+      <w:r>
+        <w:t xml:space="preserve">": "Get all </w:t>
+      </w:r>
+      <w:proofErr w:type="spellStart"/>
+      <w:r>
+        <w:t>Strawhat</w:t>
+      </w:r>
+      <w:proofErr w:type="spellEnd"/>
+      <w:r>
+        <w:t xml:space="preserve"> members",</w:t>
+      </w:r>
+    </w:p>
+    <w:p>
+      <w:pPr>
+        <w:pStyle w:val="Code"/>
+      </w:pPr>
+      <w:r>
+        <w:t>            "POST /</w:t>
+      </w:r>
+      <w:proofErr w:type="spellStart"/>
+      <w:r>
+        <w:t>strawhats</w:t>
+      </w:r>
+      <w:proofErr w:type="spellEnd"/>
+      <w:r>
+        <w:t xml:space="preserve">": "Add new </w:t>
+      </w:r>
+      <w:proofErr w:type="spellStart"/>
+      <w:r>
+        <w:t>Strawhat</w:t>
+      </w:r>
+      <w:proofErr w:type="spellEnd"/>
+      <w:r>
+        <w:t xml:space="preserve"> member",</w:t>
+      </w:r>
+    </w:p>
+    <w:p>
+      <w:pPr>
+        <w:pStyle w:val="Code"/>
+      </w:pPr>
+      <w:r>
+        <w:t>            "GET /</w:t>
+      </w:r>
+      <w:proofErr w:type="spellStart"/>
+      <w:r>
+        <w:t>strawhats</w:t>
+      </w:r>
+      <w:proofErr w:type="spellEnd"/>
+      <w:r>
+        <w:t>/:id": "Get member by ID",</w:t>
+      </w:r>
+    </w:p>
+    <w:p>
+      <w:pPr>
+        <w:pStyle w:val="Code"/>
+      </w:pPr>
+      <w:r>
+        <w:t>            "GET /</w:t>
+      </w:r>
+      <w:proofErr w:type="spellStart"/>
+      <w:r>
+        <w:t>strawhats</w:t>
+      </w:r>
+      <w:proofErr w:type="spellEnd"/>
+      <w:r>
+        <w:t>/name/:name": "Get member by name",</w:t>
+      </w:r>
+    </w:p>
+    <w:p>
+      <w:pPr>
+        <w:pStyle w:val="Code"/>
+      </w:pPr>
+      <w:r>
+        <w:t>            "GET /</w:t>
+      </w:r>
+      <w:proofErr w:type="spellStart"/>
+      <w:r>
+        <w:t>strawhats</w:t>
+      </w:r>
+      <w:proofErr w:type="spellEnd"/>
+      <w:r>
+        <w:t>/role/:role": "Get members by role",</w:t>
+      </w:r>
+    </w:p>
+    <w:p>
+      <w:pPr>
+        <w:pStyle w:val="Code"/>
+      </w:pPr>
+      <w:r>
+        <w:t>            "GET /</w:t>
+      </w:r>
+      <w:proofErr w:type="spellStart"/>
+      <w:r>
+        <w:t>strawhats</w:t>
+      </w:r>
+      <w:proofErr w:type="spellEnd"/>
+      <w:r>
+        <w:t>/bounty/top": "Get members sorted by bounty",</w:t>
+      </w:r>
+    </w:p>
+    <w:p>
+      <w:pPr>
+        <w:pStyle w:val="Code"/>
+      </w:pPr>
+      <w:r>
+        <w:t>            "PUT /</w:t>
+      </w:r>
+      <w:proofErr w:type="spellStart"/>
+      <w:r>
+        <w:t>strawhats</w:t>
+      </w:r>
+      <w:proofErr w:type="spellEnd"/>
+      <w:r>
+        <w:t>/:id": "Update member",</w:t>
+      </w:r>
+    </w:p>
+    <w:p>
+      <w:pPr>
+        <w:pStyle w:val="Code"/>
+      </w:pPr>
+      <w:r>
+        <w:t>            "PATCH /</w:t>
+      </w:r>
+      <w:proofErr w:type="spellStart"/>
+      <w:r>
+        <w:t>strawhats</w:t>
+      </w:r>
+      <w:proofErr w:type="spellEnd"/>
+      <w:r>
+        <w:t>/:id/bounty": "Update bounty only",</w:t>
+      </w:r>
+    </w:p>
+    <w:p>
+      <w:pPr>
+        <w:pStyle w:val="Code"/>
+      </w:pPr>
+      <w:r>
+        <w:t>            "PATCH /</w:t>
+      </w:r>
+      <w:proofErr w:type="spellStart"/>
+      <w:r>
+        <w:t>strawhats</w:t>
+      </w:r>
+      <w:proofErr w:type="spellEnd"/>
+      <w:r>
+        <w:t>/:id/alias": "Update alias only",</w:t>
+      </w:r>
+    </w:p>
+    <w:p>
+      <w:pPr>
+        <w:pStyle w:val="Code"/>
+      </w:pPr>
+      <w:r>
+        <w:t>            "DELETE /</w:t>
+      </w:r>
+      <w:proofErr w:type="spellStart"/>
+      <w:r>
+        <w:t>strawhats</w:t>
+      </w:r>
+      <w:proofErr w:type="spellEnd"/>
+      <w:r>
+        <w:t>/:id": "Remove member",</w:t>
+      </w:r>
+    </w:p>
+    <w:p>
+      <w:pPr>
+        <w:pStyle w:val="Code"/>
+      </w:pPr>
+      <w:r>
+        <w:t>        },</w:t>
+      </w:r>
+    </w:p>
+    <w:p>
+      <w:pPr>
+        <w:pStyle w:val="Code"/>
+      </w:pPr>
+      <w:r>
+        <w:t>    });</w:t>
+      </w:r>
+    </w:p>
+    <w:p>
+      <w:pPr>
+        <w:pStyle w:val="Code"/>
+      </w:pPr>
+      <w:r>
+        <w:t>});</w:t>
+      </w:r>
+    </w:p>
+    <w:p>
+      <w:pPr>
+        <w:pStyle w:val="Code"/>
+      </w:pPr>
+    </w:p>
+    <w:p>
+      <w:pPr>
+        <w:pStyle w:val="Code"/>
+      </w:pPr>
+      <w:proofErr w:type="spellStart"/>
+      <w:r>
+        <w:t>app.use</w:t>
+      </w:r>
+      <w:proofErr w:type="spellEnd"/>
+      <w:r>
+        <w:t>("/</w:t>
+      </w:r>
+      <w:proofErr w:type="spellStart"/>
+      <w:r>
+        <w:t>strawhats</w:t>
+      </w:r>
+      <w:proofErr w:type="spellEnd"/>
+      <w:r>
+        <w:t xml:space="preserve">", </w:t>
+      </w:r>
+      <w:proofErr w:type="spellStart"/>
+      <w:r>
+        <w:t>strawhatRoutes</w:t>
+      </w:r>
+      <w:proofErr w:type="spellEnd"/>
+      <w:r>
+        <w:t>);</w:t>
+      </w:r>
+    </w:p>
+    <w:p>
+      <w:pPr>
+        <w:pStyle w:val="Code"/>
+      </w:pPr>
+    </w:p>
+    <w:p>
+      <w:pPr>
+        <w:pStyle w:val="Code"/>
+      </w:pPr>
+      <w:proofErr w:type="spellStart"/>
+      <w:r>
+        <w:t>app.use</w:t>
+      </w:r>
+      <w:proofErr w:type="spellEnd"/>
+      <w:r>
+        <w:t>((</w:t>
+      </w:r>
+      <w:proofErr w:type="spellStart"/>
+      <w:r>
+        <w:t>req</w:t>
+      </w:r>
+      <w:proofErr w:type="spellEnd"/>
+      <w:r>
+        <w:t>: Request, res: Response) =&gt; {</w:t>
+      </w:r>
+    </w:p>
+    <w:p>
+      <w:pPr>
+        <w:pStyle w:val="Code"/>
+      </w:pPr>
+      <w:r>
+        <w:t xml:space="preserve">    </w:t>
+      </w:r>
+      <w:proofErr w:type="spellStart"/>
+      <w:r>
+        <w:t>res.status</w:t>
+      </w:r>
+      <w:proofErr w:type="spellEnd"/>
+      <w:r>
+        <w:t>(404).json({ error: "Route not found" });</w:t>
+      </w:r>
+    </w:p>
+    <w:p>
+      <w:pPr>
+        <w:pStyle w:val="Code"/>
+      </w:pPr>
+      <w:r>
+        <w:t>});</w:t>
+      </w:r>
+    </w:p>
+    <w:p>
+      <w:pPr>
+        <w:pStyle w:val="Code"/>
+      </w:pPr>
+    </w:p>
+    <w:p>
+      <w:pPr>
+        <w:pStyle w:val="Code"/>
+      </w:pPr>
+      <w:proofErr w:type="spellStart"/>
+      <w:r>
+        <w:t>const</w:t>
+      </w:r>
+      <w:proofErr w:type="spellEnd"/>
+      <w:r>
+        <w:t xml:space="preserve"> </w:t>
+      </w:r>
+      <w:proofErr w:type="spellStart"/>
+      <w:r>
+        <w:t>connectDB</w:t>
+      </w:r>
+      <w:proofErr w:type="spellEnd"/>
+      <w:r>
+        <w:t xml:space="preserve"> = async () =&gt; {</w:t>
+      </w:r>
+    </w:p>
+    <w:p>
+      <w:pPr>
+        <w:pStyle w:val="Code"/>
+      </w:pPr>
+      <w:r>
+        <w:t>    try {</w:t>
+      </w:r>
+    </w:p>
+    <w:p>
+      <w:pPr>
+        <w:pStyle w:val="Code"/>
+      </w:pPr>
+      <w:r>
+        <w:t xml:space="preserve">        </w:t>
+      </w:r>
+      <w:proofErr w:type="spellStart"/>
+      <w:r>
+        <w:t>const</w:t>
+      </w:r>
+      <w:proofErr w:type="spellEnd"/>
+      <w:r>
+        <w:t xml:space="preserve"> </w:t>
+      </w:r>
+      <w:proofErr w:type="spellStart"/>
+      <w:r>
+        <w:t>mongoURI</w:t>
+      </w:r>
+      <w:proofErr w:type="spellEnd"/>
+      <w:r>
+        <w:t xml:space="preserve"> = "</w:t>
+      </w:r>
+      <w:proofErr w:type="spellStart"/>
+      <w:r>
+        <w:t>mongodb</w:t>
+      </w:r>
+      <w:proofErr w:type="spellEnd"/>
+      <w:r>
+        <w:t>://127.0.0.1:27017/</w:t>
+      </w:r>
+      <w:proofErr w:type="spellStart"/>
+      <w:r>
+        <w:t>onepiece</w:t>
+      </w:r>
+      <w:proofErr w:type="spellEnd"/>
+      <w:r>
+        <w:t>";</w:t>
+      </w:r>
+    </w:p>
+    <w:p>
+      <w:pPr>
+        <w:pStyle w:val="Code"/>
+      </w:pPr>
+    </w:p>
+    <w:p>
+      <w:pPr>
+        <w:pStyle w:val="Code"/>
+      </w:pPr>
+      <w:r>
+        <w:t>        if (!</w:t>
+      </w:r>
+      <w:proofErr w:type="spellStart"/>
+      <w:r>
+        <w:t>mongoURI</w:t>
+      </w:r>
+      <w:proofErr w:type="spellEnd"/>
+      <w:r>
+        <w:t>) {</w:t>
+      </w:r>
+    </w:p>
+    <w:p>
+      <w:pPr>
+        <w:pStyle w:val="Code"/>
+      </w:pPr>
+      <w:r>
+        <w:t>            throw new Error(</w:t>
+      </w:r>
+    </w:p>
+    <w:p>
+      <w:pPr>
+        <w:pStyle w:val="Code"/>
+      </w:pPr>
+      <w:r>
+        <w:t>                "MONGODB_URI is not defined in environment variables",</w:t>
+      </w:r>
+    </w:p>
+    <w:p>
+      <w:pPr>
+        <w:pStyle w:val="Code"/>
+      </w:pPr>
+      <w:r>
+        <w:t>            );</w:t>
+      </w:r>
+    </w:p>
+    <w:p>
+      <w:pPr>
+        <w:pStyle w:val="Code"/>
+      </w:pPr>
+      <w:r>
+        <w:t>        }</w:t>
+      </w:r>
+    </w:p>
+    <w:p>
+      <w:pPr>
+        <w:pStyle w:val="Code"/>
+      </w:pPr>
+    </w:p>
+    <w:p>
+      <w:pPr>
+        <w:pStyle w:val="Code"/>
+      </w:pPr>
+      <w:r>
+        <w:t>        console.log("Attempting to connect to MongoDB...");</w:t>
+      </w:r>
+    </w:p>
+    <w:p>
+      <w:pPr>
+        <w:pStyle w:val="Code"/>
+      </w:pPr>
+    </w:p>
+    <w:p>
+      <w:pPr>
+        <w:pStyle w:val="Code"/>
+      </w:pPr>
+      <w:r>
+        <w:t xml:space="preserve">        </w:t>
+      </w:r>
+      <w:proofErr w:type="spellStart"/>
+      <w:r>
+        <w:t>const</w:t>
+      </w:r>
+      <w:proofErr w:type="spellEnd"/>
+      <w:r>
+        <w:t xml:space="preserve"> options = {</w:t>
+      </w:r>
+    </w:p>
+    <w:p>
+      <w:pPr>
+        <w:pStyle w:val="Code"/>
+      </w:pPr>
+      <w:r>
+        <w:t xml:space="preserve">            </w:t>
+      </w:r>
+      <w:proofErr w:type="spellStart"/>
+      <w:r>
+        <w:t>serverSelectionTimeoutMS</w:t>
+      </w:r>
+      <w:proofErr w:type="spellEnd"/>
+      <w:r>
+        <w:t>: 5000,</w:t>
+      </w:r>
+    </w:p>
+    <w:p>
+      <w:pPr>
+        <w:pStyle w:val="Code"/>
+      </w:pPr>
+      <w:r>
+        <w:t xml:space="preserve">            </w:t>
+      </w:r>
+      <w:proofErr w:type="spellStart"/>
+      <w:r>
+        <w:t>socketTimeoutMS</w:t>
+      </w:r>
+      <w:proofErr w:type="spellEnd"/>
+      <w:r>
+        <w:t>: 45000,</w:t>
+      </w:r>
+    </w:p>
+    <w:p>
+      <w:pPr>
+        <w:pStyle w:val="Code"/>
+      </w:pPr>
+      <w:r>
+        <w:t>            family: 4,</w:t>
+      </w:r>
+    </w:p>
+    <w:p>
+      <w:pPr>
+        <w:pStyle w:val="Code"/>
+      </w:pPr>
+      <w:r>
+        <w:t xml:space="preserve">            </w:t>
+      </w:r>
+      <w:proofErr w:type="spellStart"/>
+      <w:r>
+        <w:t>retryWrites</w:t>
+      </w:r>
+      <w:proofErr w:type="spellEnd"/>
+      <w:r>
+        <w:t>: true,</w:t>
+      </w:r>
+    </w:p>
+    <w:p>
+      <w:pPr>
+        <w:pStyle w:val="Code"/>
+      </w:pPr>
+      <w:r>
+        <w:lastRenderedPageBreak/>
+        <w:t xml:space="preserve">            </w:t>
+      </w:r>
+      <w:proofErr w:type="spellStart"/>
+      <w:r>
+        <w:t>retryReads</w:t>
+      </w:r>
+      <w:proofErr w:type="spellEnd"/>
+      <w:r>
+        <w:t>: true,</w:t>
+      </w:r>
+    </w:p>
+    <w:p>
+      <w:pPr>
+        <w:pStyle w:val="Code"/>
+      </w:pPr>
+      <w:r>
+        <w:t xml:space="preserve">            </w:t>
+      </w:r>
+      <w:proofErr w:type="spellStart"/>
+      <w:r>
+        <w:t>maxPoolSize</w:t>
+      </w:r>
+      <w:proofErr w:type="spellEnd"/>
+      <w:r>
+        <w:t>: 10,</w:t>
+      </w:r>
+    </w:p>
+    <w:p>
+      <w:pPr>
+        <w:pStyle w:val="Code"/>
+      </w:pPr>
+      <w:r>
+        <w:t>        };</w:t>
+      </w:r>
+    </w:p>
+    <w:p>
+      <w:pPr>
+        <w:pStyle w:val="Code"/>
+      </w:pPr>
+    </w:p>
+    <w:p>
+      <w:pPr>
+        <w:pStyle w:val="Code"/>
+      </w:pPr>
+      <w:r>
+        <w:t xml:space="preserve">        await </w:t>
+      </w:r>
+      <w:proofErr w:type="spellStart"/>
+      <w:r>
+        <w:t>mongoose.connect</w:t>
+      </w:r>
+      <w:proofErr w:type="spellEnd"/>
+      <w:r>
+        <w:t>(</w:t>
+      </w:r>
+      <w:proofErr w:type="spellStart"/>
+      <w:r>
+        <w:t>mongoURI</w:t>
+      </w:r>
+      <w:proofErr w:type="spellEnd"/>
+      <w:r>
+        <w:t>, options);</w:t>
+      </w:r>
+    </w:p>
+    <w:p>
+      <w:pPr>
+        <w:pStyle w:val="Code"/>
+      </w:pPr>
+      <w:r>
+        <w:t>        console.log("Connected to MongoDB successfully!");</w:t>
+      </w:r>
+    </w:p>
+    <w:p>
+      <w:pPr>
+        <w:pStyle w:val="Code"/>
+      </w:pPr>
+      <w:r>
+        <w:t>        console.log(</w:t>
+      </w:r>
+    </w:p>
+    <w:p>
+      <w:pPr>
+        <w:pStyle w:val="Code"/>
+      </w:pPr>
+      <w:r>
+        <w:t>            `Database: ${mongoose.connection.</w:t>
+      </w:r>
+      <w:proofErr w:type="spellStart"/>
+      <w:proofErr w:type="gramStart"/>
+      <w:r>
+        <w:t>db</w:t>
+      </w:r>
+      <w:proofErr w:type="spellEnd"/>
+      <w:r>
+        <w:t>?.</w:t>
+      </w:r>
+      <w:proofErr w:type="spellStart"/>
+      <w:proofErr w:type="gramEnd"/>
+      <w:r>
+        <w:t>databaseName</w:t>
+      </w:r>
+      <w:proofErr w:type="spellEnd"/>
+      <w:r>
+        <w:t xml:space="preserve"> || "Unknown"}`,</w:t>
+      </w:r>
+    </w:p>
+    <w:p>
+      <w:pPr>
+        <w:pStyle w:val="Code"/>
+      </w:pPr>
+      <w:r>
+        <w:t>        );</w:t>
+      </w:r>
+    </w:p>
+    <w:p>
+      <w:pPr>
+        <w:pStyle w:val="Code"/>
+      </w:pPr>
+      <w:r>
+        <w:t>    } catch (error) {</w:t>
+      </w:r>
+    </w:p>
+    <w:p>
+      <w:pPr>
+        <w:pStyle w:val="Code"/>
+      </w:pPr>
+      <w:r>
+        <w:t xml:space="preserve">        </w:t>
+      </w:r>
+      <w:proofErr w:type="spellStart"/>
+      <w:r>
+        <w:t>console.error</w:t>
+      </w:r>
+      <w:proofErr w:type="spellEnd"/>
+      <w:r>
+        <w:t>("Failed to connect to MongoDB:");</w:t>
+      </w:r>
+    </w:p>
+    <w:p>
+      <w:pPr>
+        <w:pStyle w:val="Code"/>
+      </w:pPr>
+      <w:r>
+        <w:t xml:space="preserve">        </w:t>
+      </w:r>
+      <w:proofErr w:type="spellStart"/>
+      <w:r>
+        <w:t>console.error</w:t>
+      </w:r>
+      <w:proofErr w:type="spellEnd"/>
+      <w:r>
+        <w:t>(error);</w:t>
+      </w:r>
+    </w:p>
+    <w:p>
+      <w:pPr>
+        <w:pStyle w:val="Code"/>
+      </w:pPr>
+    </w:p>
+    <w:p>
+      <w:pPr>
+        <w:pStyle w:val="Code"/>
+      </w:pPr>
+      <w:r>
+        <w:t>        console.log("Retrying connection in 5 seconds...");</w:t>
+      </w:r>
+    </w:p>
+    <w:p>
+      <w:pPr>
+        <w:pStyle w:val="Code"/>
+      </w:pPr>
+      <w:r>
+        <w:t xml:space="preserve">        </w:t>
+      </w:r>
+      <w:proofErr w:type="spellStart"/>
+      <w:r>
+        <w:t>setTimeout</w:t>
+      </w:r>
+      <w:proofErr w:type="spellEnd"/>
+      <w:r>
+        <w:t>(</w:t>
+      </w:r>
+      <w:proofErr w:type="spellStart"/>
+      <w:r>
+        <w:t>connectDB</w:t>
+      </w:r>
+      <w:proofErr w:type="spellEnd"/>
+      <w:r>
+        <w:t>, 5000);</w:t>
+      </w:r>
+    </w:p>
+    <w:p>
+      <w:pPr>
+        <w:pStyle w:val="Code"/>
+      </w:pPr>
+      <w:r>
+        <w:t>    }</w:t>
+      </w:r>
+    </w:p>
+    <w:p>
+      <w:pPr>
+        <w:pStyle w:val="Code"/>
+      </w:pPr>
+      <w:r>
+        <w:t>};</w:t>
+      </w:r>
+    </w:p>
+    <w:p>
+      <w:pPr>
+        <w:pStyle w:val="Code"/>
+      </w:pPr>
+    </w:p>
+    <w:p>
+      <w:pPr>
+        <w:pStyle w:val="Code"/>
+      </w:pPr>
+      <w:proofErr w:type="spellStart"/>
+      <w:r>
+        <w:t>mongoose.connection.on</w:t>
+      </w:r>
+      <w:proofErr w:type="spellEnd"/>
+      <w:r>
+        <w:t>("connected", () =&gt; {</w:t>
+      </w:r>
+    </w:p>
+    <w:p>
+      <w:pPr>
+        <w:pStyle w:val="Code"/>
+      </w:pPr>
+      <w:r>
+        <w:t>    console.log("Mongoose connected to MongoDB");</w:t>
+      </w:r>
+    </w:p>
+    <w:p>
+      <w:pPr>
+        <w:pStyle w:val="Code"/>
+      </w:pPr>
+      <w:r>
+        <w:t>});</w:t>
+      </w:r>
+    </w:p>
+    <w:p>
+      <w:pPr>
+        <w:pStyle w:val="Code"/>
+      </w:pPr>
+    </w:p>
+    <w:p>
+      <w:pPr>
+        <w:pStyle w:val="Code"/>
+      </w:pPr>
+      <w:proofErr w:type="spellStart"/>
+      <w:r>
+        <w:t>mongoose.connection.on</w:t>
+      </w:r>
+      <w:proofErr w:type="spellEnd"/>
+      <w:r>
+        <w:t>("error", (err) =&gt; {</w:t>
+      </w:r>
+    </w:p>
+    <w:p>
+      <w:pPr>
+        <w:pStyle w:val="Code"/>
+      </w:pPr>
+      <w:r>
+        <w:t xml:space="preserve">    </w:t>
+      </w:r>
+      <w:proofErr w:type="spellStart"/>
+      <w:r>
+        <w:t>console.error</w:t>
+      </w:r>
+      <w:proofErr w:type="spellEnd"/>
+      <w:r>
+        <w:t>("Mongoose connection error:", err);</w:t>
+      </w:r>
+    </w:p>
+    <w:p>
+      <w:pPr>
+        <w:pStyle w:val="Code"/>
+      </w:pPr>
+      <w:r>
+        <w:t>});</w:t>
+      </w:r>
+    </w:p>
+    <w:p>
+      <w:pPr>
+        <w:pStyle w:val="Code"/>
+      </w:pPr>
+    </w:p>
+    <w:p>
+      <w:pPr>
+        <w:pStyle w:val="Code"/>
+      </w:pPr>
+      <w:proofErr w:type="spellStart"/>
+      <w:r>
+        <w:t>mongoose.connection.on</w:t>
+      </w:r>
+      <w:proofErr w:type="spellEnd"/>
+      <w:r>
+        <w:t>("disconnected", () =&gt; {</w:t>
+      </w:r>
+    </w:p>
+    <w:p>
+      <w:pPr>
+        <w:pStyle w:val="Code"/>
+      </w:pPr>
+      <w:r>
+        <w:t>    console.log("Mongoose disconnected. Attempting to reconnect...");</w:t>
+      </w:r>
+    </w:p>
+    <w:p>
+      <w:pPr>
+        <w:pStyle w:val="Code"/>
+      </w:pPr>
+      <w:r>
+        <w:t>});</w:t>
+      </w:r>
+    </w:p>
+    <w:p>
+      <w:pPr>
+        <w:pStyle w:val="Code"/>
+      </w:pPr>
+    </w:p>
+    <w:p>
+      <w:pPr>
+        <w:pStyle w:val="Code"/>
+      </w:pPr>
+      <w:proofErr w:type="spellStart"/>
+      <w:r>
+        <w:t>const</w:t>
+      </w:r>
+      <w:proofErr w:type="spellEnd"/>
+      <w:r>
+        <w:t xml:space="preserve"> </w:t>
+      </w:r>
+      <w:proofErr w:type="spellStart"/>
+      <w:r>
+        <w:t>startServer</w:t>
+      </w:r>
+      <w:proofErr w:type="spellEnd"/>
+      <w:r>
+        <w:t xml:space="preserve"> = async () =&gt; {</w:t>
+      </w:r>
+    </w:p>
+    <w:p>
+      <w:pPr>
+        <w:pStyle w:val="Code"/>
+      </w:pPr>
+      <w:r>
+        <w:t xml:space="preserve">    await </w:t>
+      </w:r>
+      <w:proofErr w:type="spellStart"/>
+      <w:r>
+        <w:t>connectDB</w:t>
+      </w:r>
+      <w:proofErr w:type="spellEnd"/>
+      <w:r>
+        <w:t>();</w:t>
+      </w:r>
+    </w:p>
+    <w:p>
+      <w:pPr>
+        <w:pStyle w:val="Code"/>
+      </w:pPr>
+    </w:p>
+    <w:p>
+      <w:pPr>
+        <w:pStyle w:val="Code"/>
+      </w:pPr>
+      <w:r>
+        <w:t xml:space="preserve">    </w:t>
+      </w:r>
+      <w:proofErr w:type="spellStart"/>
+      <w:r>
+        <w:t>app.listen</w:t>
+      </w:r>
+      <w:proofErr w:type="spellEnd"/>
+      <w:r>
+        <w:t>(PORT, () =&gt; {</w:t>
+      </w:r>
+    </w:p>
+    <w:p>
+      <w:pPr>
+        <w:pStyle w:val="Code"/>
+      </w:pPr>
+      <w:r>
+        <w:t>        console.log(`Server running on http://localhost:${PORT}`);</w:t>
+      </w:r>
+    </w:p>
+    <w:p>
+      <w:pPr>
+        <w:pStyle w:val="Code"/>
+      </w:pPr>
+      <w:r>
+        <w:t>        console.log(`</w:t>
+      </w:r>
+      <w:proofErr w:type="spellStart"/>
+      <w:r>
+        <w:t>Strawhat</w:t>
+      </w:r>
+      <w:proofErr w:type="spellEnd"/>
+      <w:r>
+        <w:t xml:space="preserve"> API: http://localhost:${PORT}/strawhats`);</w:t>
+      </w:r>
+    </w:p>
+    <w:p>
+      <w:pPr>
+        <w:pStyle w:val="Code"/>
+      </w:pPr>
+      <w:r>
+        <w:t>    });</w:t>
+      </w:r>
+    </w:p>
+    <w:p>
+      <w:pPr>
+        <w:pStyle w:val="Code"/>
+      </w:pPr>
+      <w:r>
+        <w:t>};</w:t>
+      </w:r>
+    </w:p>
+    <w:p>
+      <w:pPr>
+        <w:pStyle w:val="Code"/>
+      </w:pPr>
+    </w:p>
+    <w:p>
+      <w:pPr>
+        <w:pStyle w:val="Code"/>
+      </w:pPr>
+      <w:proofErr w:type="spellStart"/>
+      <w:r>
+        <w:t>process.on</w:t>
+      </w:r>
+      <w:proofErr w:type="spellEnd"/>
+      <w:r>
+        <w:t>("SIGINT", async () =&gt; {</w:t>
+      </w:r>
+    </w:p>
+    <w:p>
+      <w:pPr>
+        <w:pStyle w:val="Code"/>
+      </w:pPr>
+      <w:r>
+        <w:t xml:space="preserve">    await </w:t>
+      </w:r>
+      <w:proofErr w:type="spellStart"/>
+      <w:r>
+        <w:t>mongoose.connection.close</w:t>
+      </w:r>
+      <w:proofErr w:type="spellEnd"/>
+      <w:r>
+        <w:t>();</w:t>
+      </w:r>
+    </w:p>
+    <w:p>
+      <w:pPr>
+        <w:pStyle w:val="Code"/>
+      </w:pPr>
+      <w:r>
+        <w:t>    console.log("MongoDB connection closed through app termination");</w:t>
+      </w:r>
+    </w:p>
+    <w:p>
+      <w:pPr>
+        <w:pStyle w:val="Code"/>
+      </w:pPr>
+      <w:r>
+        <w:t xml:space="preserve">    </w:t>
+      </w:r>
+      <w:proofErr w:type="spellStart"/>
+      <w:r>
+        <w:t>process.exit</w:t>
+      </w:r>
+      <w:proofErr w:type="spellEnd"/>
+      <w:r>
+        <w:t>(0);</w:t>
+      </w:r>
+    </w:p>
+    <w:p>
+      <w:pPr>
+        <w:pStyle w:val="Code"/>
+      </w:pPr>
+      <w:r>
+        <w:t>});</w:t>
+      </w:r>
+    </w:p>
+    <w:p>
+      <w:pPr>
+        <w:pStyle w:val="Code"/>
+      </w:pPr>
+    </w:p>
+    <w:p>
+      <w:pPr>
+        <w:pStyle w:val="Code"/>
+      </w:pPr>
+      <w:proofErr w:type="spellStart"/>
+      <w:r>
+        <w:t>startServer</w:t>
+      </w:r>
+      <w:proofErr w:type="spellEnd"/>
+      <w:r>
+        <w:t>();</w:t>
+      </w:r>
+    </w:p>
+    <w:p>
+      <w:pPr>
+        <w:pStyle w:val="S"/>
+        <w:rPr>
+          <w:lang w:val="en-IN"/>
+        </w:rPr>
+      </w:pPr>
+    </w:p>
+    <w:p>
+      <w:pPr>
+        <w:pStyle w:val="Code"/>
+      </w:pPr>
+      <w:r>
+        <w:t>export default app;</w:t>
+      </w:r>
+    </w:p>
+    <w:p>
+      <w:pPr>
+        <w:pStyle w:val="S"/>
+        <w:rPr>
+          <w:lang w:val="en-IN"/>
+        </w:rPr>
+      </w:pPr>
+    </w:p>
+    <w:p>
+      <w:pPr>
+        <w:pStyle w:val="S"/>
+      </w:pPr>
+    </w:p>
+    <w:p>
+      <w:pPr>
+        <w:pStyle w:val="H"/>
+      </w:pPr>
+      <w:r>
+        <w:t>Code (/models/</w:t>
+      </w:r>
+      <w:proofErr w:type="spellStart"/>
+      <w:r>
+        <w:t>Strawhat.ts</w:t>
+      </w:r>
+      <w:proofErr w:type="spellEnd"/>
+      <w:r>
+        <w:t>)</w:t>
+      </w:r>
+    </w:p>
+    <w:p>
+      <w:pPr>
+        <w:pStyle w:val="Code"/>
+        <w:sectPr>
+          <w:headerReference w:type="even" r:id="rId9"/>
+          <w:headerReference w:type="default" r:id="rId10"/>
+          <w:footerReference w:type="even" r:id="rId11"/>
+          <w:footerReference w:type="default" r:id="rId12"/>
+          <w:headerReference w:type="first" r:id="rId13"/>
+          <w:footerReference w:type="first" r:id="rId14"/>
+          <w:type w:val="continuous"/>
+          <w:pgSz w:w="11906" w:h="16838"/>
+          <w:pgMar w:top="1440" w:right="1080" w:bottom="1440" w:left="1080" w:header="708" w:footer="708" w:gutter="0"/>
+          <w:cols w:space="708"/>
+          <w:docGrid w:linePitch="360"/>
+        </w:sectPr>
+      </w:pPr>
+    </w:p>
+    <w:p>
+      <w:pPr>
+        <w:pStyle w:val="Code"/>
+      </w:pPr>
+      <w:r>
+        <w:t>import mongoose from "mongoose";</w:t>
+      </w:r>
+    </w:p>
+    <w:p>
+      <w:pPr>
+        <w:pStyle w:val="Code"/>
+      </w:pPr>
+    </w:p>
+    <w:p>
+      <w:pPr>
+        <w:pStyle w:val="Code"/>
+      </w:pPr>
+      <w:proofErr w:type="spellStart"/>
+      <w:r>
+        <w:t>const</w:t>
+      </w:r>
+      <w:proofErr w:type="spellEnd"/>
+      <w:r>
+        <w:t xml:space="preserve"> </w:t>
+      </w:r>
+      <w:proofErr w:type="spellStart"/>
+      <w:r>
+        <w:t>strawhatSchema</w:t>
+      </w:r>
+      <w:proofErr w:type="spellEnd"/>
+      <w:r>
+        <w:t xml:space="preserve"> = new </w:t>
+      </w:r>
+      <w:proofErr w:type="spellStart"/>
+      <w:r>
+        <w:t>mongoose.Schema</w:t>
+      </w:r>
+      <w:proofErr w:type="spellEnd"/>
+      <w:r>
+        <w:t>(</w:t>
+      </w:r>
+    </w:p>
+    <w:p>
+      <w:pPr>
+        <w:pStyle w:val="Code"/>
+      </w:pPr>
+      <w:r>
+        <w:t>    {</w:t>
+      </w:r>
+    </w:p>
+    <w:p>
+      <w:pPr>
+        <w:pStyle w:val="Code"/>
+      </w:pPr>
+      <w:r>
+        <w:t>        name: {</w:t>
+      </w:r>
+    </w:p>
+    <w:p>
+      <w:pPr>
+        <w:pStyle w:val="Code"/>
+      </w:pPr>
+      <w:r>
+        <w:t>            type: String,</w:t>
+      </w:r>
+    </w:p>
+    <w:p>
+      <w:pPr>
+        <w:pStyle w:val="Code"/>
+      </w:pPr>
+      <w:r>
+        <w:t>            required: true,</w:t>
+      </w:r>
+    </w:p>
+    <w:p>
+      <w:pPr>
+        <w:pStyle w:val="Code"/>
+      </w:pPr>
+      <w:r>
+        <w:lastRenderedPageBreak/>
+        <w:t>            trim: true,</w:t>
+      </w:r>
+    </w:p>
+    <w:p>
+      <w:pPr>
+        <w:pStyle w:val="Code"/>
+      </w:pPr>
+      <w:r>
+        <w:t>        },</w:t>
+      </w:r>
+    </w:p>
+    <w:p>
+      <w:pPr>
+        <w:pStyle w:val="Code"/>
+      </w:pPr>
+      <w:r>
+        <w:t>        role: {</w:t>
+      </w:r>
+    </w:p>
+    <w:p>
+      <w:pPr>
+        <w:pStyle w:val="Code"/>
+      </w:pPr>
+      <w:r>
+        <w:t>            type: String,</w:t>
+      </w:r>
+    </w:p>
+    <w:p>
+      <w:pPr>
+        <w:pStyle w:val="Code"/>
+      </w:pPr>
+      <w:r>
+        <w:t>            required: true,</w:t>
+      </w:r>
+    </w:p>
+    <w:p>
+      <w:pPr>
+        <w:pStyle w:val="Code"/>
+      </w:pPr>
+      <w:r>
+        <w:t xml:space="preserve">            </w:t>
+      </w:r>
+      <w:proofErr w:type="spellStart"/>
+      <w:r>
+        <w:t>enum</w:t>
+      </w:r>
+      <w:proofErr w:type="spellEnd"/>
+      <w:r>
+        <w:t>: [</w:t>
+      </w:r>
+    </w:p>
+    <w:p>
+      <w:pPr>
+        <w:pStyle w:val="Code"/>
+      </w:pPr>
+      <w:r>
+        <w:t>                "Captain",</w:t>
+      </w:r>
+    </w:p>
+    <w:p>
+      <w:pPr>
+        <w:pStyle w:val="Code"/>
+      </w:pPr>
+      <w:r>
+        <w:t>                "Swordsman",</w:t>
+      </w:r>
+    </w:p>
+    <w:p>
+      <w:pPr>
+        <w:pStyle w:val="Code"/>
+      </w:pPr>
+      <w:r>
+        <w:t>                "Navigator",</w:t>
+      </w:r>
+    </w:p>
+    <w:p>
+      <w:pPr>
+        <w:pStyle w:val="Code"/>
+      </w:pPr>
+      <w:r>
+        <w:t>                "Sniper",</w:t>
+      </w:r>
+    </w:p>
+    <w:p>
+      <w:pPr>
+        <w:pStyle w:val="Code"/>
+      </w:pPr>
+      <w:r>
+        <w:t>                "Cook",</w:t>
+      </w:r>
+    </w:p>
+    <w:p>
+      <w:pPr>
+        <w:pStyle w:val="Code"/>
+      </w:pPr>
+      <w:r>
+        <w:t>                "Doctor",</w:t>
+      </w:r>
+    </w:p>
+    <w:p>
+      <w:pPr>
+        <w:pStyle w:val="Code"/>
+      </w:pPr>
+      <w:r>
+        <w:t>                "Archaeologist",</w:t>
+      </w:r>
+    </w:p>
+    <w:p>
+      <w:pPr>
+        <w:pStyle w:val="Code"/>
+      </w:pPr>
+      <w:r>
+        <w:t>                "Shipwright",</w:t>
+      </w:r>
+    </w:p>
+    <w:p>
+      <w:pPr>
+        <w:pStyle w:val="Code"/>
+      </w:pPr>
+      <w:r>
+        <w:t>                "Musician",</w:t>
+      </w:r>
+    </w:p>
+    <w:p>
+      <w:pPr>
+        <w:pStyle w:val="Code"/>
+      </w:pPr>
+      <w:r>
+        <w:t>                "Helmsman",</w:t>
+      </w:r>
+    </w:p>
+    <w:p>
+      <w:pPr>
+        <w:pStyle w:val="Code"/>
+      </w:pPr>
+      <w:r>
+        <w:t>            ],</w:t>
+      </w:r>
+    </w:p>
+    <w:p>
+      <w:pPr>
+        <w:pStyle w:val="Code"/>
+      </w:pPr>
+      <w:r>
+        <w:t>        },</w:t>
+      </w:r>
+    </w:p>
+    <w:p>
+      <w:pPr>
+        <w:pStyle w:val="Code"/>
+      </w:pPr>
+      <w:r>
+        <w:t>        age: {</w:t>
+      </w:r>
+    </w:p>
+    <w:p>
+      <w:pPr>
+        <w:pStyle w:val="Code"/>
+      </w:pPr>
+      <w:r>
+        <w:t>            type: Number,</w:t>
+      </w:r>
+    </w:p>
+    <w:p>
+      <w:pPr>
+        <w:pStyle w:val="Code"/>
+      </w:pPr>
+      <w:r>
+        <w:t>            min: 0,</w:t>
+      </w:r>
+    </w:p>
+    <w:p>
+      <w:pPr>
+        <w:pStyle w:val="Code"/>
+      </w:pPr>
+      <w:r>
+        <w:t>            max: 200,</w:t>
+      </w:r>
+    </w:p>
+    <w:p>
+      <w:pPr>
+        <w:pStyle w:val="Code"/>
+      </w:pPr>
+      <w:r>
+        <w:t>        },</w:t>
+      </w:r>
+    </w:p>
+    <w:p>
+      <w:pPr>
+        <w:pStyle w:val="Code"/>
+      </w:pPr>
+      <w:r>
+        <w:t>        bounty: {</w:t>
+      </w:r>
+    </w:p>
+    <w:p>
+      <w:pPr>
+        <w:pStyle w:val="Code"/>
+      </w:pPr>
+      <w:r>
+        <w:t>            type: Number,</w:t>
+      </w:r>
+    </w:p>
+    <w:p>
+      <w:pPr>
+        <w:pStyle w:val="Code"/>
+      </w:pPr>
+      <w:r>
+        <w:t>            default: 0,</w:t>
+      </w:r>
+    </w:p>
+    <w:p>
+      <w:pPr>
+        <w:pStyle w:val="Code"/>
+      </w:pPr>
+      <w:r>
+        <w:t>            min: 0,</w:t>
+      </w:r>
+    </w:p>
+    <w:p>
+      <w:pPr>
+        <w:pStyle w:val="Code"/>
+      </w:pPr>
+      <w:r>
+        <w:t>        },</w:t>
+      </w:r>
+    </w:p>
+    <w:p>
+      <w:pPr>
+        <w:pStyle w:val="Code"/>
+      </w:pPr>
+      <w:r>
+        <w:t>        alias: {</w:t>
+      </w:r>
+    </w:p>
+    <w:p>
+      <w:pPr>
+        <w:pStyle w:val="Code"/>
+      </w:pPr>
+      <w:r>
+        <w:t>            type: String,</w:t>
+      </w:r>
+    </w:p>
+    <w:p>
+      <w:pPr>
+        <w:pStyle w:val="Code"/>
+      </w:pPr>
+      <w:r>
+        <w:t>            trim: true,</w:t>
+      </w:r>
+    </w:p>
+    <w:p>
+      <w:pPr>
+        <w:pStyle w:val="Code"/>
+      </w:pPr>
+      <w:r>
+        <w:t>        },</w:t>
+      </w:r>
+    </w:p>
+    <w:p>
+      <w:pPr>
+        <w:pStyle w:val="Code"/>
+      </w:pPr>
+      <w:r>
+        <w:t>        gender: {</w:t>
+      </w:r>
+    </w:p>
+    <w:p>
+      <w:pPr>
+        <w:pStyle w:val="Code"/>
+      </w:pPr>
+      <w:r>
+        <w:t>            type: String,</w:t>
+      </w:r>
+    </w:p>
+    <w:p>
+      <w:pPr>
+        <w:pStyle w:val="Code"/>
+      </w:pPr>
+      <w:r>
+        <w:t xml:space="preserve">            </w:t>
+      </w:r>
+      <w:proofErr w:type="spellStart"/>
+      <w:r>
+        <w:t>enum</w:t>
+      </w:r>
+      <w:proofErr w:type="spellEnd"/>
+      <w:r>
+        <w:t>: ["Male", "Female", "Other"],</w:t>
+      </w:r>
+    </w:p>
+    <w:p>
+      <w:pPr>
+        <w:pStyle w:val="Code"/>
+      </w:pPr>
+      <w:r>
+        <w:t>            required: true,</w:t>
+      </w:r>
+    </w:p>
+    <w:p>
+      <w:pPr>
+        <w:pStyle w:val="Code"/>
+      </w:pPr>
+      <w:r>
+        <w:t>        },</w:t>
+      </w:r>
+    </w:p>
+    <w:p>
+      <w:pPr>
+        <w:pStyle w:val="Code"/>
+      </w:pPr>
+      <w:r>
+        <w:t>    },</w:t>
+      </w:r>
+    </w:p>
+    <w:p>
+      <w:pPr>
+        <w:pStyle w:val="Code"/>
+      </w:pPr>
+      <w:r>
+        <w:t>    {</w:t>
+      </w:r>
+    </w:p>
+    <w:p>
+      <w:pPr>
+        <w:pStyle w:val="Code"/>
+      </w:pPr>
+      <w:r>
+        <w:t>        timestamps: true,</w:t>
+      </w:r>
+    </w:p>
+    <w:p>
+      <w:pPr>
+        <w:pStyle w:val="Code"/>
+      </w:pPr>
+      <w:r>
+        <w:t>    },</w:t>
+      </w:r>
+    </w:p>
+    <w:p>
+      <w:pPr>
+        <w:pStyle w:val="Code"/>
+      </w:pPr>
+      <w:r>
+        <w:t>);</w:t>
+      </w:r>
+    </w:p>
+    <w:p>
+      <w:pPr>
+        <w:pStyle w:val="Code"/>
+      </w:pPr>
+    </w:p>
+    <w:p>
+      <w:pPr>
+        <w:pStyle w:val="Code"/>
+      </w:pPr>
+      <w:r>
+        <w:t xml:space="preserve">export default </w:t>
+      </w:r>
+      <w:proofErr w:type="spellStart"/>
+      <w:r>
+        <w:t>mongoose.model</w:t>
+      </w:r>
+      <w:proofErr w:type="spellEnd"/>
+      <w:r>
+        <w:t>("</w:t>
+      </w:r>
+      <w:proofErr w:type="spellStart"/>
+      <w:r>
+        <w:t>Strawhat</w:t>
+      </w:r>
+      <w:proofErr w:type="spellEnd"/>
+      <w:r>
+        <w:t xml:space="preserve">", </w:t>
+      </w:r>
+      <w:proofErr w:type="spellStart"/>
+      <w:r>
+        <w:t>strawhatSchema</w:t>
+      </w:r>
+      <w:proofErr w:type="spellEnd"/>
+      <w:r>
+        <w:t>);</w:t>
+      </w:r>
+    </w:p>
+    <w:p>
+      <w:pPr>
+        <w:pStyle w:val="H"/>
+        <w:rPr>
+          <w:lang w:val="en-IN"/>
+        </w:rPr>
+        <w:sectPr>
+          <w:type w:val="continuous"/>
+          <w:pgSz w:w="11906" w:h="16838"/>
+          <w:pgMar w:top="1440" w:right="1080" w:bottom="1440" w:left="1080" w:header="708" w:footer="708" w:gutter="0"/>
+          <w:cols w:num="2" w:space="708"/>
+          <w:docGrid w:linePitch="360"/>
+        </w:sectPr>
+      </w:pPr>
+    </w:p>
+    <w:p>
+      <w:pPr>
+        <w:pStyle w:val="H"/>
+        <w:rPr>
+          <w:lang w:val="en-IN"/>
+        </w:rPr>
+      </w:pPr>
+    </w:p>
+    <w:p>
+      <w:pPr>
+        <w:pStyle w:val="S"/>
+      </w:pPr>
+    </w:p>
+    <w:p>
+      <w:pPr>
+        <w:pStyle w:val="H"/>
+      </w:pPr>
+      <w:r>
         <w:t>Output:</w:t>
       </w:r>
     </w:p>
     <w:p>
       <w:pPr>
+        <w:pStyle w:val="T"/>
+      </w:pPr>
+      <w:r>
+        <w:t>Added data to the collection ‘</w:t>
+      </w:r>
+      <w:proofErr w:type="spellStart"/>
+      <w:r>
+        <w:t>strawhats</w:t>
+      </w:r>
+      <w:proofErr w:type="spellEnd"/>
+      <w:r>
+        <w:t>’</w:t>
+      </w:r>
+    </w:p>
+    <w:p>
+      <w:pPr>
+        <w:pStyle w:val="H"/>
+      </w:pPr>
+      <w:r>
+        <w:rPr>
+          <w:noProof/>
+        </w:rPr>
+        <w:drawing>
+          <wp:inline distT="0" distB="0" distL="0" distR="0" wp14:anchorId="1C837C7B" wp14:editId="7ED1F182">
+            <wp:extent cx="6188710" cy="3352165"/>
+            <wp:effectExtent l="0" t="0" r="2540" b="635"/>
+            <wp:docPr id="3" name="Picture 3"/>
+            <wp:cNvGraphicFramePr>
+              <a:graphicFrameLocks xmlns:a="http://schemas.openxmlformats.org/drawingml/2006/main" noChangeAspect="1"/>
+            </wp:cNvGraphicFramePr>
+            <a:graphic xmlns:a="http://schemas.openxmlformats.org/drawingml/2006/main">
+              <a:graphicData uri="http://schemas.openxmlformats.org/drawingml/2006/picture">
+                <pic:pic xmlns:pic="http://schemas.openxmlformats.org/drawingml/2006/picture">
+                  <pic:nvPicPr>
+                    <pic:cNvPr id="1" name=""/>
+                    <pic:cNvPicPr/>
+                  </pic:nvPicPr>
+                  <pic:blipFill>
+                    <a:blip r:embed="rId15"/>
+                    <a:stretch>
+                      <a:fillRect/>
+                    </a:stretch>
+                  </pic:blipFill>
+                  <pic:spPr>
+                    <a:xfrm>
+                      <a:off x="0" y="0"/>
+                      <a:ext cx="6188710" cy="3352165"/>
+                    </a:xfrm>
+                    <a:prstGeom prst="rect">
+                      <a:avLst/>
+                    </a:prstGeom>
+                  </pic:spPr>
+                </pic:pic>
+              </a:graphicData>
+            </a:graphic>
+          </wp:inline>
+        </w:drawing>
+      </w:r>
+    </w:p>
+    <w:p>
+      <w:pPr>
+        <w:pStyle w:val="H"/>
+      </w:pPr>
+    </w:p>
+    <w:p>
+      <w:pPr>
+        <w:pStyle w:val="H"/>
+      </w:pPr>
+    </w:p>
+    <w:p>
+      <w:pPr>
+        <w:pStyle w:val="T"/>
+      </w:pPr>
+    </w:p>
+    <w:p>
+      <w:pPr>
+        <w:pStyle w:val="T"/>
+      </w:pPr>
+      <w:r>
+        <w:t xml:space="preserve">Fetched all </w:t>
+      </w:r>
+      <w:proofErr w:type="spellStart"/>
+      <w:r>
+        <w:t>strawhats</w:t>
+      </w:r>
+      <w:proofErr w:type="spellEnd"/>
+    </w:p>
+    <w:p>
+      <w:pPr>
         <w:pStyle w:val="S"/>
       </w:pPr>
+      <w:r>
+        <w:rPr>
+          <w:noProof/>
+        </w:rPr>
+        <w:drawing>
+          <wp:inline distT="0" distB="0" distL="0" distR="0" wp14:anchorId="2CD391C9" wp14:editId="4C4BF1A6">
+            <wp:extent cx="6188710" cy="3352165"/>
+            <wp:effectExtent l="0" t="0" r="2540" b="635"/>
+            <wp:docPr id="1" name="Picture 1"/>
+            <wp:cNvGraphicFramePr>
+              <a:graphicFrameLocks xmlns:a="http://schemas.openxmlformats.org/drawingml/2006/main" noChangeAspect="1"/>
+            </wp:cNvGraphicFramePr>
+            <a:graphic xmlns:a="http://schemas.openxmlformats.org/drawingml/2006/main">
+              <a:graphicData uri="http://schemas.openxmlformats.org/drawingml/2006/picture">
+                <pic:pic xmlns:pic="http://schemas.openxmlformats.org/drawingml/2006/picture">
+                  <pic:nvPicPr>
+                    <pic:cNvPr id="1" name=""/>
+                    <pic:cNvPicPr/>
+                  </pic:nvPicPr>
+                  <pic:blipFill>
+                    <a:blip r:embed="rId16"/>
+                    <a:stretch>
+                      <a:fillRect/>
+                    </a:stretch>
+                  </pic:blipFill>
+                  <pic:spPr>
+                    <a:xfrm>
+                      <a:off x="0" y="0"/>
+                      <a:ext cx="6188710" cy="3352165"/>
+                    </a:xfrm>
+                    <a:prstGeom prst="rect">
+                      <a:avLst/>
+                    </a:prstGeom>
+                  </pic:spPr>
+                </pic:pic>
+              </a:graphicData>
+            </a:graphic>
+          </wp:inline>
+        </w:drawing>
+      </w:r>
     </w:p>
     <w:p>
       <w:pPr>
@@ -38,6 +1920,206 @@
     </w:p>
     <w:p>
       <w:pPr>
+        <w:pStyle w:val="S"/>
+      </w:pPr>
+    </w:p>
+    <w:p>
+      <w:pPr>
+        <w:pStyle w:val="T"/>
+      </w:pPr>
+      <w:r>
+        <w:t>Fetched by highest bounty sort</w:t>
+      </w:r>
+    </w:p>
+    <w:p>
+      <w:pPr>
+        <w:pStyle w:val="S"/>
+      </w:pPr>
+      <w:r>
+        <w:rPr>
+          <w:noProof/>
+        </w:rPr>
+        <w:drawing>
+          <wp:inline distT="0" distB="0" distL="0" distR="0" wp14:anchorId="522C2330" wp14:editId="41504A87">
+            <wp:extent cx="6188710" cy="3352165"/>
+            <wp:effectExtent l="0" t="0" r="2540" b="635"/>
+            <wp:docPr id="2" name="Picture 2"/>
+            <wp:cNvGraphicFramePr>
+              <a:graphicFrameLocks xmlns:a="http://schemas.openxmlformats.org/drawingml/2006/main" noChangeAspect="1"/>
+            </wp:cNvGraphicFramePr>
+            <a:graphic xmlns:a="http://schemas.openxmlformats.org/drawingml/2006/main">
+              <a:graphicData uri="http://schemas.openxmlformats.org/drawingml/2006/picture">
+                <pic:pic xmlns:pic="http://schemas.openxmlformats.org/drawingml/2006/picture">
+                  <pic:nvPicPr>
+                    <pic:cNvPr id="1" name=""/>
+                    <pic:cNvPicPr/>
+                  </pic:nvPicPr>
+                  <pic:blipFill>
+                    <a:blip r:embed="rId17"/>
+                    <a:stretch>
+                      <a:fillRect/>
+                    </a:stretch>
+                  </pic:blipFill>
+                  <pic:spPr>
+                    <a:xfrm>
+                      <a:off x="0" y="0"/>
+                      <a:ext cx="6188710" cy="3352165"/>
+                    </a:xfrm>
+                    <a:prstGeom prst="rect">
+                      <a:avLst/>
+                    </a:prstGeom>
+                  </pic:spPr>
+                </pic:pic>
+              </a:graphicData>
+            </a:graphic>
+          </wp:inline>
+        </w:drawing>
+      </w:r>
+    </w:p>
+    <w:p>
+      <w:pPr>
+        <w:pStyle w:val="S"/>
+      </w:pPr>
+    </w:p>
+    <w:p>
+      <w:pPr>
+        <w:pStyle w:val="S"/>
+      </w:pPr>
+    </w:p>
+    <w:p>
+      <w:pPr>
+        <w:pStyle w:val="S"/>
+      </w:pPr>
+    </w:p>
+    <w:p>
+      <w:pPr>
+        <w:pStyle w:val="S"/>
+      </w:pPr>
+    </w:p>
+    <w:p>
+      <w:pPr>
+        <w:pStyle w:val="S"/>
+      </w:pPr>
+    </w:p>
+    <w:p>
+      <w:pPr>
+        <w:pStyle w:val="T"/>
+      </w:pPr>
+      <w:r>
+        <w:lastRenderedPageBreak/>
+        <w:t>Fetched by id</w:t>
+      </w:r>
+    </w:p>
+    <w:p>
+      <w:pPr>
+        <w:pStyle w:val="S"/>
+      </w:pPr>
+      <w:r>
+        <w:rPr>
+          <w:noProof/>
+        </w:rPr>
+        <w:drawing>
+          <wp:inline distT="0" distB="0" distL="0" distR="0" wp14:anchorId="3CB33867" wp14:editId="584C4903">
+            <wp:extent cx="6188710" cy="3352165"/>
+            <wp:effectExtent l="0" t="0" r="2540" b="635"/>
+            <wp:docPr id="4" name="Picture 4"/>
+            <wp:cNvGraphicFramePr>
+              <a:graphicFrameLocks xmlns:a="http://schemas.openxmlformats.org/drawingml/2006/main" noChangeAspect="1"/>
+            </wp:cNvGraphicFramePr>
+            <a:graphic xmlns:a="http://schemas.openxmlformats.org/drawingml/2006/main">
+              <a:graphicData uri="http://schemas.openxmlformats.org/drawingml/2006/picture">
+                <pic:pic xmlns:pic="http://schemas.openxmlformats.org/drawingml/2006/picture">
+                  <pic:nvPicPr>
+                    <pic:cNvPr id="1" name=""/>
+                    <pic:cNvPicPr/>
+                  </pic:nvPicPr>
+                  <pic:blipFill>
+                    <a:blip r:embed="rId18"/>
+                    <a:stretch>
+                      <a:fillRect/>
+                    </a:stretch>
+                  </pic:blipFill>
+                  <pic:spPr>
+                    <a:xfrm>
+                      <a:off x="0" y="0"/>
+                      <a:ext cx="6188710" cy="3352165"/>
+                    </a:xfrm>
+                    <a:prstGeom prst="rect">
+                      <a:avLst/>
+                    </a:prstGeom>
+                  </pic:spPr>
+                </pic:pic>
+              </a:graphicData>
+            </a:graphic>
+          </wp:inline>
+        </w:drawing>
+      </w:r>
+    </w:p>
+    <w:p>
+      <w:pPr>
+        <w:pStyle w:val="S"/>
+      </w:pPr>
+    </w:p>
+    <w:p>
+      <w:pPr>
+        <w:pStyle w:val="T"/>
+      </w:pPr>
+      <w:r>
+        <w:t>Fetched by role</w:t>
+      </w:r>
+    </w:p>
+    <w:p>
+      <w:pPr>
+        <w:pStyle w:val="S"/>
+      </w:pPr>
+      <w:r>
+        <w:rPr>
+          <w:noProof/>
+        </w:rPr>
+        <w:drawing>
+          <wp:inline distT="0" distB="0" distL="0" distR="0" wp14:anchorId="08D85170" wp14:editId="597EC92D">
+            <wp:extent cx="6188710" cy="3352165"/>
+            <wp:effectExtent l="0" t="0" r="2540" b="635"/>
+            <wp:docPr id="5" name="Picture 5"/>
+            <wp:cNvGraphicFramePr>
+              <a:graphicFrameLocks xmlns:a="http://schemas.openxmlformats.org/drawingml/2006/main" noChangeAspect="1"/>
+            </wp:cNvGraphicFramePr>
+            <a:graphic xmlns:a="http://schemas.openxmlformats.org/drawingml/2006/main">
+              <a:graphicData uri="http://schemas.openxmlformats.org/drawingml/2006/picture">
+                <pic:pic xmlns:pic="http://schemas.openxmlformats.org/drawingml/2006/picture">
+                  <pic:nvPicPr>
+                    <pic:cNvPr id="1" name=""/>
+                    <pic:cNvPicPr/>
+                  </pic:nvPicPr>
+                  <pic:blipFill>
+                    <a:blip r:embed="rId19"/>
+                    <a:stretch>
+                      <a:fillRect/>
+                    </a:stretch>
+                  </pic:blipFill>
+                  <pic:spPr>
+                    <a:xfrm>
+                      <a:off x="0" y="0"/>
+                      <a:ext cx="6188710" cy="3352165"/>
+                    </a:xfrm>
+                    <a:prstGeom prst="rect">
+                      <a:avLst/>
+                    </a:prstGeom>
+                  </pic:spPr>
+                </pic:pic>
+              </a:graphicData>
+            </a:graphic>
+          </wp:inline>
+        </w:drawing>
+      </w:r>
+    </w:p>
+    <w:p>
+      <w:pPr>
+        <w:pStyle w:val="S"/>
+      </w:pPr>
+    </w:p>
+    <w:p>
+      <w:pPr>
         <w:pStyle w:val="H"/>
       </w:pPr>
       <w:r>
@@ -49,22 +2131,10 @@
         <w:pStyle w:val="T"/>
       </w:pPr>
       <w:r>
-        <w:t>The experiment demonstrates how to build a REST API using TypeScript and MongoDB and</w:t>
-      </w:r>
-      <w:r>
-        <w:t xml:space="preserve"> </w:t>
-      </w:r>
-      <w:r>
-        <w:t>perform database operations.</w:t>
+        <w:t>The experiment demonstrates how to build a REST API using TypeScript and MongoDB and perform database operations.</w:t>
       </w:r>
     </w:p>
     <w:sectPr>
-      <w:headerReference w:type="even" r:id="rId9"/>
-      <w:headerReference w:type="default" r:id="rId10"/>
-      <w:footerReference w:type="even" r:id="rId11"/>
-      <w:footerReference w:type="default" r:id="rId12"/>
-      <w:headerReference w:type="first" r:id="rId13"/>
-      <w:footerReference w:type="first" r:id="rId14"/>
       <w:type w:val="continuous"/>
       <w:pgSz w:w="11906" w:h="16838"/>
       <w:pgMar w:top="1440" w:right="1080" w:bottom="1440" w:left="1080" w:header="708" w:footer="708" w:gutter="0"/>
@@ -1849,7 +3919,7 @@
     <w:charset w:val="00"/>
     <w:family w:val="roman"/>
     <w:pitch w:val="variable"/>
-    <w:sig w:usb0="E0002EFF" w:usb1="C000785B" w:usb2="00000009" w:usb3="00000000" w:csb0="000001FF" w:csb1="00000000"/>
+    <w:sig w:usb0="E0002AFF" w:usb1="C0007843" w:usb2="00000009" w:usb3="00000000" w:csb0="000001FF" w:csb1="00000000"/>
   </w:font>
   <w:font w:name="Courier New">
     <w:panose1 w:val="02070309020205020404"/>
@@ -1870,14 +3940,14 @@
     <w:charset w:val="00"/>
     <w:family w:val="swiss"/>
     <w:pitch w:val="variable"/>
-    <w:sig w:usb0="E4002EFF" w:usb1="C000247B" w:usb2="00000009" w:usb3="00000000" w:csb0="000001FF" w:csb1="00000000"/>
+    <w:sig w:usb0="E0002AFF" w:usb1="4000ACFF" w:usb2="00000001" w:usb3="00000000" w:csb0="000001FF" w:csb1="00000000"/>
   </w:font>
   <w:font w:name="Calibri Light">
     <w:panose1 w:val="020F0302020204030204"/>
     <w:charset w:val="00"/>
     <w:family w:val="swiss"/>
     <w:pitch w:val="variable"/>
-    <w:sig w:usb0="E4002EFF" w:usb1="C000247B" w:usb2="00000009" w:usb3="00000000" w:csb0="000001FF" w:csb1="00000000"/>
+    <w:sig w:usb0="A0002AEF" w:usb1="4000207B" w:usb2="00000000" w:usb3="00000000" w:csb0="000001FF" w:csb1="00000000"/>
   </w:font>
   <w:font w:name="JetBrains Mono NL">
     <w:panose1 w:val="02000009000000000000"/>
@@ -1948,6 +4018,7 @@
     <w:rsid w:val="009F78C8"/>
     <w:rsid w:val="00A34D29"/>
     <w:rsid w:val="00A3501E"/>
+    <w:rsid w:val="00A578A6"/>
     <w:rsid w:val="00AC7174"/>
     <w:rsid w:val="00C100C8"/>
     <w:rsid w:val="00C208BF"/>
